--- a/(e)CRF/Per visite/V3 - Opvolgvisite/25_Registratie en activatie Orthotimer (UDI).docx
+++ b/(e)CRF/Per visite/V3 - Opvolgvisite/25_Registratie en activatie Orthotimer (UDI).docx
@@ -938,9 +938,6 @@
       <w:pPr>
         <w:spacing w:after="0" w:line="240" w:lineRule="auto"/>
       </w:pPr>
-      <w:r>
-        <w:separator/>
-      </w:r>
     </w:p>
   </w:endnote>
   <w:endnote w:type="continuationSeparator" w:id="0">
@@ -948,9 +945,6 @@
       <w:pPr>
         <w:spacing w:after="0" w:line="240" w:lineRule="auto"/>
       </w:pPr>
-      <w:r>
-        <w:continuationSeparator/>
-      </w:r>
     </w:p>
   </w:endnote>
 </w:endnotes>
@@ -1039,10 +1033,119 @@
   <w:p>
     <w:pPr>
       <w:pStyle w:val="Footer"/>
+      <w:jc w:val="center"/>
       <w:rPr>
         <w:rFonts w:ascii="Calibri" w:hAnsi="Calibri" w:cs="Calibri"/>
       </w:rPr>
     </w:pPr>
+    <w:r>
+      <w:rPr>
+        <w:rFonts w:ascii="Arial" w:hAnsi="Arial" w:eastAsia="Arial" w:cs="Arial"/>
+        <w:b w:val="0"/>
+        <w:color w:val="59636E"/>
+        <w:sz w:val="18"/>
+      </w:rPr>
+      <w:t xml:space="preserve">Pagina </w:t>
+    </w:r>
+    <w:r>
+      <w:rPr>
+        <w:rFonts w:ascii="Arial" w:hAnsi="Arial" w:eastAsia="Arial" w:cs="Arial"/>
+        <w:b w:val="0"/>
+        <w:color w:val="59636E"/>
+        <w:sz w:val="18"/>
+      </w:rPr>
+      <w:fldChar w:fldCharType="begin"/>
+    </w:r>
+    <w:r>
+      <w:rPr>
+        <w:rFonts w:ascii="Arial" w:hAnsi="Arial" w:eastAsia="Arial" w:cs="Arial"/>
+        <w:b w:val="0"/>
+        <w:color w:val="59636E"/>
+        <w:sz w:val="18"/>
+      </w:rPr>
+      <w:instrText xml:space="preserve"> PAGE </w:instrText>
+    </w:r>
+    <w:r>
+      <w:rPr>
+        <w:rFonts w:ascii="Arial" w:hAnsi="Arial" w:eastAsia="Arial" w:cs="Arial"/>
+        <w:b w:val="0"/>
+        <w:color w:val="59636E"/>
+        <w:sz w:val="18"/>
+      </w:rPr>
+      <w:fldChar w:fldCharType="separate"/>
+    </w:r>
+    <w:r>
+      <w:rPr>
+        <w:rFonts w:ascii="Arial" w:hAnsi="Arial" w:eastAsia="Arial" w:cs="Arial"/>
+        <w:b w:val="0"/>
+        <w:color w:val="59636E"/>
+        <w:sz w:val="18"/>
+      </w:rPr>
+      <w:t>1</w:t>
+    </w:r>
+    <w:r>
+      <w:rPr>
+        <w:rFonts w:ascii="Arial" w:hAnsi="Arial" w:eastAsia="Arial" w:cs="Arial"/>
+        <w:b w:val="0"/>
+        <w:color w:val="59636E"/>
+        <w:sz w:val="18"/>
+      </w:rPr>
+      <w:fldChar w:fldCharType="end"/>
+    </w:r>
+    <w:r>
+      <w:rPr>
+        <w:rFonts w:ascii="Arial" w:hAnsi="Arial" w:eastAsia="Arial" w:cs="Arial"/>
+        <w:b w:val="0"/>
+        <w:color w:val="59636E"/>
+        <w:sz w:val="18"/>
+      </w:rPr>
+      <w:t xml:space="preserve"> van </w:t>
+    </w:r>
+    <w:r>
+      <w:rPr>
+        <w:rFonts w:ascii="Arial" w:hAnsi="Arial" w:eastAsia="Arial" w:cs="Arial"/>
+        <w:b w:val="0"/>
+        <w:color w:val="59636E"/>
+        <w:sz w:val="18"/>
+      </w:rPr>
+      <w:fldChar w:fldCharType="begin"/>
+    </w:r>
+    <w:r>
+      <w:rPr>
+        <w:rFonts w:ascii="Arial" w:hAnsi="Arial" w:eastAsia="Arial" w:cs="Arial"/>
+        <w:b w:val="0"/>
+        <w:color w:val="59636E"/>
+        <w:sz w:val="18"/>
+      </w:rPr>
+      <w:instrText xml:space="preserve"> NUMPAGES </w:instrText>
+    </w:r>
+    <w:r>
+      <w:rPr>
+        <w:rFonts w:ascii="Arial" w:hAnsi="Arial" w:eastAsia="Arial" w:cs="Arial"/>
+        <w:b w:val="0"/>
+        <w:color w:val="59636E"/>
+        <w:sz w:val="18"/>
+      </w:rPr>
+      <w:fldChar w:fldCharType="separate"/>
+    </w:r>
+    <w:r>
+      <w:rPr>
+        <w:rFonts w:ascii="Arial" w:hAnsi="Arial" w:eastAsia="Arial" w:cs="Arial"/>
+        <w:b w:val="0"/>
+        <w:color w:val="59636E"/>
+        <w:sz w:val="18"/>
+      </w:rPr>
+      <w:t>1</w:t>
+    </w:r>
+    <w:r>
+      <w:rPr>
+        <w:rFonts w:ascii="Arial" w:hAnsi="Arial" w:eastAsia="Arial" w:cs="Arial"/>
+        <w:b w:val="0"/>
+        <w:color w:val="59636E"/>
+        <w:sz w:val="18"/>
+      </w:rPr>
+      <w:fldChar w:fldCharType="end"/>
+    </w:r>
   </w:p>
 </w:ftr>
 </file>
@@ -1054,9 +1157,6 @@
       <w:pPr>
         <w:spacing w:after="0" w:line="240" w:lineRule="auto"/>
       </w:pPr>
-      <w:r>
-        <w:separator/>
-      </w:r>
     </w:p>
   </w:footnote>
   <w:footnote w:type="continuationSeparator" w:id="0">
@@ -1064,9 +1164,6 @@
       <w:pPr>
         <w:spacing w:after="0" w:line="240" w:lineRule="auto"/>
       </w:pPr>
-      <w:r>
-        <w:continuationSeparator/>
-      </w:r>
     </w:p>
   </w:footnote>
 </w:footnotes>
@@ -1077,6 +1174,7 @@
   <w:p>
     <w:pPr>
       <w:pStyle w:val="Header"/>
+      <w:jc w:val="left"/>
       <w:rPr>
         <w:rFonts w:ascii="Calibri" w:hAnsi="Calibri" w:cs="Calibri"/>
         <w:color w:val="000000" w:themeColor="text1"/>
@@ -1086,48 +1184,12 @@
     <w:r>
       <w:rPr>
         <w:rFonts w:ascii="Arial" w:hAnsi="Arial" w:cs="Arial" w:eastAsia="Arial"/>
-        <w:color w:val="000000" w:themeColor="text1" w:themeTint="FF" w:themeShade="FF"/>
+        <w:b w:val="0"/>
+        <w:color w:val="59636E"/>
+        <w:sz w:val="18"/>
         <w:lang w:val="en-US"/>
       </w:rPr>
-      <w:t xml:space="preserve">UDI  </w:t>
-    </w:r>
-    <w:r>
-      <w:rPr>
-        <w:rFonts w:ascii="Arial" w:hAnsi="Arial" w:cs="Arial" w:eastAsia="Arial"/>
-        <w:color w:val="000000" w:themeColor="text1" w:themeTint="FF" w:themeShade="FF"/>
-        <w:lang w:val="en-US"/>
-      </w:rPr>
-      <w:t>ActivationTracking</w:t>
-    </w:r>
-    <w:r>
-      <w:rPr>
-        <w:rFonts w:ascii="Arial" w:hAnsi="Arial" w:cs="Arial" w:eastAsia="Arial"/>
-        <w:color w:val="000000" w:themeColor="text1" w:themeTint="FF" w:themeShade="FF"/>
-        <w:lang w:val="en-US"/>
-      </w:rPr>
-      <w:t xml:space="preserve"> Log </w:t>
-    </w:r>
-    <w:r>
-      <w:rPr>
-        <w:rFonts w:ascii="Arial" w:hAnsi="Arial" w:cs="Arial" w:eastAsia="Arial"/>
-        <w:color w:val="000000" w:themeColor="text1" w:themeTint="FF" w:themeShade="FF"/>
-        <w:lang w:val="en-US"/>
-      </w:rPr>
-      <w:t>Orthotimer</w:t>
-    </w:r>
-    <w:r>
-      <w:rPr>
-        <w:rFonts w:ascii="Arial" w:hAnsi="Arial" w:eastAsia="Arial" w:cs="Arial"/>
-        <w:color w:val="24303B"/>
-      </w:rPr>
-      <w:tab/>
-    </w:r>
-    <w:r>
-      <w:rPr>
-        <w:rFonts w:ascii="Arial" w:hAnsi="Arial" w:eastAsia="Arial" w:cs="Arial"/>
-        <w:color w:val="24303B"/>
-      </w:rPr>
-      <w:tab/>
+      <w:t>PARADISE (S71769) — eCRF 25: Registratie en activatie Orthotimer (UDI)</w:t>
     </w:r>
   </w:p>
 </w:hdr>

--- a/(e)CRF/Per visite/V3 - Opvolgvisite/25_Registratie en activatie Orthotimer (UDI).docx
+++ b/(e)CRF/Per visite/V3 - Opvolgvisite/25_Registratie en activatie Orthotimer (UDI).docx
@@ -952,197 +952,352 @@
 
 <file path=word/footer1.xml><?xml version="1.0" encoding="utf-8"?>
 <w:ftr xmlns:wpc="http://schemas.microsoft.com/office/word/2010/wordprocessingCanvas" xmlns:cx="http://schemas.microsoft.com/office/drawing/2014/chartex" xmlns:cx1="http://schemas.microsoft.com/office/drawing/2015/9/8/chartex" xmlns:cx2="http://schemas.microsoft.com/office/drawing/2015/10/21/chartex" xmlns:cx3="http://schemas.microsoft.com/office/drawing/2016/5/9/chartex" xmlns:cx4="http://schemas.microsoft.com/office/drawing/2016/5/10/chartex" xmlns:cx5="http://schemas.microsoft.com/office/drawing/2016/5/11/chartex" xmlns:cx6="http://schemas.microsoft.com/office/drawing/2016/5/12/chartex" xmlns:cx7="http://schemas.microsoft.com/office/drawing/2016/5/13/chartex" xmlns:cx8="http://schemas.microsoft.com/office/drawing/2016/5/14/chartex" xmlns:mc="http://schemas.openxmlformats.org/markup-compatibility/2006" xmlns:aink="http://schemas.microsoft.com/office/drawing/2016/ink" xmlns:am3d="http://schemas.microsoft.com/office/drawing/2017/model3d" xmlns:o="urn:schemas-microsoft-com:office:office" xmlns:oel="http://schemas.microsoft.com/office/2019/extlst" xmlns:r="http://schemas.openxmlformats.org/officeDocument/2006/relationships" xmlns:m="http://schemas.openxmlformats.org/officeDocument/2006/math" xmlns:v="urn:schemas-microsoft-com:vml" xmlns:wp14="http://schemas.microsoft.com/office/word/2010/wordprocessingDrawing" xmlns:wp="http://schemas.openxmlformats.org/drawingml/2006/wordprocessingDrawing" xmlns:w10="urn:schemas-microsoft-com:office:word" xmlns:w="http://schemas.openxmlformats.org/wordprocessingml/2006/main" xmlns:w14="http://schemas.microsoft.com/office/word/2010/wordml" xmlns:w15="http://schemas.microsoft.com/office/word/2012/wordml" xmlns:w16cex="http://schemas.microsoft.com/office/word/2018/wordml/cex" xmlns:w16cid="http://schemas.microsoft.com/office/word/2016/wordml/cid" xmlns:w16="http://schemas.microsoft.com/office/word/2018/wordml" xmlns:w16du="http://schemas.microsoft.com/office/word/2023/wordml/word16du" xmlns:w16sdtdh="http://schemas.microsoft.com/office/word/2020/wordml/sdtdatahash" xmlns:w16sdtfl="http://schemas.microsoft.com/office/word/2024/wordml/sdtformatlock" xmlns:w16se="http://schemas.microsoft.com/office/word/2015/wordml/symex" xmlns:wpg="http://schemas.microsoft.com/office/word/2010/wordprocessingGroup" xmlns:wpi="http://schemas.microsoft.com/office/word/2010/wordprocessingInk" xmlns:wne="http://schemas.microsoft.com/office/word/2006/wordml" xmlns:wps="http://schemas.microsoft.com/office/word/2010/wordprocessingShape" mc:Ignorable="w14 w15 w16se w16cid w16 w16cex w16sdtdh w16sdtfl w16du wp14">
-  <w:sdt>
-    <w:sdtPr>
-      <w:id w:val="931316503"/>
-      <w:docPartObj>
-        <w:docPartGallery w:val="Page Numbers (Bottom of Page)"/>
-        <w:docPartUnique/>
-      </w:docPartObj>
-    </w:sdtPr>
-    <w:sdtEndPr>
-      <w:rPr>
-        <w:color w:val="7F7F7F" w:themeColor="background1" w:themeShade="7F"/>
-        <w:spacing w:val="60"/>
-      </w:rPr>
-    </w:sdtEndPr>
-    <w:sdtContent>
-      <w:p>
-        <w:pPr>
-          <w:pStyle w:val="Footer"/>
-          <w:pBdr>
-            <w:top w:val="single" w:color="D9D9D9" w:themeColor="background1" w:themeShade="D9" w:sz="4" w:space="1"/>
-          </w:pBdr>
-          <w:jc w:val="right"/>
-        </w:pPr>
-        <w:r>
-          <w:rPr>
-            <w:rFonts w:ascii="Calibri" w:hAnsi="Calibri" w:cs="Calibri"/>
-            <w:color w:val="000000" w:themeColor="text1"/>
-          </w:rPr>
-          <w:fldChar w:fldCharType="begin"/>
-        </w:r>
-        <w:r>
-          <w:rPr>
-            <w:rFonts w:ascii="Calibri" w:hAnsi="Calibri" w:cs="Calibri"/>
-            <w:color w:val="000000" w:themeColor="text1"/>
-          </w:rPr>
-          <w:instrText xml:space="preserve"> PAGE   \* MERGEFORMAT </w:instrText>
-        </w:r>
-        <w:r>
-          <w:rPr>
-            <w:rFonts w:ascii="Calibri" w:hAnsi="Calibri" w:cs="Calibri"/>
-            <w:color w:val="000000" w:themeColor="text1"/>
-          </w:rPr>
-          <w:fldChar w:fldCharType="separate"/>
-        </w:r>
-        <w:r>
-          <w:rPr>
-            <w:rFonts w:ascii="Calibri" w:hAnsi="Calibri" w:cs="Calibri"/>
-            <w:noProof/>
-            <w:color w:val="000000" w:themeColor="text1"/>
-          </w:rPr>
-          <w:t>2</w:t>
-        </w:r>
-        <w:r>
-          <w:rPr>
-            <w:rFonts w:ascii="Calibri" w:hAnsi="Calibri" w:cs="Calibri"/>
-            <w:noProof/>
-            <w:color w:val="000000" w:themeColor="text1"/>
-          </w:rPr>
-          <w:fldChar w:fldCharType="end"/>
-        </w:r>
-        <w:r>
-          <w:rPr>
-            <w:rFonts w:ascii="Calibri" w:hAnsi="Calibri" w:cs="Calibri"/>
-            <w:color w:val="000000" w:themeColor="text1"/>
-          </w:rPr>
-          <w:t xml:space="preserve"> | </w:t>
-        </w:r>
-        <w:r>
-          <w:rPr>
-            <w:rFonts w:ascii="Calibri" w:hAnsi="Calibri" w:cs="Calibri"/>
-            <w:color w:val="000000" w:themeColor="text1"/>
-            <w:spacing w:val="60"/>
-          </w:rPr>
-          <w:t>1</w:t>
-        </w:r>
-      </w:p>
-    </w:sdtContent>
-  </w:sdt>
   <w:p>
     <w:pPr>
-      <w:pStyle w:val="Footer"/>
-      <w:jc w:val="center"/>
-      <w:rPr>
-        <w:rFonts w:ascii="Calibri" w:hAnsi="Calibri" w:cs="Calibri"/>
-      </w:rPr>
+      <w:pBdr>
+        <w:top w:val="single" w:sz="6" w:space="6" w:color="C4CED8"/>
+      </w:pBdr>
     </w:pPr>
     <w:r>
       <w:rPr>
-        <w:rFonts w:ascii="Arial" w:hAnsi="Arial" w:eastAsia="Arial" w:cs="Arial"/>
-        <w:b w:val="0"/>
-        <w:color w:val="59636E"/>
-        <w:sz w:val="18"/>
-      </w:rPr>
-      <w:t xml:space="preserve">Pagina </w:t>
+        <w:noProof/>
+      </w:rPr>
+      <w:drawing>
+        <wp:anchor distT="0" distB="0" distL="114300" distR="114300" simplePos="0" relativeHeight="251659264" behindDoc="0" locked="0" layoutInCell="1" allowOverlap="1" wp14:anchorId="4A8142CD" wp14:editId="6CB4EA88">
+          <wp:simplePos x="0" y="0"/>
+          <wp:positionH relativeFrom="column">
+            <wp:posOffset>5527362</wp:posOffset>
+          </wp:positionH>
+          <wp:positionV relativeFrom="paragraph">
+            <wp:posOffset>66098</wp:posOffset>
+          </wp:positionV>
+          <wp:extent cx="1272540" cy="484505"/>
+          <wp:effectExtent l="0" t="0" r="3810" b="0"/>
+          <wp:wrapSquare wrapText="bothSides"/>
+          <wp:docPr id="1206673644" name="Afbeelding 7"/>
+          <wp:cNvGraphicFramePr>
+            <a:graphicFrameLocks xmlns:a="http://schemas.openxmlformats.org/drawingml/2006/main" noChangeAspect="1"/>
+          </wp:cNvGraphicFramePr>
+          <a:graphic xmlns:a="http://schemas.openxmlformats.org/drawingml/2006/main">
+            <a:graphicData uri="http://schemas.openxmlformats.org/drawingml/2006/picture">
+              <pic:pic xmlns:pic="http://schemas.openxmlformats.org/drawingml/2006/picture">
+                <pic:nvPicPr>
+                  <pic:cNvPr id="1340115081" name="Afbeelding 1340115081"/>
+                  <pic:cNvPicPr/>
+                </pic:nvPicPr>
+                <pic:blipFill rotWithShape="1">
+                  <a:blip r:embed="rIdTplImgC">
+                    <a:extLst>
+                      <a:ext uri="{28A0092B-C50C-407E-A947-70E740481C1C}">
+                        <a14:useLocalDpi xmlns:a14="http://schemas.microsoft.com/office/drawing/2010/main" val="0"/>
+                      </a:ext>
+                    </a:extLst>
+                  </a:blip>
+                  <a:srcRect l="8409" t="28983" b="36048"/>
+                  <a:stretch>
+                    <a:fillRect/>
+                  </a:stretch>
+                </pic:blipFill>
+                <pic:spPr bwMode="auto">
+                  <a:xfrm>
+                    <a:off x="0" y="0"/>
+                    <a:ext cx="1272540" cy="484505"/>
+                  </a:xfrm>
+                  <a:prstGeom prst="rect">
+                    <a:avLst/>
+                  </a:prstGeom>
+                  <a:ln>
+                    <a:noFill/>
+                  </a:ln>
+                  <a:extLst>
+                    <a:ext uri="{53640926-AAD7-44D8-BBD7-CCE9431645EC}">
+                      <a14:shadowObscured xmlns:a14="http://schemas.microsoft.com/office/drawing/2010/main"/>
+                    </a:ext>
+                  </a:extLst>
+                </pic:spPr>
+              </pic:pic>
+            </a:graphicData>
+          </a:graphic>
+          <wp14:sizeRelH relativeFrom="page">
+            <wp14:pctWidth>0</wp14:pctWidth>
+          </wp14:sizeRelH>
+          <wp14:sizeRelV relativeFrom="page">
+            <wp14:pctHeight>0</wp14:pctHeight>
+          </wp14:sizeRelV>
+        </wp:anchor>
+      </w:drawing>
     </w:r>
     <w:r>
       <w:rPr>
-        <w:rFonts w:ascii="Arial" w:hAnsi="Arial" w:eastAsia="Arial" w:cs="Arial"/>
-        <w:b w:val="0"/>
         <w:color w:val="59636E"/>
-        <w:sz w:val="18"/>
+        <w:sz w:val="16"/>
+        <w:szCs w:val="16"/>
+      </w:rPr>
+      <w:t>PARADISE-</w:t>
+    </w:r>
+    <w:proofErr w:type="gramStart"/>
+    <w:r>
+      <w:rPr>
+        <w:color w:val="59636E"/>
+        <w:sz w:val="16"/>
+        <w:szCs w:val="16"/>
+      </w:rPr>
+      <w:t>studie  ·</w:t>
+    </w:r>
+    <w:proofErr w:type="gramEnd"/>
+    <w:r>
+      <w:rPr>
+        <w:color w:val="59636E"/>
+        <w:sz w:val="16"/>
+        <w:szCs w:val="16"/>
+      </w:rPr>
+      <w:t xml:space="preserve">  eCRF 25: Registratie en activatie Orthotimer (UDI) </w:t>
+    </w:r>
+    <w:proofErr w:type="gramStart"/>
+    <w:r>
+      <w:rPr>
+        <w:color w:val="59636E"/>
+        <w:sz w:val="16"/>
+        <w:szCs w:val="16"/>
+      </w:rPr>
+      <w:t>·</w:t>
+    </w:r>
+    <w:proofErr w:type="gramEnd"/>
+    <w:r>
+      <w:rPr>
+        <w:color w:val="59636E"/>
+        <w:sz w:val="16"/>
+        <w:szCs w:val="16"/>
+      </w:rPr>
+      <w:t xml:space="preserve">  Versie </w:t>
+    </w:r>
+    <w:proofErr w:type="gramStart"/>
+    <w:r>
+      <w:rPr>
+        <w:i/>
+        <w:iCs/>
+        <w:color w:val="59636E"/>
+        <w:sz w:val="16"/>
+        <w:szCs w:val="16"/>
+      </w:rPr>
+      <w:t xml:space="preserve">[ </w:t>
+    </w:r>
+    <w:r>
+      <w:rPr>
+        <w:i/>
+        <w:iCs/>
+        <w:color w:val="59636E"/>
+        <w:sz w:val="16"/>
+        <w:szCs w:val="16"/>
+      </w:rPr>
+      <w:t>1.0</w:t>
+    </w:r>
+    <w:proofErr w:type="gramEnd"/>
+    <w:r>
+      <w:rPr>
+        <w:i/>
+        <w:iCs/>
+        <w:color w:val="59636E"/>
+        <w:sz w:val="16"/>
+        <w:szCs w:val="16"/>
+      </w:rPr>
+      <w:t xml:space="preserve"> </w:t>
+    </w:r>
+    <w:proofErr w:type="gramStart"/>
+    <w:r>
+      <w:rPr>
+        <w:i/>
+        <w:iCs/>
+        <w:color w:val="59636E"/>
+        <w:sz w:val="16"/>
+        <w:szCs w:val="16"/>
+      </w:rPr>
+      <w:t>]</w:t>
+    </w:r>
+    <w:r>
+      <w:rPr>
+        <w:color w:val="59636E"/>
+        <w:sz w:val="16"/>
+        <w:szCs w:val="16"/>
+      </w:rPr>
+      <w:t xml:space="preserve">  ·</w:t>
+    </w:r>
+    <w:proofErr w:type="gramEnd"/>
+    <w:r>
+      <w:rPr>
+        <w:color w:val="59636E"/>
+        <w:sz w:val="16"/>
+        <w:szCs w:val="16"/>
+      </w:rPr>
+      <w:t xml:space="preserve">  </w:t>
+    </w:r>
+    <w:proofErr w:type="gramStart"/>
+    <w:r>
+      <w:rPr>
+        <w:i/>
+        <w:iCs/>
+        <w:color w:val="59636E"/>
+        <w:sz w:val="16"/>
+        <w:szCs w:val="16"/>
+      </w:rPr>
+      <w:t xml:space="preserve">[ </w:t>
+    </w:r>
+    <w:r>
+      <w:rPr>
+        <w:i/>
+        <w:iCs/>
+        <w:color w:val="59636E"/>
+        <w:sz w:val="16"/>
+        <w:szCs w:val="16"/>
+      </w:rPr>
+      <w:t>27</w:t>
+    </w:r>
+    <w:proofErr w:type="gramEnd"/>
+    <w:r>
+      <w:rPr>
+        <w:i/>
+        <w:iCs/>
+        <w:color w:val="59636E"/>
+        <w:sz w:val="16"/>
+        <w:szCs w:val="16"/>
+      </w:rPr>
+      <w:t>/07/</w:t>
+    </w:r>
+    <w:proofErr w:type="gramStart"/>
+    <w:r>
+      <w:rPr>
+        <w:i/>
+        <w:iCs/>
+        <w:color w:val="59636E"/>
+        <w:sz w:val="16"/>
+        <w:szCs w:val="16"/>
+      </w:rPr>
+      <w:t>2026</w:t>
+    </w:r>
+    <w:r>
+      <w:rPr>
+        <w:i/>
+        <w:iCs/>
+        <w:color w:val="59636E"/>
+        <w:sz w:val="16"/>
+        <w:szCs w:val="16"/>
+      </w:rPr>
+      <w:t xml:space="preserve"> ]</w:t>
+    </w:r>
+    <w:proofErr w:type="gramEnd"/>
+    <w:r>
+      <w:rPr>
+        <w:color w:val="59636E"/>
+        <w:sz w:val="16"/>
+        <w:szCs w:val="16"/>
+      </w:rPr>
+      <w:t xml:space="preserve">  </w:t>
+    </w:r>
+    <w:proofErr w:type="gramStart"/>
+    <w:r>
+      <w:rPr>
+        <w:color w:val="59636E"/>
+        <w:sz w:val="16"/>
+        <w:szCs w:val="16"/>
+      </w:rPr>
+      <w:t>·  Pagina</w:t>
+    </w:r>
+    <w:proofErr w:type="gramEnd"/>
+    <w:r>
+      <w:rPr>
+        <w:color w:val="59636E"/>
+        <w:sz w:val="16"/>
+        <w:szCs w:val="16"/>
+      </w:rPr>
+      <w:t xml:space="preserve"> </w:t>
+    </w:r>
+    <w:r>
+      <w:rPr>
+        <w:color w:val="59636E"/>
+        <w:sz w:val="16"/>
+        <w:szCs w:val="16"/>
       </w:rPr>
       <w:fldChar w:fldCharType="begin"/>
     </w:r>
     <w:r>
       <w:rPr>
-        <w:rFonts w:ascii="Arial" w:hAnsi="Arial" w:eastAsia="Arial" w:cs="Arial"/>
-        <w:b w:val="0"/>
         <w:color w:val="59636E"/>
-        <w:sz w:val="18"/>
-      </w:rPr>
-      <w:instrText xml:space="preserve"> PAGE </w:instrText>
+        <w:sz w:val="16"/>
+        <w:szCs w:val="16"/>
+      </w:rPr>
+      <w:instrText>PAGE</w:instrText>
     </w:r>
     <w:r>
       <w:rPr>
-        <w:rFonts w:ascii="Arial" w:hAnsi="Arial" w:eastAsia="Arial" w:cs="Arial"/>
-        <w:b w:val="0"/>
         <w:color w:val="59636E"/>
-        <w:sz w:val="18"/>
+        <w:sz w:val="16"/>
+        <w:szCs w:val="16"/>
       </w:rPr>
       <w:fldChar w:fldCharType="separate"/>
     </w:r>
     <w:r>
       <w:rPr>
-        <w:rFonts w:ascii="Arial" w:hAnsi="Arial" w:eastAsia="Arial" w:cs="Arial"/>
-        <w:b w:val="0"/>
+        <w:noProof/>
         <w:color w:val="59636E"/>
-        <w:sz w:val="18"/>
+        <w:sz w:val="16"/>
+        <w:szCs w:val="16"/>
       </w:rPr>
       <w:t>1</w:t>
     </w:r>
     <w:r>
       <w:rPr>
-        <w:rFonts w:ascii="Arial" w:hAnsi="Arial" w:eastAsia="Arial" w:cs="Arial"/>
-        <w:b w:val="0"/>
         <w:color w:val="59636E"/>
-        <w:sz w:val="18"/>
+        <w:sz w:val="16"/>
+        <w:szCs w:val="16"/>
       </w:rPr>
       <w:fldChar w:fldCharType="end"/>
     </w:r>
     <w:r>
       <w:rPr>
-        <w:rFonts w:ascii="Arial" w:hAnsi="Arial" w:eastAsia="Arial" w:cs="Arial"/>
-        <w:b w:val="0"/>
         <w:color w:val="59636E"/>
-        <w:sz w:val="18"/>
+        <w:sz w:val="16"/>
+        <w:szCs w:val="16"/>
       </w:rPr>
       <w:t xml:space="preserve"> van </w:t>
     </w:r>
     <w:r>
       <w:rPr>
-        <w:rFonts w:ascii="Arial" w:hAnsi="Arial" w:eastAsia="Arial" w:cs="Arial"/>
-        <w:b w:val="0"/>
         <w:color w:val="59636E"/>
-        <w:sz w:val="18"/>
+        <w:sz w:val="16"/>
+        <w:szCs w:val="16"/>
       </w:rPr>
       <w:fldChar w:fldCharType="begin"/>
     </w:r>
     <w:r>
       <w:rPr>
-        <w:rFonts w:ascii="Arial" w:hAnsi="Arial" w:eastAsia="Arial" w:cs="Arial"/>
-        <w:b w:val="0"/>
         <w:color w:val="59636E"/>
-        <w:sz w:val="18"/>
-      </w:rPr>
-      <w:instrText xml:space="preserve"> NUMPAGES </w:instrText>
+        <w:sz w:val="16"/>
+        <w:szCs w:val="16"/>
+      </w:rPr>
+      <w:instrText>NUMPAGES</w:instrText>
     </w:r>
     <w:r>
       <w:rPr>
-        <w:rFonts w:ascii="Arial" w:hAnsi="Arial" w:eastAsia="Arial" w:cs="Arial"/>
-        <w:b w:val="0"/>
         <w:color w:val="59636E"/>
-        <w:sz w:val="18"/>
+        <w:sz w:val="16"/>
+        <w:szCs w:val="16"/>
       </w:rPr>
       <w:fldChar w:fldCharType="separate"/>
     </w:r>
     <w:r>
       <w:rPr>
-        <w:rFonts w:ascii="Arial" w:hAnsi="Arial" w:eastAsia="Arial" w:cs="Arial"/>
-        <w:b w:val="0"/>
+        <w:noProof/>
         <w:color w:val="59636E"/>
-        <w:sz w:val="18"/>
-      </w:rPr>
-      <w:t>1</w:t>
+        <w:sz w:val="16"/>
+        <w:szCs w:val="16"/>
+      </w:rPr>
+      <w:t>2</w:t>
     </w:r>
     <w:r>
       <w:rPr>
-        <w:rFonts w:ascii="Arial" w:hAnsi="Arial" w:eastAsia="Arial" w:cs="Arial"/>
-        <w:b w:val="0"/>
         <w:color w:val="59636E"/>
-        <w:sz w:val="18"/>
+        <w:sz w:val="16"/>
+        <w:szCs w:val="16"/>
       </w:rPr>
       <w:fldChar w:fldCharType="end"/>
     </w:r>
@@ -1173,23 +1328,127 @@
 <w:hdr xmlns:wpc="http://schemas.microsoft.com/office/word/2010/wordprocessingCanvas" xmlns:cx="http://schemas.microsoft.com/office/drawing/2014/chartex" xmlns:cx1="http://schemas.microsoft.com/office/drawing/2015/9/8/chartex" xmlns:cx2="http://schemas.microsoft.com/office/drawing/2015/10/21/chartex" xmlns:cx3="http://schemas.microsoft.com/office/drawing/2016/5/9/chartex" xmlns:cx4="http://schemas.microsoft.com/office/drawing/2016/5/10/chartex" xmlns:cx5="http://schemas.microsoft.com/office/drawing/2016/5/11/chartex" xmlns:cx6="http://schemas.microsoft.com/office/drawing/2016/5/12/chartex" xmlns:cx7="http://schemas.microsoft.com/office/drawing/2016/5/13/chartex" xmlns:cx8="http://schemas.microsoft.com/office/drawing/2016/5/14/chartex" xmlns:mc="http://schemas.openxmlformats.org/markup-compatibility/2006" xmlns:aink="http://schemas.microsoft.com/office/drawing/2016/ink" xmlns:am3d="http://schemas.microsoft.com/office/drawing/2017/model3d" xmlns:o="urn:schemas-microsoft-com:office:office" xmlns:oel="http://schemas.microsoft.com/office/2019/extlst" xmlns:r="http://schemas.openxmlformats.org/officeDocument/2006/relationships" xmlns:m="http://schemas.openxmlformats.org/officeDocument/2006/math" xmlns:v="urn:schemas-microsoft-com:vml" xmlns:wp14="http://schemas.microsoft.com/office/word/2010/wordprocessingDrawing" xmlns:wp="http://schemas.openxmlformats.org/drawingml/2006/wordprocessingDrawing" xmlns:w10="urn:schemas-microsoft-com:office:word" xmlns:w="http://schemas.openxmlformats.org/wordprocessingml/2006/main" xmlns:w14="http://schemas.microsoft.com/office/word/2010/wordml" xmlns:w15="http://schemas.microsoft.com/office/word/2012/wordml" xmlns:w16cex="http://schemas.microsoft.com/office/word/2018/wordml/cex" xmlns:w16cid="http://schemas.microsoft.com/office/word/2016/wordml/cid" xmlns:w16="http://schemas.microsoft.com/office/word/2018/wordml" xmlns:w16du="http://schemas.microsoft.com/office/word/2023/wordml/word16du" xmlns:w16sdtdh="http://schemas.microsoft.com/office/word/2020/wordml/sdtdatahash" xmlns:w16sdtfl="http://schemas.microsoft.com/office/word/2024/wordml/sdtformatlock" xmlns:w16se="http://schemas.microsoft.com/office/word/2015/wordml/symex" xmlns:wpg="http://schemas.microsoft.com/office/word/2010/wordprocessingGroup" xmlns:wpi="http://schemas.microsoft.com/office/word/2010/wordprocessingInk" xmlns:wne="http://schemas.microsoft.com/office/word/2006/wordml" xmlns:wps="http://schemas.microsoft.com/office/word/2010/wordprocessingShape" mc:Ignorable="w14 w15 w16se w16cid w16 w16cex w16sdtdh w16sdtfl w16du wp14">
   <w:p>
     <w:pPr>
-      <w:pStyle w:val="Header"/>
-      <w:jc w:val="left"/>
-      <w:rPr>
-        <w:rFonts w:ascii="Calibri" w:hAnsi="Calibri" w:cs="Calibri"/>
-        <w:color w:val="000000" w:themeColor="text1"/>
-        <w:lang w:val="en-US"/>
-      </w:rPr>
+      <w:pStyle w:val="Koptekst"/>
+      <w:jc w:val="right"/>
     </w:pPr>
     <w:r>
       <w:rPr>
-        <w:rFonts w:ascii="Arial" w:hAnsi="Arial" w:cs="Arial" w:eastAsia="Arial"/>
-        <w:b w:val="0"/>
-        <w:color w:val="59636E"/>
-        <w:sz w:val="18"/>
-        <w:lang w:val="en-US"/>
-      </w:rPr>
-      <w:t>PARADISE (S71769) — eCRF 25: Registratie en activatie Orthotimer (UDI)</w:t>
+        <w:noProof/>
+      </w:rPr>
+      <w:drawing>
+        <wp:anchor distT="0" distB="0" distL="114300" distR="114300" simplePos="0" relativeHeight="251658240" behindDoc="1" locked="0" layoutInCell="1" allowOverlap="1" wp14:anchorId="755D2A89" wp14:editId="42F71064">
+          <wp:simplePos x="0" y="0"/>
+          <wp:positionH relativeFrom="margin">
+            <wp:align>left</wp:align>
+          </wp:positionH>
+          <wp:positionV relativeFrom="paragraph">
+            <wp:posOffset>-20955</wp:posOffset>
+          </wp:positionV>
+          <wp:extent cx="1615079" cy="720000"/>
+          <wp:effectExtent l="0" t="0" r="0" b="0"/>
+          <wp:wrapTight wrapText="bothSides">
+            <wp:wrapPolygon edited="0">
+              <wp:start x="510" y="1716"/>
+              <wp:lineTo x="255" y="5719"/>
+              <wp:lineTo x="764" y="20018"/>
+              <wp:lineTo x="8664" y="20018"/>
+              <wp:lineTo x="13250" y="18874"/>
+              <wp:lineTo x="20895" y="14298"/>
+              <wp:lineTo x="20895" y="9151"/>
+              <wp:lineTo x="14015" y="4004"/>
+              <wp:lineTo x="8664" y="1716"/>
+              <wp:lineTo x="510" y="1716"/>
+            </wp:wrapPolygon>
+          </wp:wrapTight>
+          <wp:docPr id="1820294796" name="Afbeelding 5"/>
+          <wp:cNvGraphicFramePr>
+            <a:graphicFrameLocks xmlns:a="http://schemas.openxmlformats.org/drawingml/2006/main" noChangeAspect="1"/>
+          </wp:cNvGraphicFramePr>
+          <a:graphic xmlns:a="http://schemas.openxmlformats.org/drawingml/2006/main">
+            <a:graphicData uri="http://schemas.openxmlformats.org/drawingml/2006/picture">
+              <pic:pic xmlns:pic="http://schemas.openxmlformats.org/drawingml/2006/picture">
+                <pic:nvPicPr>
+                  <pic:cNvPr id="1820294796" name="Afbeelding 1820294796"/>
+                  <pic:cNvPicPr/>
+                </pic:nvPicPr>
+                <pic:blipFill>
+                  <a:blip r:embed="rIdTplImgA">
+                    <a:extLst>
+                      <a:ext uri="{28A0092B-C50C-407E-A947-70E740481C1C}">
+                        <a14:useLocalDpi xmlns:a14="http://schemas.microsoft.com/office/drawing/2010/main" val="0"/>
+                      </a:ext>
+                    </a:extLst>
+                  </a:blip>
+                  <a:stretch>
+                    <a:fillRect/>
+                  </a:stretch>
+                </pic:blipFill>
+                <pic:spPr>
+                  <a:xfrm>
+                    <a:off x="0" y="0"/>
+                    <a:ext cx="1615079" cy="720000"/>
+                  </a:xfrm>
+                  <a:prstGeom prst="rect">
+                    <a:avLst/>
+                  </a:prstGeom>
+                </pic:spPr>
+              </pic:pic>
+            </a:graphicData>
+          </a:graphic>
+          <wp14:sizeRelH relativeFrom="page">
+            <wp14:pctWidth>0</wp14:pctWidth>
+          </wp14:sizeRelH>
+          <wp14:sizeRelV relativeFrom="page">
+            <wp14:pctHeight>0</wp14:pctHeight>
+          </wp14:sizeRelV>
+        </wp:anchor>
+      </w:drawing>
+    </w:r>
+    <w:r>
+      <w:rPr>
+        <w:noProof/>
+      </w:rPr>
+      <w:drawing>
+        <wp:inline distT="0" distB="0" distL="0" distR="0" wp14:anchorId="4E8F3C53" wp14:editId="680A2799">
+          <wp:extent cx="2525825" cy="720000"/>
+          <wp:effectExtent l="0" t="0" r="0" b="4445"/>
+          <wp:docPr id="328170997" name="Afbeelding 6"/>
+          <wp:cNvGraphicFramePr>
+            <a:graphicFrameLocks xmlns:a="http://schemas.openxmlformats.org/drawingml/2006/main" noChangeAspect="1"/>
+          </wp:cNvGraphicFramePr>
+          <a:graphic xmlns:a="http://schemas.openxmlformats.org/drawingml/2006/main">
+            <a:graphicData uri="http://schemas.openxmlformats.org/drawingml/2006/picture">
+              <pic:pic xmlns:pic="http://schemas.openxmlformats.org/drawingml/2006/picture">
+                <pic:nvPicPr>
+                  <pic:cNvPr id="328170997" name="Afbeelding 328170997"/>
+                  <pic:cNvPicPr/>
+                </pic:nvPicPr>
+                <pic:blipFill>
+                  <a:blip r:embed="rIdTplImgB">
+                    <a:extLst>
+                      <a:ext uri="{28A0092B-C50C-407E-A947-70E740481C1C}">
+                        <a14:useLocalDpi xmlns:a14="http://schemas.microsoft.com/office/drawing/2010/main" val="0"/>
+                      </a:ext>
+                    </a:extLst>
+                  </a:blip>
+                  <a:stretch>
+                    <a:fillRect/>
+                  </a:stretch>
+                </pic:blipFill>
+                <pic:spPr>
+                  <a:xfrm>
+                    <a:off x="0" y="0"/>
+                    <a:ext cx="2525825" cy="720000"/>
+                  </a:xfrm>
+                  <a:prstGeom prst="rect">
+                    <a:avLst/>
+                  </a:prstGeom>
+                </pic:spPr>
+              </pic:pic>
+            </a:graphicData>
+          </a:graphic>
+        </wp:inline>
+      </w:drawing>
     </w:r>
   </w:p>
 </w:hdr>

--- a/(e)CRF/Per visite/V3 - Opvolgvisite/25_Registratie en activatie Orthotimer (UDI).docx
+++ b/(e)CRF/Per visite/V3 - Opvolgvisite/25_Registratie en activatie Orthotimer (UDI).docx
@@ -966,7 +966,7 @@
         <wp:anchor distT="0" distB="0" distL="114300" distR="114300" simplePos="0" relativeHeight="251659264" behindDoc="0" locked="0" layoutInCell="1" allowOverlap="1" wp14:anchorId="4A8142CD" wp14:editId="6CB4EA88">
           <wp:simplePos x="0" y="0"/>
           <wp:positionH relativeFrom="column">
-            <wp:posOffset>5527362</wp:posOffset>
+            <wp:posOffset>5351825</wp:posOffset>
           </wp:positionH>
           <wp:positionV relativeFrom="paragraph">
             <wp:posOffset>66098</wp:posOffset>

--- a/(e)CRF/Per visite/V3 - Opvolgvisite/25_Registratie en activatie Orthotimer (UDI).docx
+++ b/(e)CRF/Per visite/V3 - Opvolgvisite/25_Registratie en activatie Orthotimer (UDI).docx
@@ -1,6 +1,6 @@
 
 <file path=word/document.xml><?xml version="1.0" encoding="utf-8"?>
-<w:document xmlns:wpc="http://schemas.microsoft.com/office/word/2010/wordprocessingCanvas" xmlns:cx="http://schemas.microsoft.com/office/drawing/2014/chartex" xmlns:cx1="http://schemas.microsoft.com/office/drawing/2015/9/8/chartex" xmlns:cx2="http://schemas.microsoft.com/office/drawing/2015/10/21/chartex" xmlns:cx3="http://schemas.microsoft.com/office/drawing/2016/5/9/chartex" xmlns:cx4="http://schemas.microsoft.com/office/drawing/2016/5/10/chartex" xmlns:cx5="http://schemas.microsoft.com/office/drawing/2016/5/11/chartex" xmlns:cx6="http://schemas.microsoft.com/office/drawing/2016/5/12/chartex" xmlns:cx7="http://schemas.microsoft.com/office/drawing/2016/5/13/chartex" xmlns:cx8="http://schemas.microsoft.com/office/drawing/2016/5/14/chartex" xmlns:mc="http://schemas.openxmlformats.org/markup-compatibility/2006" xmlns:aink="http://schemas.microsoft.com/office/drawing/2016/ink" xmlns:am3d="http://schemas.microsoft.com/office/drawing/2017/model3d" xmlns:o="urn:schemas-microsoft-com:office:office" xmlns:oel="http://schemas.microsoft.com/office/2019/extlst" xmlns:r="http://schemas.openxmlformats.org/officeDocument/2006/relationships" xmlns:m="http://schemas.openxmlformats.org/officeDocument/2006/math" xmlns:v="urn:schemas-microsoft-com:vml" xmlns:wp14="http://schemas.microsoft.com/office/word/2010/wordprocessingDrawing" xmlns:wp="http://schemas.openxmlformats.org/drawingml/2006/wordprocessingDrawing" xmlns:w10="urn:schemas-microsoft-com:office:word" xmlns:w="http://schemas.openxmlformats.org/wordprocessingml/2006/main" xmlns:w14="http://schemas.microsoft.com/office/word/2010/wordml" xmlns:w15="http://schemas.microsoft.com/office/word/2012/wordml" xmlns:w16cex="http://schemas.microsoft.com/office/word/2018/wordml/cex" xmlns:w16cid="http://schemas.microsoft.com/office/word/2016/wordml/cid" xmlns:w16="http://schemas.microsoft.com/office/word/2018/wordml" xmlns:w16du="http://schemas.microsoft.com/office/word/2023/wordml/word16du" xmlns:w16sdtdh="http://schemas.microsoft.com/office/word/2020/wordml/sdtdatahash" xmlns:w16sdtfl="http://schemas.microsoft.com/office/word/2024/wordml/sdtformatlock" xmlns:w16se="http://schemas.microsoft.com/office/word/2015/wordml/symex" xmlns:wpg="http://schemas.microsoft.com/office/word/2010/wordprocessingGroup" xmlns:wpi="http://schemas.microsoft.com/office/word/2010/wordprocessingInk" xmlns:wne="http://schemas.microsoft.com/office/word/2006/wordml" xmlns:wps="http://schemas.microsoft.com/office/word/2010/wordprocessingShape" mc:Ignorable="w14 w15 w16se w16cid w16 w16cex w16sdtdh w16sdtfl w16du wp14">
+<w:document xmlns:wpc="http://schemas.microsoft.com/office/word/2010/wordprocessingCanvas" xmlns:cx="http://schemas.microsoft.com/office/drawing/2014/chartex" xmlns:cx1="http://schemas.microsoft.com/office/drawing/2015/9/8/chartex" xmlns:cx2="http://schemas.microsoft.com/office/drawing/2015/10/21/chartex" xmlns:cx3="http://schemas.microsoft.com/office/drawing/2016/5/9/chartex" xmlns:cx4="http://schemas.microsoft.com/office/drawing/2016/5/10/chartex" xmlns:cx5="http://schemas.microsoft.com/office/drawing/2016/5/11/chartex" xmlns:cx6="http://schemas.microsoft.com/office/drawing/2016/5/12/chartex" xmlns:cx7="http://schemas.microsoft.com/office/drawing/2016/5/13/chartex" xmlns:cx8="http://schemas.microsoft.com/office/drawing/2016/5/14/chartex" xmlns:mc="http://schemas.openxmlformats.org/markup-compatibility/2006" xmlns:aink="http://schemas.microsoft.com/office/drawing/2016/ink" xmlns:am3d="http://schemas.microsoft.com/office/drawing/2017/model3d" xmlns:o="urn:schemas-microsoft-com:office:office" xmlns:oel="http://schemas.microsoft.com/office/2019/extlst" xmlns:r="http://schemas.openxmlformats.org/officeDocument/2006/relationships" xmlns:m="http://schemas.openxmlformats.org/officeDocument/2006/math" xmlns:v="urn:schemas-microsoft-com:vml" xmlns:wp14="http://schemas.microsoft.com/office/word/2010/wordprocessingDrawing" xmlns:wp="http://schemas.openxmlformats.org/drawingml/2006/wordprocessingDrawing" xmlns:w10="urn:schemas-microsoft-com:office:word" xmlns:w="http://schemas.openxmlformats.org/wordprocessingml/2006/main" xmlns:w14="http://schemas.microsoft.com/office/word/2010/wordml" xmlns:w15="http://schemas.microsoft.com/office/word/2012/wordml" xmlns:w16cei="http://schemas.microsoft.com/office/word/2026/wordml/cei" xmlns:w16cex="http://schemas.microsoft.com/office/word/2018/wordml/cex" xmlns:w16cid="http://schemas.microsoft.com/office/word/2016/wordml/cid" xmlns:w16="http://schemas.microsoft.com/office/word/2018/wordml" xmlns:w16du="http://schemas.microsoft.com/office/word/2023/wordml/word16du" xmlns:w16sdtdh="http://schemas.microsoft.com/office/word/2020/wordml/sdtdatahash" xmlns:w16sdtfl="http://schemas.microsoft.com/office/word/2024/wordml/sdtformatlock" xmlns:w16se="http://schemas.microsoft.com/office/word/2015/wordml/symex" xmlns:wpg="http://schemas.microsoft.com/office/word/2010/wordprocessingGroup" xmlns:wpi="http://schemas.microsoft.com/office/word/2010/wordprocessingInk" xmlns:wne="http://schemas.microsoft.com/office/word/2006/wordml" xmlns:wps="http://schemas.microsoft.com/office/word/2010/wordprocessingShape" mc:Ignorable="w14 w15 w16se w16cid w16 w16cex w16sdtdh w16sdtfl w16du wp14">
   <w:body>
     <w:p>
       <w:pPr>
@@ -8,8 +8,8 @@
         <w:jc w:val="center"/>
         <w:rPr>
           <w:rFonts w:ascii="Calibri" w:hAnsi="Calibri" w:cs="Calibri"/>
-          <w:b w:val="1"/>
-          <w:bCs w:val="1"/>
+          <w:b/>
+          <w:bCs/>
           <w:color w:val="EE0000"/>
           <w:sz w:val="28"/>
           <w:szCs w:val="28"/>
@@ -17,9 +17,8 @@
       </w:pPr>
       <w:r>
         <w:rPr>
-          <w:rFonts w:ascii="Arial" w:hAnsi="Arial" w:cs="Arial" w:eastAsia="Arial"/>
-          <w:b w:val="1"/>
-          <w:bCs w:val="1"/>
+          <w:b/>
+          <w:bCs/>
           <w:color w:val="123A5F"/>
           <w:sz w:val="28"/>
           <w:szCs w:val="28"/>
@@ -29,9 +28,8 @@
       </w:r>
       <w:r>
         <w:rPr>
-          <w:rFonts w:ascii="Arial" w:hAnsi="Arial" w:cs="Arial" w:eastAsia="Arial"/>
-          <w:b w:val="1"/>
-          <w:bCs w:val="1"/>
+          <w:b/>
+          <w:bCs/>
           <w:color w:val="123A5F"/>
           <w:sz w:val="28"/>
           <w:szCs w:val="28"/>
@@ -41,9 +39,8 @@
       </w:r>
       <w:r>
         <w:rPr>
-          <w:rFonts w:ascii="Arial" w:hAnsi="Arial" w:cs="Arial" w:eastAsia="Arial"/>
-          <w:b w:val="1"/>
-          <w:bCs w:val="1"/>
+          <w:b/>
+          <w:bCs/>
           <w:color w:val="123A5F"/>
           <w:sz w:val="28"/>
           <w:szCs w:val="28"/>
@@ -53,9 +50,8 @@
       </w:r>
       <w:r>
         <w:rPr>
-          <w:rFonts w:ascii="Arial" w:hAnsi="Arial" w:cs="Arial" w:eastAsia="Arial"/>
-          <w:b w:val="1"/>
-          <w:bCs w:val="1"/>
+          <w:b/>
+          <w:bCs/>
           <w:color w:val="123A5F"/>
           <w:sz w:val="28"/>
           <w:szCs w:val="28"/>
@@ -65,47 +61,13 @@
       </w:r>
       <w:r>
         <w:rPr>
-          <w:rFonts w:ascii="Arial" w:hAnsi="Arial" w:cs="Arial" w:eastAsia="Arial"/>
-          <w:b w:val="1"/>
-          <w:bCs w:val="1"/>
+          <w:b/>
+          <w:bCs/>
           <w:color w:val="123A5F"/>
           <w:sz w:val="28"/>
           <w:szCs w:val="28"/>
         </w:rPr>
-        <w:t xml:space="preserve">UDI  </w:t>
-      </w:r>
-      <w:r>
-        <w:rPr>
-          <w:rFonts w:ascii="Arial" w:hAnsi="Arial" w:cs="Arial" w:eastAsia="Arial"/>
-          <w:b w:val="1"/>
-          <w:bCs w:val="1"/>
-          <w:color w:val="123A5F"/>
-          <w:sz w:val="28"/>
-          <w:szCs w:val="28"/>
-        </w:rPr>
-        <w:t>ActivationTracking</w:t>
-      </w:r>
-      <w:r>
-        <w:rPr>
-          <w:rFonts w:ascii="Arial" w:hAnsi="Arial" w:cs="Arial" w:eastAsia="Arial"/>
-          <w:b w:val="1"/>
-          <w:bCs w:val="1"/>
-          <w:color w:val="123A5F"/>
-          <w:sz w:val="28"/>
-          <w:szCs w:val="28"/>
-        </w:rPr>
-        <w:t xml:space="preserve"> Log </w:t>
-      </w:r>
-      <w:r>
-        <w:rPr>
-          <w:rFonts w:ascii="Arial" w:hAnsi="Arial" w:cs="Arial" w:eastAsia="Arial"/>
-          <w:b w:val="1"/>
-          <w:bCs w:val="1"/>
-          <w:color w:val="123A5F"/>
-          <w:sz w:val="28"/>
-          <w:szCs w:val="28"/>
-        </w:rPr>
-        <w:t>Orthotimer</w:t>
+        <w:t>UDI  ActivationTracking Log Orthotimer</w:t>
       </w:r>
     </w:p>
     <w:p>
@@ -124,7 +86,6 @@
       </w:pPr>
       <w:r>
         <w:rPr>
-          <w:rFonts w:ascii="Arial" w:hAnsi="Arial" w:cs="Arial" w:eastAsia="Arial"/>
           <w:b/>
           <w:bCs/>
           <w:color w:val="123A5F"/>
@@ -146,18 +107,89 @@
         <w:spacing w:line="360" w:lineRule="auto"/>
         <w:rPr>
           <w:rFonts w:ascii="Calibri" w:hAnsi="Calibri" w:cs="Calibri"/>
+          <w:lang w:val="en-GB"/>
         </w:rPr>
       </w:pPr>
       <w:r>
         <w:rPr>
-          <w:rFonts w:ascii="Arial" w:hAnsi="Arial" w:cs="Arial" w:eastAsia="Arial"/>
           <w:color w:val="24303B"/>
+          <w:lang w:val="en-GB"/>
         </w:rPr>
-        <w:t xml:space="preserve">Studietitel: </w:t>
+        <w:t>Studie</w:t>
       </w:r>
       <w:r>
         <w:rPr>
-          <w:rFonts w:ascii="Arial" w:hAnsi="Arial" w:cs="Arial" w:eastAsia="Arial"/>
+          <w:color w:val="24303B"/>
+          <w:lang w:val="en-GB"/>
+        </w:rPr>
+        <w:t xml:space="preserve"> </w:t>
+      </w:r>
+      <w:proofErr w:type="spellStart"/>
+      <w:r>
+        <w:rPr>
+          <w:color w:val="24303B"/>
+          <w:lang w:val="en-GB"/>
+        </w:rPr>
+        <w:t>titel</w:t>
+      </w:r>
+      <w:proofErr w:type="spellEnd"/>
+      <w:r>
+        <w:rPr>
+          <w:color w:val="24303B"/>
+          <w:lang w:val="en-GB"/>
+        </w:rPr>
+        <w:t>: Towards Pressure-Adherence &amp; Education Driven Service in Diabetic Foot Disease (PARADISE trial)</w:t>
+      </w:r>
+    </w:p>
+    <w:p>
+      <w:pPr>
+        <w:numPr>
+          <w:ilvl w:val="0"/>
+          <w:numId w:val="18"/>
+        </w:numPr>
+        <w:tabs>
+          <w:tab w:val="left" w:leader="underscore" w:pos="8505"/>
+        </w:tabs>
+        <w:spacing w:line="360" w:lineRule="auto"/>
+        <w:rPr>
+          <w:rFonts w:ascii="Calibri" w:hAnsi="Calibri" w:cs="Calibri"/>
+        </w:rPr>
+      </w:pPr>
+      <w:r>
+        <w:rPr>
+          <w:color w:val="24303B"/>
+        </w:rPr>
+        <w:t xml:space="preserve">Protocolnummer: </w:t>
+      </w:r>
+      <w:r>
+        <w:rPr>
+          <w:color w:val="24303B"/>
+        </w:rPr>
+        <w:t>S71769</w:t>
+      </w:r>
+    </w:p>
+    <w:p>
+      <w:pPr>
+        <w:numPr>
+          <w:ilvl w:val="0"/>
+          <w:numId w:val="18"/>
+        </w:numPr>
+        <w:tabs>
+          <w:tab w:val="left" w:leader="underscore" w:pos="8505"/>
+        </w:tabs>
+        <w:spacing w:line="360" w:lineRule="auto"/>
+        <w:rPr>
+          <w:rFonts w:ascii="Calibri" w:hAnsi="Calibri" w:cs="Calibri"/>
+        </w:rPr>
+      </w:pPr>
+      <w:r>
+        <w:rPr>
+          <w:color w:val="24303B"/>
+        </w:rPr>
+        <w:t xml:space="preserve">Studielocatie: </w:t>
+      </w:r>
+      <w:r>
+        <w:rPr>
           <w:color w:val="24303B"/>
         </w:rPr>
         <w:tab/>
@@ -179,14 +211,12 @@
       </w:pPr>
       <w:r>
         <w:rPr>
-          <w:rFonts w:ascii="Arial" w:hAnsi="Arial" w:cs="Arial" w:eastAsia="Arial"/>
           <w:color w:val="24303B"/>
         </w:rPr>
-        <w:t xml:space="preserve">Protocolnummer: </w:t>
+        <w:t xml:space="preserve">Hoofdonderzoeker (PI): </w:t>
       </w:r>
       <w:r>
         <w:rPr>
-          <w:rFonts w:ascii="Arial" w:hAnsi="Arial" w:cs="Arial" w:eastAsia="Arial"/>
           <w:color w:val="24303B"/>
         </w:rPr>
         <w:tab/>
@@ -208,86 +238,16 @@
       </w:pPr>
       <w:r>
         <w:rPr>
-          <w:rFonts w:ascii="Arial" w:hAnsi="Arial" w:cs="Arial" w:eastAsia="Arial"/>
-          <w:color w:val="24303B"/>
-        </w:rPr>
-        <w:t xml:space="preserve">Studielocatie: </w:t>
-      </w:r>
-      <w:r>
-        <w:rPr>
-          <w:rFonts w:ascii="Arial" w:hAnsi="Arial" w:cs="Arial" w:eastAsia="Arial"/>
-          <w:color w:val="24303B"/>
-        </w:rPr>
-        <w:tab/>
-      </w:r>
-    </w:p>
-    <w:p>
-      <w:pPr>
-        <w:numPr>
-          <w:ilvl w:val="0"/>
-          <w:numId w:val="18"/>
-        </w:numPr>
-        <w:tabs>
-          <w:tab w:val="left" w:leader="underscore" w:pos="8505"/>
-        </w:tabs>
-        <w:spacing w:line="360" w:lineRule="auto"/>
-        <w:rPr>
-          <w:rFonts w:ascii="Calibri" w:hAnsi="Calibri" w:cs="Calibri"/>
-        </w:rPr>
-      </w:pPr>
-      <w:r>
-        <w:rPr>
-          <w:rFonts w:ascii="Arial" w:hAnsi="Arial" w:cs="Arial" w:eastAsia="Arial"/>
-          <w:color w:val="24303B"/>
-        </w:rPr>
-        <w:t xml:space="preserve">Hoofdonderzoeker (PI): </w:t>
-      </w:r>
-      <w:r>
-        <w:rPr>
-          <w:rFonts w:ascii="Arial" w:hAnsi="Arial" w:cs="Arial" w:eastAsia="Arial"/>
-          <w:color w:val="24303B"/>
-        </w:rPr>
-        <w:tab/>
-      </w:r>
-    </w:p>
-    <w:p>
-      <w:pPr>
-        <w:numPr>
-          <w:ilvl w:val="0"/>
-          <w:numId w:val="18"/>
-        </w:numPr>
-        <w:tabs>
-          <w:tab w:val="left" w:leader="underscore" w:pos="8505"/>
-        </w:tabs>
-        <w:spacing w:line="360" w:lineRule="auto"/>
-        <w:rPr>
-          <w:rFonts w:ascii="Calibri" w:hAnsi="Calibri" w:cs="Calibri"/>
-        </w:rPr>
-      </w:pPr>
-      <w:r>
-        <w:rPr>
-          <w:rFonts w:ascii="Arial" w:hAnsi="Arial" w:cs="Arial" w:eastAsia="Arial"/>
           <w:color w:val="24303B"/>
         </w:rPr>
         <w:t xml:space="preserve">Deelnemerscode: </w:t>
       </w:r>
       <w:r>
         <w:rPr>
-          <w:rFonts w:ascii="Arial" w:hAnsi="Arial" w:cs="Arial" w:eastAsia="Arial"/>
           <w:color w:val="24303B"/>
         </w:rPr>
         <w:tab/>
       </w:r>
-    </w:p>
-    <w:p>
-      <w:pPr>
-        <w:tabs>
-          <w:tab w:val="left" w:leader="underscore" w:pos="8505"/>
-        </w:tabs>
-        <w:rPr>
-          <w:rFonts w:ascii="Calibri" w:hAnsi="Calibri" w:cs="Calibri"/>
-        </w:rPr>
-      </w:pPr>
     </w:p>
     <w:p>
       <w:pPr>
@@ -301,7 +261,6 @@
       </w:pPr>
       <w:r>
         <w:rPr>
-          <w:rFonts w:ascii="Arial" w:hAnsi="Arial" w:cs="Arial" w:eastAsia="Arial"/>
           <w:b/>
           <w:bCs/>
           <w:color w:val="123A5F"/>
@@ -328,14 +287,12 @@
       </w:pPr>
       <w:r>
         <w:rPr>
-          <w:rFonts w:ascii="Arial" w:hAnsi="Arial" w:cs="Arial" w:eastAsia="Arial"/>
           <w:color w:val="24303B"/>
         </w:rPr>
         <w:t xml:space="preserve">Naam/type apparaat: </w:t>
       </w:r>
       <w:r>
         <w:rPr>
-          <w:rFonts w:ascii="Arial" w:hAnsi="Arial" w:cs="Arial" w:eastAsia="Arial"/>
           <w:color w:val="24303B"/>
         </w:rPr>
         <w:tab/>
@@ -358,14 +315,12 @@
       </w:pPr>
       <w:r>
         <w:rPr>
-          <w:rFonts w:ascii="Arial" w:hAnsi="Arial" w:cs="Arial" w:eastAsia="Arial"/>
           <w:color w:val="24303B"/>
         </w:rPr>
         <w:t xml:space="preserve">Fabrikant: </w:t>
       </w:r>
       <w:r>
         <w:rPr>
-          <w:rFonts w:ascii="Arial" w:hAnsi="Arial" w:cs="Arial" w:eastAsia="Arial"/>
           <w:color w:val="24303B"/>
         </w:rPr>
         <w:tab/>
@@ -388,14 +343,12 @@
       </w:pPr>
       <w:r>
         <w:rPr>
-          <w:rFonts w:ascii="Arial" w:hAnsi="Arial" w:cs="Arial" w:eastAsia="Arial"/>
           <w:color w:val="24303B"/>
         </w:rPr>
         <w:t xml:space="preserve">Referentienummer: </w:t>
       </w:r>
       <w:r>
         <w:rPr>
-          <w:rFonts w:ascii="Arial" w:hAnsi="Arial" w:cs="Arial" w:eastAsia="Arial"/>
           <w:color w:val="24303B"/>
         </w:rPr>
         <w:tab/>
@@ -404,21 +357,31 @@
     <w:p>
       <w:pPr>
         <w:rPr>
-          <w:rFonts w:ascii="Calibri" w:hAnsi="Calibri" w:cs="Calibri"/>
+          <w:b/>
+          <w:bCs/>
+          <w:color w:val="123A5F"/>
         </w:rPr>
       </w:pPr>
     </w:p>
     <w:p>
       <w:pPr>
         <w:rPr>
-          <w:rFonts w:ascii="Calibri" w:hAnsi="Calibri" w:cs="Calibri"/>
           <w:b/>
           <w:bCs/>
+          <w:color w:val="123A5F"/>
+        </w:rPr>
+      </w:pPr>
+    </w:p>
+    <w:p>
+      <w:pPr>
+        <w:rPr>
+          <w:b/>
+          <w:bCs/>
+          <w:color w:val="123A5F"/>
         </w:rPr>
       </w:pPr>
       <w:r>
         <w:rPr>
-          <w:rFonts w:ascii="Arial" w:hAnsi="Arial" w:cs="Arial" w:eastAsia="Arial"/>
           <w:b/>
           <w:bCs/>
           <w:color w:val="123A5F"/>
@@ -448,10 +411,10 @@
             <w:tcW w:w="6027" w:type="dxa"/>
             <w:gridSpan w:val="3"/>
             <w:tcBorders>
-              <w:top w:val="single" w:color="auto" w:sz="4" w:space="0"/>
-              <w:left w:val="single" w:color="auto" w:sz="4" w:space="0"/>
-              <w:bottom w:val="single" w:color="auto" w:sz="4" w:space="0"/>
-              <w:right w:val="single" w:color="000000" w:sz="4" w:space="0"/>
+              <w:top w:val="single" w:sz="4" w:space="0" w:color="auto"/>
+              <w:left w:val="single" w:sz="4" w:space="0" w:color="auto"/>
+              <w:bottom w:val="single" w:sz="4" w:space="0" w:color="auto"/>
+              <w:right w:val="single" w:sz="4" w:space="0" w:color="000000"/>
             </w:tcBorders>
             <w:shd w:val="clear" w:color="000000" w:fill="F2F2F2"/>
             <w:vAlign w:val="center"/>
@@ -462,7 +425,7 @@
               <w:spacing w:after="0" w:line="240" w:lineRule="auto"/>
               <w:jc w:val="center"/>
               <w:rPr>
-                <w:rFonts w:ascii="Calibri" w:hAnsi="Calibri" w:eastAsia="Times New Roman" w:cs="Calibri"/>
+                <w:rFonts w:ascii="Calibri" w:eastAsia="Times New Roman" w:hAnsi="Calibri" w:cs="Calibri"/>
                 <w:b/>
                 <w:bCs/>
                 <w:color w:val="000000"/>
@@ -474,7 +437,6 @@
             </w:pPr>
             <w:r>
               <w:rPr>
-                <w:rFonts w:ascii="Arial" w:hAnsi="Arial" w:eastAsia="Arial" w:cs="Arial"/>
                 <w:b/>
                 <w:bCs/>
                 <w:color w:val="123A5F"/>
@@ -492,10 +454,10 @@
             <w:tcW w:w="4018" w:type="dxa"/>
             <w:gridSpan w:val="2"/>
             <w:tcBorders>
-              <w:top w:val="single" w:color="auto" w:sz="4" w:space="0"/>
+              <w:top w:val="single" w:sz="4" w:space="0" w:color="auto"/>
               <w:left w:val="nil"/>
-              <w:bottom w:val="single" w:color="auto" w:sz="4" w:space="0"/>
-              <w:right w:val="single" w:color="000000" w:sz="4" w:space="0"/>
+              <w:bottom w:val="single" w:sz="4" w:space="0" w:color="auto"/>
+              <w:right w:val="single" w:sz="4" w:space="0" w:color="000000"/>
             </w:tcBorders>
             <w:shd w:val="clear" w:color="000000" w:fill="D9D9D9"/>
             <w:vAlign w:val="center"/>
@@ -506,7 +468,7 @@
               <w:spacing w:after="0" w:line="240" w:lineRule="auto"/>
               <w:jc w:val="center"/>
               <w:rPr>
-                <w:rFonts w:ascii="Calibri" w:hAnsi="Calibri" w:eastAsia="Times New Roman" w:cs="Calibri"/>
+                <w:rFonts w:ascii="Calibri" w:eastAsia="Times New Roman" w:hAnsi="Calibri" w:cs="Calibri"/>
                 <w:b/>
                 <w:bCs/>
                 <w:color w:val="000000"/>
@@ -519,7 +481,6 @@
             <w:proofErr w:type="spellStart"/>
             <w:r>
               <w:rPr>
-                <w:rFonts w:ascii="Arial" w:hAnsi="Arial" w:eastAsia="Arial" w:cs="Arial"/>
                 <w:b/>
                 <w:bCs/>
                 <w:color w:val="123A5F"/>
@@ -543,9 +504,9 @@
             <w:tcW w:w="1685" w:type="dxa"/>
             <w:tcBorders>
               <w:top w:val="nil"/>
-              <w:left w:val="single" w:color="auto" w:sz="4" w:space="0"/>
-              <w:bottom w:val="single" w:color="auto" w:sz="4" w:space="0"/>
-              <w:right w:val="single" w:color="auto" w:sz="4" w:space="0"/>
+              <w:left w:val="single" w:sz="4" w:space="0" w:color="auto"/>
+              <w:bottom w:val="single" w:sz="4" w:space="0" w:color="auto"/>
+              <w:right w:val="single" w:sz="4" w:space="0" w:color="auto"/>
             </w:tcBorders>
             <w:noWrap/>
             <w:vAlign w:val="bottom"/>
@@ -556,7 +517,7 @@
               <w:spacing w:after="0" w:line="240" w:lineRule="auto"/>
               <w:jc w:val="center"/>
               <w:rPr>
-                <w:rFonts w:ascii="Calibri" w:hAnsi="Calibri" w:eastAsia="Times New Roman" w:cs="Calibri"/>
+                <w:rFonts w:ascii="Calibri" w:eastAsia="Times New Roman" w:hAnsi="Calibri" w:cs="Calibri"/>
                 <w:b/>
                 <w:bCs/>
                 <w:color w:val="000000"/>
@@ -566,7 +527,6 @@
             </w:pPr>
             <w:r>
               <w:rPr>
-                <w:rFonts w:ascii="Arial" w:hAnsi="Arial" w:eastAsia="Arial" w:cs="Arial"/>
                 <w:b/>
                 <w:bCs/>
                 <w:color w:val="123A5F"/>
@@ -583,8 +543,8 @@
             <w:tcBorders>
               <w:top w:val="nil"/>
               <w:left w:val="nil"/>
-              <w:bottom w:val="single" w:color="auto" w:sz="4" w:space="0"/>
-              <w:right w:val="single" w:color="auto" w:sz="4" w:space="0"/>
+              <w:bottom w:val="single" w:sz="4" w:space="0" w:color="auto"/>
+              <w:right w:val="single" w:sz="4" w:space="0" w:color="auto"/>
             </w:tcBorders>
             <w:noWrap/>
             <w:vAlign w:val="bottom"/>
@@ -595,7 +555,7 @@
               <w:spacing w:after="0" w:line="240" w:lineRule="auto"/>
               <w:jc w:val="center"/>
               <w:rPr>
-                <w:rFonts w:ascii="Calibri" w:hAnsi="Calibri" w:eastAsia="Times New Roman" w:cs="Calibri"/>
+                <w:rFonts w:ascii="Calibri" w:eastAsia="Times New Roman" w:hAnsi="Calibri" w:cs="Calibri"/>
                 <w:b/>
                 <w:bCs/>
                 <w:color w:val="000000"/>
@@ -605,7 +565,6 @@
             </w:pPr>
             <w:r>
               <w:rPr>
-                <w:rFonts w:ascii="Arial" w:hAnsi="Arial" w:eastAsia="Arial" w:cs="Arial"/>
                 <w:b/>
                 <w:bCs/>
                 <w:color w:val="123A5F"/>
@@ -622,8 +581,8 @@
             <w:tcBorders>
               <w:top w:val="nil"/>
               <w:left w:val="nil"/>
-              <w:bottom w:val="single" w:color="auto" w:sz="4" w:space="0"/>
-              <w:right w:val="single" w:color="auto" w:sz="4" w:space="0"/>
+              <w:bottom w:val="single" w:sz="4" w:space="0" w:color="auto"/>
+              <w:right w:val="single" w:sz="4" w:space="0" w:color="auto"/>
             </w:tcBorders>
             <w:noWrap/>
             <w:vAlign w:val="bottom"/>
@@ -634,7 +593,7 @@
               <w:spacing w:after="0" w:line="240" w:lineRule="auto"/>
               <w:jc w:val="center"/>
               <w:rPr>
-                <w:rFonts w:ascii="Calibri" w:hAnsi="Calibri" w:eastAsia="Times New Roman" w:cs="Calibri"/>
+                <w:rFonts w:ascii="Calibri" w:eastAsia="Times New Roman" w:hAnsi="Calibri" w:cs="Calibri"/>
                 <w:b/>
                 <w:bCs/>
                 <w:color w:val="000000"/>
@@ -644,7 +603,6 @@
             </w:pPr>
             <w:r>
               <w:rPr>
-                <w:rFonts w:ascii="Arial" w:hAnsi="Arial" w:eastAsia="Arial" w:cs="Arial"/>
                 <w:b/>
                 <w:bCs/>
                 <w:color w:val="123A5F"/>
@@ -661,8 +619,8 @@
             <w:tcBorders>
               <w:top w:val="nil"/>
               <w:left w:val="nil"/>
-              <w:bottom w:val="single" w:color="auto" w:sz="4" w:space="0"/>
-              <w:right w:val="single" w:color="auto" w:sz="4" w:space="0"/>
+              <w:bottom w:val="single" w:sz="4" w:space="0" w:color="auto"/>
+              <w:right w:val="single" w:sz="4" w:space="0" w:color="auto"/>
             </w:tcBorders>
             <w:noWrap/>
             <w:vAlign w:val="bottom"/>
@@ -673,7 +631,7 @@
               <w:spacing w:after="0" w:line="240" w:lineRule="auto"/>
               <w:jc w:val="center"/>
               <w:rPr>
-                <w:rFonts w:ascii="Calibri" w:hAnsi="Calibri" w:eastAsia="Times New Roman" w:cs="Calibri"/>
+                <w:rFonts w:ascii="Calibri" w:eastAsia="Times New Roman" w:hAnsi="Calibri" w:cs="Calibri"/>
                 <w:b/>
                 <w:bCs/>
                 <w:color w:val="000000"/>
@@ -683,7 +641,6 @@
             </w:pPr>
             <w:r>
               <w:rPr>
-                <w:rFonts w:ascii="Arial" w:hAnsi="Arial" w:eastAsia="Arial" w:cs="Arial"/>
                 <w:b/>
                 <w:bCs/>
                 <w:color w:val="123A5F"/>
@@ -700,8 +657,8 @@
             <w:tcBorders>
               <w:top w:val="nil"/>
               <w:left w:val="nil"/>
-              <w:bottom w:val="single" w:color="auto" w:sz="4" w:space="0"/>
-              <w:right w:val="single" w:color="auto" w:sz="4" w:space="0"/>
+              <w:bottom w:val="single" w:sz="4" w:space="0" w:color="auto"/>
+              <w:right w:val="single" w:sz="4" w:space="0" w:color="auto"/>
             </w:tcBorders>
             <w:noWrap/>
             <w:vAlign w:val="bottom"/>
@@ -712,7 +669,7 @@
               <w:spacing w:after="0" w:line="240" w:lineRule="auto"/>
               <w:jc w:val="center"/>
               <w:rPr>
-                <w:rFonts w:ascii="Calibri" w:hAnsi="Calibri" w:eastAsia="Times New Roman" w:cs="Calibri"/>
+                <w:rFonts w:ascii="Calibri" w:eastAsia="Times New Roman" w:hAnsi="Calibri" w:cs="Calibri"/>
                 <w:b/>
                 <w:bCs/>
                 <w:color w:val="000000"/>
@@ -722,7 +679,6 @@
             </w:pPr>
             <w:r>
               <w:rPr>
-                <w:rFonts w:ascii="Arial" w:hAnsi="Arial" w:eastAsia="Arial" w:cs="Arial"/>
                 <w:b/>
                 <w:bCs/>
                 <w:color w:val="123A5F"/>
@@ -743,9 +699,9 @@
             <w:tcW w:w="1685" w:type="dxa"/>
             <w:tcBorders>
               <w:top w:val="nil"/>
-              <w:left w:val="single" w:color="auto" w:sz="4" w:space="0"/>
-              <w:bottom w:val="single" w:color="auto" w:sz="4" w:space="0"/>
-              <w:right w:val="single" w:color="auto" w:sz="4" w:space="0"/>
+              <w:left w:val="single" w:sz="4" w:space="0" w:color="auto"/>
+              <w:bottom w:val="single" w:sz="4" w:space="0" w:color="auto"/>
+              <w:right w:val="single" w:sz="4" w:space="0" w:color="auto"/>
             </w:tcBorders>
             <w:noWrap/>
             <w:vAlign w:val="bottom"/>
@@ -755,7 +711,7 @@
             <w:pPr>
               <w:spacing w:after="0" w:line="240" w:lineRule="auto"/>
               <w:rPr>
-                <w:rFonts w:ascii="Calibri" w:hAnsi="Calibri" w:eastAsia="Times New Roman" w:cs="Calibri"/>
+                <w:rFonts w:ascii="Calibri" w:eastAsia="Times New Roman" w:hAnsi="Calibri" w:cs="Calibri"/>
                 <w:color w:val="000000"/>
                 <w:kern w:val="0"/>
                 <w14:ligatures w14:val="none"/>
@@ -763,7 +719,6 @@
             </w:pPr>
             <w:r>
               <w:rPr>
-                <w:rFonts w:ascii="Arial" w:hAnsi="Arial" w:eastAsia="Arial" w:cs="Arial"/>
                 <w:color w:val="000000"/>
                 <w:kern w:val="0"/>
                 <w14:ligatures w14:val="none"/>
@@ -778,8 +733,8 @@
             <w:tcBorders>
               <w:top w:val="nil"/>
               <w:left w:val="nil"/>
-              <w:bottom w:val="single" w:color="auto" w:sz="4" w:space="0"/>
-              <w:right w:val="single" w:color="auto" w:sz="4" w:space="0"/>
+              <w:bottom w:val="single" w:sz="4" w:space="0" w:color="auto"/>
+              <w:right w:val="single" w:sz="4" w:space="0" w:color="auto"/>
             </w:tcBorders>
             <w:noWrap/>
             <w:vAlign w:val="bottom"/>
@@ -789,7 +744,7 @@
             <w:pPr>
               <w:spacing w:after="0" w:line="240" w:lineRule="auto"/>
               <w:rPr>
-                <w:rFonts w:ascii="Calibri" w:hAnsi="Calibri" w:eastAsia="Times New Roman" w:cs="Calibri"/>
+                <w:rFonts w:ascii="Calibri" w:eastAsia="Times New Roman" w:hAnsi="Calibri" w:cs="Calibri"/>
                 <w:color w:val="000000"/>
                 <w:kern w:val="0"/>
                 <w14:ligatures w14:val="none"/>
@@ -797,7 +752,6 @@
             </w:pPr>
             <w:r>
               <w:rPr>
-                <w:rFonts w:ascii="Arial" w:hAnsi="Arial" w:eastAsia="Arial" w:cs="Arial"/>
                 <w:color w:val="000000"/>
                 <w:kern w:val="0"/>
                 <w14:ligatures w14:val="none"/>
@@ -812,8 +766,8 @@
             <w:tcBorders>
               <w:top w:val="nil"/>
               <w:left w:val="nil"/>
-              <w:bottom w:val="single" w:color="auto" w:sz="4" w:space="0"/>
-              <w:right w:val="single" w:color="auto" w:sz="4" w:space="0"/>
+              <w:bottom w:val="single" w:sz="4" w:space="0" w:color="auto"/>
+              <w:right w:val="single" w:sz="4" w:space="0" w:color="auto"/>
             </w:tcBorders>
             <w:noWrap/>
             <w:vAlign w:val="bottom"/>
@@ -823,7 +777,7 @@
             <w:pPr>
               <w:spacing w:after="0" w:line="240" w:lineRule="auto"/>
               <w:rPr>
-                <w:rFonts w:ascii="Calibri" w:hAnsi="Calibri" w:eastAsia="Times New Roman" w:cs="Calibri"/>
+                <w:rFonts w:ascii="Calibri" w:eastAsia="Times New Roman" w:hAnsi="Calibri" w:cs="Calibri"/>
                 <w:color w:val="000000"/>
                 <w:kern w:val="0"/>
                 <w14:ligatures w14:val="none"/>
@@ -831,7 +785,6 @@
             </w:pPr>
             <w:r>
               <w:rPr>
-                <w:rFonts w:ascii="Arial" w:hAnsi="Arial" w:eastAsia="Arial" w:cs="Arial"/>
                 <w:color w:val="000000"/>
                 <w:kern w:val="0"/>
                 <w14:ligatures w14:val="none"/>
@@ -846,8 +799,8 @@
             <w:tcBorders>
               <w:top w:val="nil"/>
               <w:left w:val="nil"/>
-              <w:bottom w:val="single" w:color="auto" w:sz="4" w:space="0"/>
-              <w:right w:val="single" w:color="auto" w:sz="4" w:space="0"/>
+              <w:bottom w:val="single" w:sz="4" w:space="0" w:color="auto"/>
+              <w:right w:val="single" w:sz="4" w:space="0" w:color="auto"/>
             </w:tcBorders>
             <w:noWrap/>
             <w:vAlign w:val="bottom"/>
@@ -857,7 +810,7 @@
             <w:pPr>
               <w:spacing w:after="0" w:line="240" w:lineRule="auto"/>
               <w:rPr>
-                <w:rFonts w:ascii="Calibri" w:hAnsi="Calibri" w:eastAsia="Times New Roman" w:cs="Calibri"/>
+                <w:rFonts w:ascii="Calibri" w:eastAsia="Times New Roman" w:hAnsi="Calibri" w:cs="Calibri"/>
                 <w:color w:val="000000"/>
                 <w:kern w:val="0"/>
                 <w14:ligatures w14:val="none"/>
@@ -865,7 +818,6 @@
             </w:pPr>
             <w:r>
               <w:rPr>
-                <w:rFonts w:ascii="Arial" w:hAnsi="Arial" w:eastAsia="Arial" w:cs="Arial"/>
                 <w:color w:val="000000"/>
                 <w:kern w:val="0"/>
                 <w14:ligatures w14:val="none"/>
@@ -880,8 +832,8 @@
             <w:tcBorders>
               <w:top w:val="nil"/>
               <w:left w:val="nil"/>
-              <w:bottom w:val="single" w:color="auto" w:sz="4" w:space="0"/>
-              <w:right w:val="single" w:color="auto" w:sz="4" w:space="0"/>
+              <w:bottom w:val="single" w:sz="4" w:space="0" w:color="auto"/>
+              <w:right w:val="single" w:sz="4" w:space="0" w:color="auto"/>
             </w:tcBorders>
             <w:noWrap/>
             <w:vAlign w:val="bottom"/>
@@ -891,7 +843,7 @@
             <w:pPr>
               <w:spacing w:after="0" w:line="240" w:lineRule="auto"/>
               <w:rPr>
-                <w:rFonts w:ascii="Calibri" w:hAnsi="Calibri" w:eastAsia="Times New Roman" w:cs="Calibri"/>
+                <w:rFonts w:ascii="Calibri" w:eastAsia="Times New Roman" w:hAnsi="Calibri" w:cs="Calibri"/>
                 <w:color w:val="000000"/>
                 <w:kern w:val="0"/>
                 <w14:ligatures w14:val="none"/>
@@ -899,7 +851,6 @@
             </w:pPr>
             <w:r>
               <w:rPr>
-                <w:rFonts w:ascii="Arial" w:hAnsi="Arial" w:eastAsia="Arial" w:cs="Arial"/>
                 <w:color w:val="000000"/>
                 <w:kern w:val="0"/>
                 <w14:ligatures w14:val="none"/>
@@ -920,9 +871,9 @@
       </w:pPr>
     </w:p>
     <w:sectPr>
-      <w:headerReference w:type="default" r:id="rId7"/>
-      <w:footerReference w:type="default" r:id="rId8"/>
-      <w:pgSz w:w="11906" w:h="16838" w:orient="portrait"/>
+      <w:headerReference w:type="default" r:id="rId10"/>
+      <w:footerReference w:type="default" r:id="rId11"/>
+      <w:pgSz w:w="11906" w:h="16838"/>
       <w:pgMar w:top="1440" w:right="1440" w:bottom="1440" w:left="1440" w:header="708" w:footer="708" w:gutter="0"/>
       <w:cols w:space="708"/>
       <w:docGrid w:linePitch="360"/>
@@ -932,7 +883,7 @@
 </file>
 
 <file path=word/endnotes.xml><?xml version="1.0" encoding="utf-8"?>
-<w:endnotes xmlns:wpc="http://schemas.microsoft.com/office/word/2010/wordprocessingCanvas" xmlns:cx="http://schemas.microsoft.com/office/drawing/2014/chartex" xmlns:cx1="http://schemas.microsoft.com/office/drawing/2015/9/8/chartex" xmlns:cx2="http://schemas.microsoft.com/office/drawing/2015/10/21/chartex" xmlns:cx3="http://schemas.microsoft.com/office/drawing/2016/5/9/chartex" xmlns:cx4="http://schemas.microsoft.com/office/drawing/2016/5/10/chartex" xmlns:cx5="http://schemas.microsoft.com/office/drawing/2016/5/11/chartex" xmlns:cx6="http://schemas.microsoft.com/office/drawing/2016/5/12/chartex" xmlns:cx7="http://schemas.microsoft.com/office/drawing/2016/5/13/chartex" xmlns:cx8="http://schemas.microsoft.com/office/drawing/2016/5/14/chartex" xmlns:mc="http://schemas.openxmlformats.org/markup-compatibility/2006" xmlns:aink="http://schemas.microsoft.com/office/drawing/2016/ink" xmlns:am3d="http://schemas.microsoft.com/office/drawing/2017/model3d" xmlns:o="urn:schemas-microsoft-com:office:office" xmlns:oel="http://schemas.microsoft.com/office/2019/extlst" xmlns:r="http://schemas.openxmlformats.org/officeDocument/2006/relationships" xmlns:m="http://schemas.openxmlformats.org/officeDocument/2006/math" xmlns:v="urn:schemas-microsoft-com:vml" xmlns:wp14="http://schemas.microsoft.com/office/word/2010/wordprocessingDrawing" xmlns:wp="http://schemas.openxmlformats.org/drawingml/2006/wordprocessingDrawing" xmlns:w10="urn:schemas-microsoft-com:office:word" xmlns:w="http://schemas.openxmlformats.org/wordprocessingml/2006/main" xmlns:w14="http://schemas.microsoft.com/office/word/2010/wordml" xmlns:w15="http://schemas.microsoft.com/office/word/2012/wordml" xmlns:w16cex="http://schemas.microsoft.com/office/word/2018/wordml/cex" xmlns:w16cid="http://schemas.microsoft.com/office/word/2016/wordml/cid" xmlns:w16="http://schemas.microsoft.com/office/word/2018/wordml" xmlns:w16du="http://schemas.microsoft.com/office/word/2023/wordml/word16du" xmlns:w16sdtdh="http://schemas.microsoft.com/office/word/2020/wordml/sdtdatahash" xmlns:w16sdtfl="http://schemas.microsoft.com/office/word/2024/wordml/sdtformatlock" xmlns:w16se="http://schemas.microsoft.com/office/word/2015/wordml/symex" xmlns:wpg="http://schemas.microsoft.com/office/word/2010/wordprocessingGroup" xmlns:wpi="http://schemas.microsoft.com/office/word/2010/wordprocessingInk" xmlns:wne="http://schemas.microsoft.com/office/word/2006/wordml" xmlns:wps="http://schemas.microsoft.com/office/word/2010/wordprocessingShape" mc:Ignorable="w14 w15 w16se w16cid w16 w16cex w16sdtdh w16sdtfl w16du wp14">
+<w:endnotes xmlns:wpc="http://schemas.microsoft.com/office/word/2010/wordprocessingCanvas" xmlns:cx="http://schemas.microsoft.com/office/drawing/2014/chartex" xmlns:cx1="http://schemas.microsoft.com/office/drawing/2015/9/8/chartex" xmlns:cx2="http://schemas.microsoft.com/office/drawing/2015/10/21/chartex" xmlns:cx3="http://schemas.microsoft.com/office/drawing/2016/5/9/chartex" xmlns:cx4="http://schemas.microsoft.com/office/drawing/2016/5/10/chartex" xmlns:cx5="http://schemas.microsoft.com/office/drawing/2016/5/11/chartex" xmlns:cx6="http://schemas.microsoft.com/office/drawing/2016/5/12/chartex" xmlns:cx7="http://schemas.microsoft.com/office/drawing/2016/5/13/chartex" xmlns:cx8="http://schemas.microsoft.com/office/drawing/2016/5/14/chartex" xmlns:mc="http://schemas.openxmlformats.org/markup-compatibility/2006" xmlns:aink="http://schemas.microsoft.com/office/drawing/2016/ink" xmlns:am3d="http://schemas.microsoft.com/office/drawing/2017/model3d" xmlns:o="urn:schemas-microsoft-com:office:office" xmlns:oel="http://schemas.microsoft.com/office/2019/extlst" xmlns:r="http://schemas.openxmlformats.org/officeDocument/2006/relationships" xmlns:m="http://schemas.openxmlformats.org/officeDocument/2006/math" xmlns:v="urn:schemas-microsoft-com:vml" xmlns:wp14="http://schemas.microsoft.com/office/word/2010/wordprocessingDrawing" xmlns:wp="http://schemas.openxmlformats.org/drawingml/2006/wordprocessingDrawing" xmlns:w10="urn:schemas-microsoft-com:office:word" xmlns:w="http://schemas.openxmlformats.org/wordprocessingml/2006/main" xmlns:w14="http://schemas.microsoft.com/office/word/2010/wordml" xmlns:w15="http://schemas.microsoft.com/office/word/2012/wordml" xmlns:w16cei="http://schemas.microsoft.com/office/word/2026/wordml/cei" xmlns:w16cex="http://schemas.microsoft.com/office/word/2018/wordml/cex" xmlns:w16cid="http://schemas.microsoft.com/office/word/2016/wordml/cid" xmlns:w16="http://schemas.microsoft.com/office/word/2018/wordml" xmlns:w16du="http://schemas.microsoft.com/office/word/2023/wordml/word16du" xmlns:w16sdtdh="http://schemas.microsoft.com/office/word/2020/wordml/sdtdatahash" xmlns:w16sdtfl="http://schemas.microsoft.com/office/word/2024/wordml/sdtformatlock" xmlns:w16se="http://schemas.microsoft.com/office/word/2015/wordml/symex" xmlns:wpg="http://schemas.microsoft.com/office/word/2010/wordprocessingGroup" xmlns:wpi="http://schemas.microsoft.com/office/word/2010/wordprocessingInk" xmlns:wne="http://schemas.microsoft.com/office/word/2006/wordml" xmlns:wps="http://schemas.microsoft.com/office/word/2010/wordprocessingShape" mc:Ignorable="w14 w15 w16se w16cid w16 w16cex w16sdtdh w16sdtfl w16du wp14">
   <w:endnote w:type="separator" w:id="-1">
     <w:p>
       <w:pPr>
@@ -951,7 +902,7 @@
 </file>
 
 <file path=word/footer1.xml><?xml version="1.0" encoding="utf-8"?>
-<w:ftr xmlns:wpc="http://schemas.microsoft.com/office/word/2010/wordprocessingCanvas" xmlns:cx="http://schemas.microsoft.com/office/drawing/2014/chartex" xmlns:cx1="http://schemas.microsoft.com/office/drawing/2015/9/8/chartex" xmlns:cx2="http://schemas.microsoft.com/office/drawing/2015/10/21/chartex" xmlns:cx3="http://schemas.microsoft.com/office/drawing/2016/5/9/chartex" xmlns:cx4="http://schemas.microsoft.com/office/drawing/2016/5/10/chartex" xmlns:cx5="http://schemas.microsoft.com/office/drawing/2016/5/11/chartex" xmlns:cx6="http://schemas.microsoft.com/office/drawing/2016/5/12/chartex" xmlns:cx7="http://schemas.microsoft.com/office/drawing/2016/5/13/chartex" xmlns:cx8="http://schemas.microsoft.com/office/drawing/2016/5/14/chartex" xmlns:mc="http://schemas.openxmlformats.org/markup-compatibility/2006" xmlns:aink="http://schemas.microsoft.com/office/drawing/2016/ink" xmlns:am3d="http://schemas.microsoft.com/office/drawing/2017/model3d" xmlns:o="urn:schemas-microsoft-com:office:office" xmlns:oel="http://schemas.microsoft.com/office/2019/extlst" xmlns:r="http://schemas.openxmlformats.org/officeDocument/2006/relationships" xmlns:m="http://schemas.openxmlformats.org/officeDocument/2006/math" xmlns:v="urn:schemas-microsoft-com:vml" xmlns:wp14="http://schemas.microsoft.com/office/word/2010/wordprocessingDrawing" xmlns:wp="http://schemas.openxmlformats.org/drawingml/2006/wordprocessingDrawing" xmlns:w10="urn:schemas-microsoft-com:office:word" xmlns:w="http://schemas.openxmlformats.org/wordprocessingml/2006/main" xmlns:w14="http://schemas.microsoft.com/office/word/2010/wordml" xmlns:w15="http://schemas.microsoft.com/office/word/2012/wordml" xmlns:w16cex="http://schemas.microsoft.com/office/word/2018/wordml/cex" xmlns:w16cid="http://schemas.microsoft.com/office/word/2016/wordml/cid" xmlns:w16="http://schemas.microsoft.com/office/word/2018/wordml" xmlns:w16du="http://schemas.microsoft.com/office/word/2023/wordml/word16du" xmlns:w16sdtdh="http://schemas.microsoft.com/office/word/2020/wordml/sdtdatahash" xmlns:w16sdtfl="http://schemas.microsoft.com/office/word/2024/wordml/sdtformatlock" xmlns:w16se="http://schemas.microsoft.com/office/word/2015/wordml/symex" xmlns:wpg="http://schemas.microsoft.com/office/word/2010/wordprocessingGroup" xmlns:wpi="http://schemas.microsoft.com/office/word/2010/wordprocessingInk" xmlns:wne="http://schemas.microsoft.com/office/word/2006/wordml" xmlns:wps="http://schemas.microsoft.com/office/word/2010/wordprocessingShape" mc:Ignorable="w14 w15 w16se w16cid w16 w16cex w16sdtdh w16sdtfl w16du wp14">
+<w:ftr xmlns:wpc="http://schemas.microsoft.com/office/word/2010/wordprocessingCanvas" xmlns:cx="http://schemas.microsoft.com/office/drawing/2014/chartex" xmlns:cx1="http://schemas.microsoft.com/office/drawing/2015/9/8/chartex" xmlns:cx2="http://schemas.microsoft.com/office/drawing/2015/10/21/chartex" xmlns:cx3="http://schemas.microsoft.com/office/drawing/2016/5/9/chartex" xmlns:cx4="http://schemas.microsoft.com/office/drawing/2016/5/10/chartex" xmlns:cx5="http://schemas.microsoft.com/office/drawing/2016/5/11/chartex" xmlns:cx6="http://schemas.microsoft.com/office/drawing/2016/5/12/chartex" xmlns:cx7="http://schemas.microsoft.com/office/drawing/2016/5/13/chartex" xmlns:cx8="http://schemas.microsoft.com/office/drawing/2016/5/14/chartex" xmlns:mc="http://schemas.openxmlformats.org/markup-compatibility/2006" xmlns:aink="http://schemas.microsoft.com/office/drawing/2016/ink" xmlns:am3d="http://schemas.microsoft.com/office/drawing/2017/model3d" xmlns:o="urn:schemas-microsoft-com:office:office" xmlns:oel="http://schemas.microsoft.com/office/2019/extlst" xmlns:r="http://schemas.openxmlformats.org/officeDocument/2006/relationships" xmlns:m="http://schemas.openxmlformats.org/officeDocument/2006/math" xmlns:v="urn:schemas-microsoft-com:vml" xmlns:wp14="http://schemas.microsoft.com/office/word/2010/wordprocessingDrawing" xmlns:wp="http://schemas.openxmlformats.org/drawingml/2006/wordprocessingDrawing" xmlns:w10="urn:schemas-microsoft-com:office:word" xmlns:w="http://schemas.openxmlformats.org/wordprocessingml/2006/main" xmlns:w14="http://schemas.microsoft.com/office/word/2010/wordml" xmlns:w15="http://schemas.microsoft.com/office/word/2012/wordml" xmlns:w16cei="http://schemas.microsoft.com/office/word/2026/wordml/cei" xmlns:w16cex="http://schemas.microsoft.com/office/word/2018/wordml/cex" xmlns:w16cid="http://schemas.microsoft.com/office/word/2016/wordml/cid" xmlns:w16="http://schemas.microsoft.com/office/word/2018/wordml" xmlns:w16du="http://schemas.microsoft.com/office/word/2023/wordml/word16du" xmlns:w16sdtdh="http://schemas.microsoft.com/office/word/2020/wordml/sdtdatahash" xmlns:w16sdtfl="http://schemas.microsoft.com/office/word/2024/wordml/sdtformatlock" xmlns:w16se="http://schemas.microsoft.com/office/word/2015/wordml/symex" xmlns:wpg="http://schemas.microsoft.com/office/word/2010/wordprocessingGroup" xmlns:wpi="http://schemas.microsoft.com/office/word/2010/wordprocessingInk" xmlns:wne="http://schemas.microsoft.com/office/word/2006/wordml" xmlns:wps="http://schemas.microsoft.com/office/word/2010/wordprocessingShape" mc:Ignorable="w14 w15 w16se w16cid w16 w16cex w16sdtdh w16sdtfl w16du wp14">
   <w:p>
     <w:pPr>
       <w:pBdr>
@@ -986,7 +937,7 @@
                   <pic:cNvPicPr/>
                 </pic:nvPicPr>
                 <pic:blipFill rotWithShape="1">
-                  <a:blip r:embed="rIdTplImgC">
+                  <a:blip r:embed="rId1">
                     <a:extLst>
                       <a:ext uri="{28A0092B-C50C-407E-A947-70E740481C1C}">
                         <a14:useLocalDpi xmlns:a14="http://schemas.microsoft.com/office/drawing/2010/main" val="0"/>
@@ -1033,45 +984,8 @@
         <w:sz w:val="16"/>
         <w:szCs w:val="16"/>
       </w:rPr>
-      <w:t>PARADISE-</w:t>
+      <w:t xml:space="preserve">PARADISE-studie  ·  eCRF 25: Registratie en activatie Orthotimer (UDI) ·  Versie </w:t>
     </w:r>
-    <w:proofErr w:type="gramStart"/>
-    <w:r>
-      <w:rPr>
-        <w:color w:val="59636E"/>
-        <w:sz w:val="16"/>
-        <w:szCs w:val="16"/>
-      </w:rPr>
-      <w:t>studie  ·</w:t>
-    </w:r>
-    <w:proofErr w:type="gramEnd"/>
-    <w:r>
-      <w:rPr>
-        <w:color w:val="59636E"/>
-        <w:sz w:val="16"/>
-        <w:szCs w:val="16"/>
-      </w:rPr>
-      <w:t xml:space="preserve">  eCRF 25: Registratie en activatie Orthotimer (UDI) </w:t>
-    </w:r>
-    <w:proofErr w:type="gramStart"/>
-    <w:r>
-      <w:rPr>
-        <w:color w:val="59636E"/>
-        <w:sz w:val="16"/>
-        <w:szCs w:val="16"/>
-      </w:rPr>
-      <w:t>·</w:t>
-    </w:r>
-    <w:proofErr w:type="gramEnd"/>
-    <w:r>
-      <w:rPr>
-        <w:color w:val="59636E"/>
-        <w:sz w:val="16"/>
-        <w:szCs w:val="16"/>
-      </w:rPr>
-      <w:t xml:space="preserve">  Versie </w:t>
-    </w:r>
-    <w:proofErr w:type="gramStart"/>
     <w:r>
       <w:rPr>
         <w:i/>
@@ -1080,7 +994,15 @@
         <w:sz w:val="16"/>
         <w:szCs w:val="16"/>
       </w:rPr>
-      <w:t xml:space="preserve">[ </w:t>
+      <w:t>[ 1.0 ]</w:t>
+    </w:r>
+    <w:r>
+      <w:rPr>
+        <w:color w:val="59636E"/>
+        <w:sz w:val="16"/>
+        <w:szCs w:val="16"/>
+      </w:rPr>
+      <w:t xml:space="preserve">  ·  </w:t>
     </w:r>
     <w:r>
       <w:rPr>
@@ -1090,126 +1012,15 @@
         <w:sz w:val="16"/>
         <w:szCs w:val="16"/>
       </w:rPr>
-      <w:t>1.0</w:t>
+      <w:t>[ 27/07/2026 ]</w:t>
     </w:r>
-    <w:proofErr w:type="gramEnd"/>
     <w:r>
       <w:rPr>
-        <w:i/>
-        <w:iCs/>
         <w:color w:val="59636E"/>
         <w:sz w:val="16"/>
         <w:szCs w:val="16"/>
       </w:rPr>
-      <w:t xml:space="preserve"> </w:t>
-    </w:r>
-    <w:proofErr w:type="gramStart"/>
-    <w:r>
-      <w:rPr>
-        <w:i/>
-        <w:iCs/>
-        <w:color w:val="59636E"/>
-        <w:sz w:val="16"/>
-        <w:szCs w:val="16"/>
-      </w:rPr>
-      <w:t>]</w:t>
-    </w:r>
-    <w:r>
-      <w:rPr>
-        <w:color w:val="59636E"/>
-        <w:sz w:val="16"/>
-        <w:szCs w:val="16"/>
-      </w:rPr>
-      <w:t xml:space="preserve">  ·</w:t>
-    </w:r>
-    <w:proofErr w:type="gramEnd"/>
-    <w:r>
-      <w:rPr>
-        <w:color w:val="59636E"/>
-        <w:sz w:val="16"/>
-        <w:szCs w:val="16"/>
-      </w:rPr>
-      <w:t xml:space="preserve">  </w:t>
-    </w:r>
-    <w:proofErr w:type="gramStart"/>
-    <w:r>
-      <w:rPr>
-        <w:i/>
-        <w:iCs/>
-        <w:color w:val="59636E"/>
-        <w:sz w:val="16"/>
-        <w:szCs w:val="16"/>
-      </w:rPr>
-      <w:t xml:space="preserve">[ </w:t>
-    </w:r>
-    <w:r>
-      <w:rPr>
-        <w:i/>
-        <w:iCs/>
-        <w:color w:val="59636E"/>
-        <w:sz w:val="16"/>
-        <w:szCs w:val="16"/>
-      </w:rPr>
-      <w:t>27</w:t>
-    </w:r>
-    <w:proofErr w:type="gramEnd"/>
-    <w:r>
-      <w:rPr>
-        <w:i/>
-        <w:iCs/>
-        <w:color w:val="59636E"/>
-        <w:sz w:val="16"/>
-        <w:szCs w:val="16"/>
-      </w:rPr>
-      <w:t>/07/</w:t>
-    </w:r>
-    <w:proofErr w:type="gramStart"/>
-    <w:r>
-      <w:rPr>
-        <w:i/>
-        <w:iCs/>
-        <w:color w:val="59636E"/>
-        <w:sz w:val="16"/>
-        <w:szCs w:val="16"/>
-      </w:rPr>
-      <w:t>2026</w:t>
-    </w:r>
-    <w:r>
-      <w:rPr>
-        <w:i/>
-        <w:iCs/>
-        <w:color w:val="59636E"/>
-        <w:sz w:val="16"/>
-        <w:szCs w:val="16"/>
-      </w:rPr>
-      <w:t xml:space="preserve"> ]</w:t>
-    </w:r>
-    <w:proofErr w:type="gramEnd"/>
-    <w:r>
-      <w:rPr>
-        <w:color w:val="59636E"/>
-        <w:sz w:val="16"/>
-        <w:szCs w:val="16"/>
-      </w:rPr>
-      <w:t xml:space="preserve">  </w:t>
-    </w:r>
-    <w:proofErr w:type="gramStart"/>
-    <w:r>
-      <w:rPr>
-        <w:color w:val="59636E"/>
-        <w:sz w:val="16"/>
-        <w:szCs w:val="16"/>
-      </w:rPr>
-      <w:t>·  Pagina</w:t>
-    </w:r>
-    <w:proofErr w:type="gramEnd"/>
-    <w:r>
-      <w:rPr>
-        <w:color w:val="59636E"/>
-        <w:sz w:val="16"/>
-        <w:szCs w:val="16"/>
-      </w:rPr>
-      <w:t xml:space="preserve"> </w:t>
+      <w:t xml:space="preserve">  ·  Pagina </w:t>
     </w:r>
     <w:r>
       <w:rPr>
@@ -1306,7 +1117,7 @@
 </file>
 
 <file path=word/footnotes.xml><?xml version="1.0" encoding="utf-8"?>
-<w:footnotes xmlns:wpc="http://schemas.microsoft.com/office/word/2010/wordprocessingCanvas" xmlns:cx="http://schemas.microsoft.com/office/drawing/2014/chartex" xmlns:cx1="http://schemas.microsoft.com/office/drawing/2015/9/8/chartex" xmlns:cx2="http://schemas.microsoft.com/office/drawing/2015/10/21/chartex" xmlns:cx3="http://schemas.microsoft.com/office/drawing/2016/5/9/chartex" xmlns:cx4="http://schemas.microsoft.com/office/drawing/2016/5/10/chartex" xmlns:cx5="http://schemas.microsoft.com/office/drawing/2016/5/11/chartex" xmlns:cx6="http://schemas.microsoft.com/office/drawing/2016/5/12/chartex" xmlns:cx7="http://schemas.microsoft.com/office/drawing/2016/5/13/chartex" xmlns:cx8="http://schemas.microsoft.com/office/drawing/2016/5/14/chartex" xmlns:mc="http://schemas.openxmlformats.org/markup-compatibility/2006" xmlns:aink="http://schemas.microsoft.com/office/drawing/2016/ink" xmlns:am3d="http://schemas.microsoft.com/office/drawing/2017/model3d" xmlns:o="urn:schemas-microsoft-com:office:office" xmlns:oel="http://schemas.microsoft.com/office/2019/extlst" xmlns:r="http://schemas.openxmlformats.org/officeDocument/2006/relationships" xmlns:m="http://schemas.openxmlformats.org/officeDocument/2006/math" xmlns:v="urn:schemas-microsoft-com:vml" xmlns:wp14="http://schemas.microsoft.com/office/word/2010/wordprocessingDrawing" xmlns:wp="http://schemas.openxmlformats.org/drawingml/2006/wordprocessingDrawing" xmlns:w10="urn:schemas-microsoft-com:office:word" xmlns:w="http://schemas.openxmlformats.org/wordprocessingml/2006/main" xmlns:w14="http://schemas.microsoft.com/office/word/2010/wordml" xmlns:w15="http://schemas.microsoft.com/office/word/2012/wordml" xmlns:w16cex="http://schemas.microsoft.com/office/word/2018/wordml/cex" xmlns:w16cid="http://schemas.microsoft.com/office/word/2016/wordml/cid" xmlns:w16="http://schemas.microsoft.com/office/word/2018/wordml" xmlns:w16du="http://schemas.microsoft.com/office/word/2023/wordml/word16du" xmlns:w16sdtdh="http://schemas.microsoft.com/office/word/2020/wordml/sdtdatahash" xmlns:w16sdtfl="http://schemas.microsoft.com/office/word/2024/wordml/sdtformatlock" xmlns:w16se="http://schemas.microsoft.com/office/word/2015/wordml/symex" xmlns:wpg="http://schemas.microsoft.com/office/word/2010/wordprocessingGroup" xmlns:wpi="http://schemas.microsoft.com/office/word/2010/wordprocessingInk" xmlns:wne="http://schemas.microsoft.com/office/word/2006/wordml" xmlns:wps="http://schemas.microsoft.com/office/word/2010/wordprocessingShape" mc:Ignorable="w14 w15 w16se w16cid w16 w16cex w16sdtdh w16sdtfl w16du wp14">
+<w:footnotes xmlns:wpc="http://schemas.microsoft.com/office/word/2010/wordprocessingCanvas" xmlns:cx="http://schemas.microsoft.com/office/drawing/2014/chartex" xmlns:cx1="http://schemas.microsoft.com/office/drawing/2015/9/8/chartex" xmlns:cx2="http://schemas.microsoft.com/office/drawing/2015/10/21/chartex" xmlns:cx3="http://schemas.microsoft.com/office/drawing/2016/5/9/chartex" xmlns:cx4="http://schemas.microsoft.com/office/drawing/2016/5/10/chartex" xmlns:cx5="http://schemas.microsoft.com/office/drawing/2016/5/11/chartex" xmlns:cx6="http://schemas.microsoft.com/office/drawing/2016/5/12/chartex" xmlns:cx7="http://schemas.microsoft.com/office/drawing/2016/5/13/chartex" xmlns:cx8="http://schemas.microsoft.com/office/drawing/2016/5/14/chartex" xmlns:mc="http://schemas.openxmlformats.org/markup-compatibility/2006" xmlns:aink="http://schemas.microsoft.com/office/drawing/2016/ink" xmlns:am3d="http://schemas.microsoft.com/office/drawing/2017/model3d" xmlns:o="urn:schemas-microsoft-com:office:office" xmlns:oel="http://schemas.microsoft.com/office/2019/extlst" xmlns:r="http://schemas.openxmlformats.org/officeDocument/2006/relationships" xmlns:m="http://schemas.openxmlformats.org/officeDocument/2006/math" xmlns:v="urn:schemas-microsoft-com:vml" xmlns:wp14="http://schemas.microsoft.com/office/word/2010/wordprocessingDrawing" xmlns:wp="http://schemas.openxmlformats.org/drawingml/2006/wordprocessingDrawing" xmlns:w10="urn:schemas-microsoft-com:office:word" xmlns:w="http://schemas.openxmlformats.org/wordprocessingml/2006/main" xmlns:w14="http://schemas.microsoft.com/office/word/2010/wordml" xmlns:w15="http://schemas.microsoft.com/office/word/2012/wordml" xmlns:w16cei="http://schemas.microsoft.com/office/word/2026/wordml/cei" xmlns:w16cex="http://schemas.microsoft.com/office/word/2018/wordml/cex" xmlns:w16cid="http://schemas.microsoft.com/office/word/2016/wordml/cid" xmlns:w16="http://schemas.microsoft.com/office/word/2018/wordml" xmlns:w16du="http://schemas.microsoft.com/office/word/2023/wordml/word16du" xmlns:w16sdtdh="http://schemas.microsoft.com/office/word/2020/wordml/sdtdatahash" xmlns:w16sdtfl="http://schemas.microsoft.com/office/word/2024/wordml/sdtformatlock" xmlns:w16se="http://schemas.microsoft.com/office/word/2015/wordml/symex" xmlns:wpg="http://schemas.microsoft.com/office/word/2010/wordprocessingGroup" xmlns:wpi="http://schemas.microsoft.com/office/word/2010/wordprocessingInk" xmlns:wne="http://schemas.microsoft.com/office/word/2006/wordml" xmlns:wps="http://schemas.microsoft.com/office/word/2010/wordprocessingShape" mc:Ignorable="w14 w15 w16se w16cid w16 w16cex w16sdtdh w16sdtfl w16du wp14">
   <w:footnote w:type="separator" w:id="-1">
     <w:p>
       <w:pPr>
@@ -1325,10 +1136,9 @@
 </file>
 
 <file path=word/header1.xml><?xml version="1.0" encoding="utf-8"?>
-<w:hdr xmlns:wpc="http://schemas.microsoft.com/office/word/2010/wordprocessingCanvas" xmlns:cx="http://schemas.microsoft.com/office/drawing/2014/chartex" xmlns:cx1="http://schemas.microsoft.com/office/drawing/2015/9/8/chartex" xmlns:cx2="http://schemas.microsoft.com/office/drawing/2015/10/21/chartex" xmlns:cx3="http://schemas.microsoft.com/office/drawing/2016/5/9/chartex" xmlns:cx4="http://schemas.microsoft.com/office/drawing/2016/5/10/chartex" xmlns:cx5="http://schemas.microsoft.com/office/drawing/2016/5/11/chartex" xmlns:cx6="http://schemas.microsoft.com/office/drawing/2016/5/12/chartex" xmlns:cx7="http://schemas.microsoft.com/office/drawing/2016/5/13/chartex" xmlns:cx8="http://schemas.microsoft.com/office/drawing/2016/5/14/chartex" xmlns:mc="http://schemas.openxmlformats.org/markup-compatibility/2006" xmlns:aink="http://schemas.microsoft.com/office/drawing/2016/ink" xmlns:am3d="http://schemas.microsoft.com/office/drawing/2017/model3d" xmlns:o="urn:schemas-microsoft-com:office:office" xmlns:oel="http://schemas.microsoft.com/office/2019/extlst" xmlns:r="http://schemas.openxmlformats.org/officeDocument/2006/relationships" xmlns:m="http://schemas.openxmlformats.org/officeDocument/2006/math" xmlns:v="urn:schemas-microsoft-com:vml" xmlns:wp14="http://schemas.microsoft.com/office/word/2010/wordprocessingDrawing" xmlns:wp="http://schemas.openxmlformats.org/drawingml/2006/wordprocessingDrawing" xmlns:w10="urn:schemas-microsoft-com:office:word" xmlns:w="http://schemas.openxmlformats.org/wordprocessingml/2006/main" xmlns:w14="http://schemas.microsoft.com/office/word/2010/wordml" xmlns:w15="http://schemas.microsoft.com/office/word/2012/wordml" xmlns:w16cex="http://schemas.microsoft.com/office/word/2018/wordml/cex" xmlns:w16cid="http://schemas.microsoft.com/office/word/2016/wordml/cid" xmlns:w16="http://schemas.microsoft.com/office/word/2018/wordml" xmlns:w16du="http://schemas.microsoft.com/office/word/2023/wordml/word16du" xmlns:w16sdtdh="http://schemas.microsoft.com/office/word/2020/wordml/sdtdatahash" xmlns:w16sdtfl="http://schemas.microsoft.com/office/word/2024/wordml/sdtformatlock" xmlns:w16se="http://schemas.microsoft.com/office/word/2015/wordml/symex" xmlns:wpg="http://schemas.microsoft.com/office/word/2010/wordprocessingGroup" xmlns:wpi="http://schemas.microsoft.com/office/word/2010/wordprocessingInk" xmlns:wne="http://schemas.microsoft.com/office/word/2006/wordml" xmlns:wps="http://schemas.microsoft.com/office/word/2010/wordprocessingShape" mc:Ignorable="w14 w15 w16se w16cid w16 w16cex w16sdtdh w16sdtfl w16du wp14">
+<w:hdr xmlns:wpc="http://schemas.microsoft.com/office/word/2010/wordprocessingCanvas" xmlns:cx="http://schemas.microsoft.com/office/drawing/2014/chartex" xmlns:cx1="http://schemas.microsoft.com/office/drawing/2015/9/8/chartex" xmlns:cx2="http://schemas.microsoft.com/office/drawing/2015/10/21/chartex" xmlns:cx3="http://schemas.microsoft.com/office/drawing/2016/5/9/chartex" xmlns:cx4="http://schemas.microsoft.com/office/drawing/2016/5/10/chartex" xmlns:cx5="http://schemas.microsoft.com/office/drawing/2016/5/11/chartex" xmlns:cx6="http://schemas.microsoft.com/office/drawing/2016/5/12/chartex" xmlns:cx7="http://schemas.microsoft.com/office/drawing/2016/5/13/chartex" xmlns:cx8="http://schemas.microsoft.com/office/drawing/2016/5/14/chartex" xmlns:mc="http://schemas.openxmlformats.org/markup-compatibility/2006" xmlns:aink="http://schemas.microsoft.com/office/drawing/2016/ink" xmlns:am3d="http://schemas.microsoft.com/office/drawing/2017/model3d" xmlns:o="urn:schemas-microsoft-com:office:office" xmlns:oel="http://schemas.microsoft.com/office/2019/extlst" xmlns:r="http://schemas.openxmlformats.org/officeDocument/2006/relationships" xmlns:m="http://schemas.openxmlformats.org/officeDocument/2006/math" xmlns:v="urn:schemas-microsoft-com:vml" xmlns:wp14="http://schemas.microsoft.com/office/word/2010/wordprocessingDrawing" xmlns:wp="http://schemas.openxmlformats.org/drawingml/2006/wordprocessingDrawing" xmlns:w10="urn:schemas-microsoft-com:office:word" xmlns:w="http://schemas.openxmlformats.org/wordprocessingml/2006/main" xmlns:w14="http://schemas.microsoft.com/office/word/2010/wordml" xmlns:w15="http://schemas.microsoft.com/office/word/2012/wordml" xmlns:w16cei="http://schemas.microsoft.com/office/word/2026/wordml/cei" xmlns:w16cex="http://schemas.microsoft.com/office/word/2018/wordml/cex" xmlns:w16cid="http://schemas.microsoft.com/office/word/2016/wordml/cid" xmlns:w16="http://schemas.microsoft.com/office/word/2018/wordml" xmlns:w16du="http://schemas.microsoft.com/office/word/2023/wordml/word16du" xmlns:w16sdtdh="http://schemas.microsoft.com/office/word/2020/wordml/sdtdatahash" xmlns:w16sdtfl="http://schemas.microsoft.com/office/word/2024/wordml/sdtformatlock" xmlns:w16se="http://schemas.microsoft.com/office/word/2015/wordml/symex" xmlns:wpg="http://schemas.microsoft.com/office/word/2010/wordprocessingGroup" xmlns:wpi="http://schemas.microsoft.com/office/word/2010/wordprocessingInk" xmlns:wne="http://schemas.microsoft.com/office/word/2006/wordml" xmlns:wps="http://schemas.microsoft.com/office/word/2010/wordprocessingShape" mc:Ignorable="w14 w15 w16se w16cid w16 w16cex w16sdtdh w16sdtfl w16du wp14">
   <w:p>
     <w:pPr>
-      <w:pStyle w:val="Koptekst"/>
       <w:jc w:val="right"/>
     </w:pPr>
     <w:r>
@@ -1372,7 +1182,7 @@
                   <pic:cNvPicPr/>
                 </pic:nvPicPr>
                 <pic:blipFill>
-                  <a:blip r:embed="rIdTplImgA">
+                  <a:blip r:embed="rId1">
                     <a:extLst>
                       <a:ext uri="{28A0092B-C50C-407E-A947-70E740481C1C}">
                         <a14:useLocalDpi xmlns:a14="http://schemas.microsoft.com/office/drawing/2010/main" val="0"/>
@@ -1424,7 +1234,7 @@
                   <pic:cNvPicPr/>
                 </pic:nvPicPr>
                 <pic:blipFill>
-                  <a:blip r:embed="rIdTplImgB">
+                  <a:blip r:embed="rId2">
                     <a:extLst>
                       <a:ext uri="{28A0092B-C50C-407E-A947-70E740481C1C}">
                         <a14:useLocalDpi xmlns:a14="http://schemas.microsoft.com/office/drawing/2010/main" val="0"/>
@@ -1455,7 +1265,7 @@
 </file>
 
 <file path=word/numbering.xml><?xml version="1.0" encoding="utf-8"?>
-<w:numbering xmlns:wpc="http://schemas.microsoft.com/office/word/2010/wordprocessingCanvas" xmlns:cx="http://schemas.microsoft.com/office/drawing/2014/chartex" xmlns:cx1="http://schemas.microsoft.com/office/drawing/2015/9/8/chartex" xmlns:cx2="http://schemas.microsoft.com/office/drawing/2015/10/21/chartex" xmlns:cx3="http://schemas.microsoft.com/office/drawing/2016/5/9/chartex" xmlns:cx4="http://schemas.microsoft.com/office/drawing/2016/5/10/chartex" xmlns:cx5="http://schemas.microsoft.com/office/drawing/2016/5/11/chartex" xmlns:cx6="http://schemas.microsoft.com/office/drawing/2016/5/12/chartex" xmlns:cx7="http://schemas.microsoft.com/office/drawing/2016/5/13/chartex" xmlns:cx8="http://schemas.microsoft.com/office/drawing/2016/5/14/chartex" xmlns:mc="http://schemas.openxmlformats.org/markup-compatibility/2006" xmlns:aink="http://schemas.microsoft.com/office/drawing/2016/ink" xmlns:am3d="http://schemas.microsoft.com/office/drawing/2017/model3d" xmlns:o="urn:schemas-microsoft-com:office:office" xmlns:oel="http://schemas.microsoft.com/office/2019/extlst" xmlns:r="http://schemas.openxmlformats.org/officeDocument/2006/relationships" xmlns:m="http://schemas.openxmlformats.org/officeDocument/2006/math" xmlns:v="urn:schemas-microsoft-com:vml" xmlns:wp14="http://schemas.microsoft.com/office/word/2010/wordprocessingDrawing" xmlns:wp="http://schemas.openxmlformats.org/drawingml/2006/wordprocessingDrawing" xmlns:w10="urn:schemas-microsoft-com:office:word" xmlns:w="http://schemas.openxmlformats.org/wordprocessingml/2006/main" xmlns:w14="http://schemas.microsoft.com/office/word/2010/wordml" xmlns:w15="http://schemas.microsoft.com/office/word/2012/wordml" xmlns:w16cex="http://schemas.microsoft.com/office/word/2018/wordml/cex" xmlns:w16cid="http://schemas.microsoft.com/office/word/2016/wordml/cid" xmlns:w16="http://schemas.microsoft.com/office/word/2018/wordml" xmlns:w16du="http://schemas.microsoft.com/office/word/2023/wordml/word16du" xmlns:w16sdtdh="http://schemas.microsoft.com/office/word/2020/wordml/sdtdatahash" xmlns:w16sdtfl="http://schemas.microsoft.com/office/word/2024/wordml/sdtformatlock" xmlns:w16se="http://schemas.microsoft.com/office/word/2015/wordml/symex" xmlns:wpg="http://schemas.microsoft.com/office/word/2010/wordprocessingGroup" xmlns:wpi="http://schemas.microsoft.com/office/word/2010/wordprocessingInk" xmlns:wne="http://schemas.microsoft.com/office/word/2006/wordml" xmlns:wps="http://schemas.microsoft.com/office/word/2010/wordprocessingShape" mc:Ignorable="w14 w15 w16se w16cid w16 w16cex w16sdtdh w16sdtfl w16du wp14">
+<w:numbering xmlns:wpc="http://schemas.microsoft.com/office/word/2010/wordprocessingCanvas" xmlns:cx="http://schemas.microsoft.com/office/drawing/2014/chartex" xmlns:cx1="http://schemas.microsoft.com/office/drawing/2015/9/8/chartex" xmlns:cx2="http://schemas.microsoft.com/office/drawing/2015/10/21/chartex" xmlns:cx3="http://schemas.microsoft.com/office/drawing/2016/5/9/chartex" xmlns:cx4="http://schemas.microsoft.com/office/drawing/2016/5/10/chartex" xmlns:cx5="http://schemas.microsoft.com/office/drawing/2016/5/11/chartex" xmlns:cx6="http://schemas.microsoft.com/office/drawing/2016/5/12/chartex" xmlns:cx7="http://schemas.microsoft.com/office/drawing/2016/5/13/chartex" xmlns:cx8="http://schemas.microsoft.com/office/drawing/2016/5/14/chartex" xmlns:mc="http://schemas.openxmlformats.org/markup-compatibility/2006" xmlns:aink="http://schemas.microsoft.com/office/drawing/2016/ink" xmlns:am3d="http://schemas.microsoft.com/office/drawing/2017/model3d" xmlns:o="urn:schemas-microsoft-com:office:office" xmlns:oel="http://schemas.microsoft.com/office/2019/extlst" xmlns:r="http://schemas.openxmlformats.org/officeDocument/2006/relationships" xmlns:m="http://schemas.openxmlformats.org/officeDocument/2006/math" xmlns:v="urn:schemas-microsoft-com:vml" xmlns:wp14="http://schemas.microsoft.com/office/word/2010/wordprocessingDrawing" xmlns:wp="http://schemas.openxmlformats.org/drawingml/2006/wordprocessingDrawing" xmlns:w10="urn:schemas-microsoft-com:office:word" xmlns:w="http://schemas.openxmlformats.org/wordprocessingml/2006/main" xmlns:w14="http://schemas.microsoft.com/office/word/2010/wordml" xmlns:w15="http://schemas.microsoft.com/office/word/2012/wordml" xmlns:w16cei="http://schemas.microsoft.com/office/word/2026/wordml/cei" xmlns:w16cex="http://schemas.microsoft.com/office/word/2018/wordml/cex" xmlns:w16cid="http://schemas.microsoft.com/office/word/2016/wordml/cid" xmlns:w16="http://schemas.microsoft.com/office/word/2018/wordml" xmlns:w16du="http://schemas.microsoft.com/office/word/2023/wordml/word16du" xmlns:w16sdtdh="http://schemas.microsoft.com/office/word/2020/wordml/sdtdatahash" xmlns:w16sdtfl="http://schemas.microsoft.com/office/word/2024/wordml/sdtformatlock" xmlns:w16se="http://schemas.microsoft.com/office/word/2015/wordml/symex" xmlns:wpg="http://schemas.microsoft.com/office/word/2010/wordprocessingGroup" xmlns:wpi="http://schemas.microsoft.com/office/word/2010/wordprocessingInk" xmlns:wne="http://schemas.microsoft.com/office/word/2006/wordml" xmlns:wps="http://schemas.microsoft.com/office/word/2010/wordprocessingShape" mc:Ignorable="w14 w15 w16se w16cid w16 w16cex w16sdtdh w16sdtfl w16du wp14">
   <w:abstractNum w:abstractNumId="0" w15:restartNumberingAfterBreak="0">
     <w:nsid w:val="03E752F1"/>
     <w:multiLevelType w:val="multilevel"/>
@@ -1472,7 +1282,7 @@
         <w:ind w:left="720" w:hanging="360"/>
       </w:pPr>
       <w:rPr>
-        <w:rFonts w:hint="default" w:ascii="Symbol" w:hAnsi="Symbol"/>
+        <w:rFonts w:ascii="Symbol" w:hAnsi="Symbol" w:hint="default"/>
         <w:sz w:val="20"/>
       </w:rPr>
     </w:lvl>
@@ -1488,7 +1298,7 @@
         <w:ind w:left="1440" w:hanging="360"/>
       </w:pPr>
       <w:rPr>
-        <w:rFonts w:hint="default" w:ascii="Courier New" w:hAnsi="Courier New"/>
+        <w:rFonts w:ascii="Courier New" w:hAnsi="Courier New" w:hint="default"/>
         <w:sz w:val="20"/>
       </w:rPr>
     </w:lvl>
@@ -1504,7 +1314,7 @@
         <w:ind w:left="2160" w:hanging="360"/>
       </w:pPr>
       <w:rPr>
-        <w:rFonts w:hint="default" w:ascii="Wingdings" w:hAnsi="Wingdings"/>
+        <w:rFonts w:ascii="Wingdings" w:hAnsi="Wingdings" w:hint="default"/>
         <w:sz w:val="20"/>
       </w:rPr>
     </w:lvl>
@@ -1520,7 +1330,7 @@
         <w:ind w:left="2880" w:hanging="360"/>
       </w:pPr>
       <w:rPr>
-        <w:rFonts w:hint="default" w:ascii="Wingdings" w:hAnsi="Wingdings"/>
+        <w:rFonts w:ascii="Wingdings" w:hAnsi="Wingdings" w:hint="default"/>
         <w:sz w:val="20"/>
       </w:rPr>
     </w:lvl>
@@ -1536,7 +1346,7 @@
         <w:ind w:left="3600" w:hanging="360"/>
       </w:pPr>
       <w:rPr>
-        <w:rFonts w:hint="default" w:ascii="Wingdings" w:hAnsi="Wingdings"/>
+        <w:rFonts w:ascii="Wingdings" w:hAnsi="Wingdings" w:hint="default"/>
         <w:sz w:val="20"/>
       </w:rPr>
     </w:lvl>
@@ -1552,7 +1362,7 @@
         <w:ind w:left="4320" w:hanging="360"/>
       </w:pPr>
       <w:rPr>
-        <w:rFonts w:hint="default" w:ascii="Wingdings" w:hAnsi="Wingdings"/>
+        <w:rFonts w:ascii="Wingdings" w:hAnsi="Wingdings" w:hint="default"/>
         <w:sz w:val="20"/>
       </w:rPr>
     </w:lvl>
@@ -1568,7 +1378,7 @@
         <w:ind w:left="5040" w:hanging="360"/>
       </w:pPr>
       <w:rPr>
-        <w:rFonts w:hint="default" w:ascii="Wingdings" w:hAnsi="Wingdings"/>
+        <w:rFonts w:ascii="Wingdings" w:hAnsi="Wingdings" w:hint="default"/>
         <w:sz w:val="20"/>
       </w:rPr>
     </w:lvl>
@@ -1584,7 +1394,7 @@
         <w:ind w:left="5760" w:hanging="360"/>
       </w:pPr>
       <w:rPr>
-        <w:rFonts w:hint="default" w:ascii="Wingdings" w:hAnsi="Wingdings"/>
+        <w:rFonts w:ascii="Wingdings" w:hAnsi="Wingdings" w:hint="default"/>
         <w:sz w:val="20"/>
       </w:rPr>
     </w:lvl>
@@ -1600,7 +1410,7 @@
         <w:ind w:left="6480" w:hanging="360"/>
       </w:pPr>
       <w:rPr>
-        <w:rFonts w:hint="default" w:ascii="Wingdings" w:hAnsi="Wingdings"/>
+        <w:rFonts w:ascii="Wingdings" w:hAnsi="Wingdings" w:hint="default"/>
         <w:sz w:val="20"/>
       </w:rPr>
     </w:lvl>
@@ -1618,7 +1428,7 @@
         <w:ind w:left="720" w:hanging="360"/>
       </w:pPr>
       <w:rPr>
-        <w:rFonts w:hint="default" w:ascii="Symbol" w:hAnsi="Symbol"/>
+        <w:rFonts w:ascii="Symbol" w:hAnsi="Symbol" w:hint="default"/>
       </w:rPr>
     </w:lvl>
     <w:lvl w:ilvl="1" w:tplc="04130003" w:tentative="1">
@@ -1630,7 +1440,7 @@
         <w:ind w:left="1440" w:hanging="360"/>
       </w:pPr>
       <w:rPr>
-        <w:rFonts w:hint="default" w:ascii="Courier New" w:hAnsi="Courier New" w:cs="Courier New"/>
+        <w:rFonts w:ascii="Courier New" w:hAnsi="Courier New" w:cs="Courier New" w:hint="default"/>
       </w:rPr>
     </w:lvl>
     <w:lvl w:ilvl="2" w:tplc="04130005" w:tentative="1">
@@ -1642,7 +1452,7 @@
         <w:ind w:left="2160" w:hanging="360"/>
       </w:pPr>
       <w:rPr>
-        <w:rFonts w:hint="default" w:ascii="Wingdings" w:hAnsi="Wingdings"/>
+        <w:rFonts w:ascii="Wingdings" w:hAnsi="Wingdings" w:hint="default"/>
       </w:rPr>
     </w:lvl>
     <w:lvl w:ilvl="3" w:tplc="04130001" w:tentative="1">
@@ -1654,7 +1464,7 @@
         <w:ind w:left="2880" w:hanging="360"/>
       </w:pPr>
       <w:rPr>
-        <w:rFonts w:hint="default" w:ascii="Symbol" w:hAnsi="Symbol"/>
+        <w:rFonts w:ascii="Symbol" w:hAnsi="Symbol" w:hint="default"/>
       </w:rPr>
     </w:lvl>
     <w:lvl w:ilvl="4" w:tplc="04130003" w:tentative="1">
@@ -1666,7 +1476,7 @@
         <w:ind w:left="3600" w:hanging="360"/>
       </w:pPr>
       <w:rPr>
-        <w:rFonts w:hint="default" w:ascii="Courier New" w:hAnsi="Courier New" w:cs="Courier New"/>
+        <w:rFonts w:ascii="Courier New" w:hAnsi="Courier New" w:cs="Courier New" w:hint="default"/>
       </w:rPr>
     </w:lvl>
     <w:lvl w:ilvl="5" w:tplc="04130005" w:tentative="1">
@@ -1678,7 +1488,7 @@
         <w:ind w:left="4320" w:hanging="360"/>
       </w:pPr>
       <w:rPr>
-        <w:rFonts w:hint="default" w:ascii="Wingdings" w:hAnsi="Wingdings"/>
+        <w:rFonts w:ascii="Wingdings" w:hAnsi="Wingdings" w:hint="default"/>
       </w:rPr>
     </w:lvl>
     <w:lvl w:ilvl="6" w:tplc="04130001" w:tentative="1">
@@ -1690,7 +1500,7 @@
         <w:ind w:left="5040" w:hanging="360"/>
       </w:pPr>
       <w:rPr>
-        <w:rFonts w:hint="default" w:ascii="Symbol" w:hAnsi="Symbol"/>
+        <w:rFonts w:ascii="Symbol" w:hAnsi="Symbol" w:hint="default"/>
       </w:rPr>
     </w:lvl>
     <w:lvl w:ilvl="7" w:tplc="04130003" w:tentative="1">
@@ -1702,7 +1512,7 @@
         <w:ind w:left="5760" w:hanging="360"/>
       </w:pPr>
       <w:rPr>
-        <w:rFonts w:hint="default" w:ascii="Courier New" w:hAnsi="Courier New" w:cs="Courier New"/>
+        <w:rFonts w:ascii="Courier New" w:hAnsi="Courier New" w:cs="Courier New" w:hint="default"/>
       </w:rPr>
     </w:lvl>
     <w:lvl w:ilvl="8" w:tplc="04130005" w:tentative="1">
@@ -1714,7 +1524,7 @@
         <w:ind w:left="6480" w:hanging="360"/>
       </w:pPr>
       <w:rPr>
-        <w:rFonts w:hint="default" w:ascii="Wingdings" w:hAnsi="Wingdings"/>
+        <w:rFonts w:ascii="Wingdings" w:hAnsi="Wingdings" w:hint="default"/>
       </w:rPr>
     </w:lvl>
   </w:abstractNum>
@@ -1734,7 +1544,7 @@
         <w:ind w:left="720" w:hanging="360"/>
       </w:pPr>
       <w:rPr>
-        <w:rFonts w:hint="default" w:ascii="Symbol" w:hAnsi="Symbol"/>
+        <w:rFonts w:ascii="Symbol" w:hAnsi="Symbol" w:hint="default"/>
         <w:sz w:val="20"/>
       </w:rPr>
     </w:lvl>
@@ -1750,7 +1560,7 @@
         <w:ind w:left="1440" w:hanging="360"/>
       </w:pPr>
       <w:rPr>
-        <w:rFonts w:hint="default" w:ascii="Courier New" w:hAnsi="Courier New"/>
+        <w:rFonts w:ascii="Courier New" w:hAnsi="Courier New" w:hint="default"/>
         <w:sz w:val="20"/>
       </w:rPr>
     </w:lvl>
@@ -1766,7 +1576,7 @@
         <w:ind w:left="2160" w:hanging="360"/>
       </w:pPr>
       <w:rPr>
-        <w:rFonts w:hint="default" w:ascii="Wingdings" w:hAnsi="Wingdings"/>
+        <w:rFonts w:ascii="Wingdings" w:hAnsi="Wingdings" w:hint="default"/>
         <w:sz w:val="20"/>
       </w:rPr>
     </w:lvl>
@@ -1782,7 +1592,7 @@
         <w:ind w:left="2880" w:hanging="360"/>
       </w:pPr>
       <w:rPr>
-        <w:rFonts w:hint="default" w:ascii="Wingdings" w:hAnsi="Wingdings"/>
+        <w:rFonts w:ascii="Wingdings" w:hAnsi="Wingdings" w:hint="default"/>
         <w:sz w:val="20"/>
       </w:rPr>
     </w:lvl>
@@ -1798,7 +1608,7 @@
         <w:ind w:left="3600" w:hanging="360"/>
       </w:pPr>
       <w:rPr>
-        <w:rFonts w:hint="default" w:ascii="Wingdings" w:hAnsi="Wingdings"/>
+        <w:rFonts w:ascii="Wingdings" w:hAnsi="Wingdings" w:hint="default"/>
         <w:sz w:val="20"/>
       </w:rPr>
     </w:lvl>
@@ -1814,7 +1624,7 @@
         <w:ind w:left="4320" w:hanging="360"/>
       </w:pPr>
       <w:rPr>
-        <w:rFonts w:hint="default" w:ascii="Wingdings" w:hAnsi="Wingdings"/>
+        <w:rFonts w:ascii="Wingdings" w:hAnsi="Wingdings" w:hint="default"/>
         <w:sz w:val="20"/>
       </w:rPr>
     </w:lvl>
@@ -1830,7 +1640,7 @@
         <w:ind w:left="5040" w:hanging="360"/>
       </w:pPr>
       <w:rPr>
-        <w:rFonts w:hint="default" w:ascii="Wingdings" w:hAnsi="Wingdings"/>
+        <w:rFonts w:ascii="Wingdings" w:hAnsi="Wingdings" w:hint="default"/>
         <w:sz w:val="20"/>
       </w:rPr>
     </w:lvl>
@@ -1846,7 +1656,7 @@
         <w:ind w:left="5760" w:hanging="360"/>
       </w:pPr>
       <w:rPr>
-        <w:rFonts w:hint="default" w:ascii="Wingdings" w:hAnsi="Wingdings"/>
+        <w:rFonts w:ascii="Wingdings" w:hAnsi="Wingdings" w:hint="default"/>
         <w:sz w:val="20"/>
       </w:rPr>
     </w:lvl>
@@ -1862,7 +1672,7 @@
         <w:ind w:left="6480" w:hanging="360"/>
       </w:pPr>
       <w:rPr>
-        <w:rFonts w:hint="default" w:ascii="Wingdings" w:hAnsi="Wingdings"/>
+        <w:rFonts w:ascii="Wingdings" w:hAnsi="Wingdings" w:hint="default"/>
         <w:sz w:val="20"/>
       </w:rPr>
     </w:lvl>
@@ -1883,7 +1693,7 @@
         <w:ind w:left="720" w:hanging="360"/>
       </w:pPr>
       <w:rPr>
-        <w:rFonts w:hint="default" w:ascii="Symbol" w:hAnsi="Symbol"/>
+        <w:rFonts w:ascii="Symbol" w:hAnsi="Symbol" w:hint="default"/>
         <w:sz w:val="20"/>
       </w:rPr>
     </w:lvl>
@@ -1899,7 +1709,7 @@
         <w:ind w:left="1440" w:hanging="360"/>
       </w:pPr>
       <w:rPr>
-        <w:rFonts w:hint="default" w:ascii="Courier New" w:hAnsi="Courier New"/>
+        <w:rFonts w:ascii="Courier New" w:hAnsi="Courier New" w:hint="default"/>
         <w:sz w:val="20"/>
       </w:rPr>
     </w:lvl>
@@ -1915,7 +1725,7 @@
         <w:ind w:left="2160" w:hanging="360"/>
       </w:pPr>
       <w:rPr>
-        <w:rFonts w:hint="default" w:ascii="Wingdings" w:hAnsi="Wingdings"/>
+        <w:rFonts w:ascii="Wingdings" w:hAnsi="Wingdings" w:hint="default"/>
         <w:sz w:val="20"/>
       </w:rPr>
     </w:lvl>
@@ -1931,7 +1741,7 @@
         <w:ind w:left="2880" w:hanging="360"/>
       </w:pPr>
       <w:rPr>
-        <w:rFonts w:hint="default" w:ascii="Wingdings" w:hAnsi="Wingdings"/>
+        <w:rFonts w:ascii="Wingdings" w:hAnsi="Wingdings" w:hint="default"/>
         <w:sz w:val="20"/>
       </w:rPr>
     </w:lvl>
@@ -1947,7 +1757,7 @@
         <w:ind w:left="3600" w:hanging="360"/>
       </w:pPr>
       <w:rPr>
-        <w:rFonts w:hint="default" w:ascii="Wingdings" w:hAnsi="Wingdings"/>
+        <w:rFonts w:ascii="Wingdings" w:hAnsi="Wingdings" w:hint="default"/>
         <w:sz w:val="20"/>
       </w:rPr>
     </w:lvl>
@@ -1963,7 +1773,7 @@
         <w:ind w:left="4320" w:hanging="360"/>
       </w:pPr>
       <w:rPr>
-        <w:rFonts w:hint="default" w:ascii="Wingdings" w:hAnsi="Wingdings"/>
+        <w:rFonts w:ascii="Wingdings" w:hAnsi="Wingdings" w:hint="default"/>
         <w:sz w:val="20"/>
       </w:rPr>
     </w:lvl>
@@ -1979,7 +1789,7 @@
         <w:ind w:left="5040" w:hanging="360"/>
       </w:pPr>
       <w:rPr>
-        <w:rFonts w:hint="default" w:ascii="Wingdings" w:hAnsi="Wingdings"/>
+        <w:rFonts w:ascii="Wingdings" w:hAnsi="Wingdings" w:hint="default"/>
         <w:sz w:val="20"/>
       </w:rPr>
     </w:lvl>
@@ -1995,7 +1805,7 @@
         <w:ind w:left="5760" w:hanging="360"/>
       </w:pPr>
       <w:rPr>
-        <w:rFonts w:hint="default" w:ascii="Wingdings" w:hAnsi="Wingdings"/>
+        <w:rFonts w:ascii="Wingdings" w:hAnsi="Wingdings" w:hint="default"/>
         <w:sz w:val="20"/>
       </w:rPr>
     </w:lvl>
@@ -2011,7 +1821,7 @@
         <w:ind w:left="6480" w:hanging="360"/>
       </w:pPr>
       <w:rPr>
-        <w:rFonts w:hint="default" w:ascii="Wingdings" w:hAnsi="Wingdings"/>
+        <w:rFonts w:ascii="Wingdings" w:hAnsi="Wingdings" w:hint="default"/>
         <w:sz w:val="20"/>
       </w:rPr>
     </w:lvl>
@@ -2032,7 +1842,7 @@
         <w:ind w:left="720" w:hanging="360"/>
       </w:pPr>
       <w:rPr>
-        <w:rFonts w:hint="default" w:ascii="Symbol" w:hAnsi="Symbol"/>
+        <w:rFonts w:ascii="Symbol" w:hAnsi="Symbol" w:hint="default"/>
         <w:sz w:val="20"/>
       </w:rPr>
     </w:lvl>
@@ -2048,7 +1858,7 @@
         <w:ind w:left="1440" w:hanging="360"/>
       </w:pPr>
       <w:rPr>
-        <w:rFonts w:hint="default" w:ascii="Courier New" w:hAnsi="Courier New"/>
+        <w:rFonts w:ascii="Courier New" w:hAnsi="Courier New" w:hint="default"/>
         <w:sz w:val="20"/>
       </w:rPr>
     </w:lvl>
@@ -2064,7 +1874,7 @@
         <w:ind w:left="2160" w:hanging="360"/>
       </w:pPr>
       <w:rPr>
-        <w:rFonts w:hint="default" w:ascii="Wingdings" w:hAnsi="Wingdings"/>
+        <w:rFonts w:ascii="Wingdings" w:hAnsi="Wingdings" w:hint="default"/>
         <w:sz w:val="20"/>
       </w:rPr>
     </w:lvl>
@@ -2080,7 +1890,7 @@
         <w:ind w:left="2880" w:hanging="360"/>
       </w:pPr>
       <w:rPr>
-        <w:rFonts w:hint="default" w:ascii="Wingdings" w:hAnsi="Wingdings"/>
+        <w:rFonts w:ascii="Wingdings" w:hAnsi="Wingdings" w:hint="default"/>
         <w:sz w:val="20"/>
       </w:rPr>
     </w:lvl>
@@ -2096,7 +1906,7 @@
         <w:ind w:left="3600" w:hanging="360"/>
       </w:pPr>
       <w:rPr>
-        <w:rFonts w:hint="default" w:ascii="Wingdings" w:hAnsi="Wingdings"/>
+        <w:rFonts w:ascii="Wingdings" w:hAnsi="Wingdings" w:hint="default"/>
         <w:sz w:val="20"/>
       </w:rPr>
     </w:lvl>
@@ -2112,7 +1922,7 @@
         <w:ind w:left="4320" w:hanging="360"/>
       </w:pPr>
       <w:rPr>
-        <w:rFonts w:hint="default" w:ascii="Wingdings" w:hAnsi="Wingdings"/>
+        <w:rFonts w:ascii="Wingdings" w:hAnsi="Wingdings" w:hint="default"/>
         <w:sz w:val="20"/>
       </w:rPr>
     </w:lvl>
@@ -2128,7 +1938,7 @@
         <w:ind w:left="5040" w:hanging="360"/>
       </w:pPr>
       <w:rPr>
-        <w:rFonts w:hint="default" w:ascii="Wingdings" w:hAnsi="Wingdings"/>
+        <w:rFonts w:ascii="Wingdings" w:hAnsi="Wingdings" w:hint="default"/>
         <w:sz w:val="20"/>
       </w:rPr>
     </w:lvl>
@@ -2144,7 +1954,7 @@
         <w:ind w:left="5760" w:hanging="360"/>
       </w:pPr>
       <w:rPr>
-        <w:rFonts w:hint="default" w:ascii="Wingdings" w:hAnsi="Wingdings"/>
+        <w:rFonts w:ascii="Wingdings" w:hAnsi="Wingdings" w:hint="default"/>
         <w:sz w:val="20"/>
       </w:rPr>
     </w:lvl>
@@ -2160,7 +1970,7 @@
         <w:ind w:left="6480" w:hanging="360"/>
       </w:pPr>
       <w:rPr>
-        <w:rFonts w:hint="default" w:ascii="Wingdings" w:hAnsi="Wingdings"/>
+        <w:rFonts w:ascii="Wingdings" w:hAnsi="Wingdings" w:hint="default"/>
         <w:sz w:val="20"/>
       </w:rPr>
     </w:lvl>
@@ -2181,7 +1991,7 @@
         <w:ind w:left="720" w:hanging="360"/>
       </w:pPr>
       <w:rPr>
-        <w:rFonts w:hint="default" w:ascii="Symbol" w:hAnsi="Symbol"/>
+        <w:rFonts w:ascii="Symbol" w:hAnsi="Symbol" w:hint="default"/>
         <w:sz w:val="20"/>
       </w:rPr>
     </w:lvl>
@@ -2197,7 +2007,7 @@
         <w:ind w:left="1440" w:hanging="360"/>
       </w:pPr>
       <w:rPr>
-        <w:rFonts w:hint="default" w:ascii="Courier New" w:hAnsi="Courier New"/>
+        <w:rFonts w:ascii="Courier New" w:hAnsi="Courier New" w:hint="default"/>
         <w:sz w:val="20"/>
       </w:rPr>
     </w:lvl>
@@ -2213,7 +2023,7 @@
         <w:ind w:left="2160" w:hanging="360"/>
       </w:pPr>
       <w:rPr>
-        <w:rFonts w:hint="default" w:ascii="Wingdings" w:hAnsi="Wingdings"/>
+        <w:rFonts w:ascii="Wingdings" w:hAnsi="Wingdings" w:hint="default"/>
         <w:sz w:val="20"/>
       </w:rPr>
     </w:lvl>
@@ -2229,7 +2039,7 @@
         <w:ind w:left="2880" w:hanging="360"/>
       </w:pPr>
       <w:rPr>
-        <w:rFonts w:hint="default" w:ascii="Wingdings" w:hAnsi="Wingdings"/>
+        <w:rFonts w:ascii="Wingdings" w:hAnsi="Wingdings" w:hint="default"/>
         <w:sz w:val="20"/>
       </w:rPr>
     </w:lvl>
@@ -2245,7 +2055,7 @@
         <w:ind w:left="3600" w:hanging="360"/>
       </w:pPr>
       <w:rPr>
-        <w:rFonts w:hint="default" w:ascii="Wingdings" w:hAnsi="Wingdings"/>
+        <w:rFonts w:ascii="Wingdings" w:hAnsi="Wingdings" w:hint="default"/>
         <w:sz w:val="20"/>
       </w:rPr>
     </w:lvl>
@@ -2261,7 +2071,7 @@
         <w:ind w:left="4320" w:hanging="360"/>
       </w:pPr>
       <w:rPr>
-        <w:rFonts w:hint="default" w:ascii="Wingdings" w:hAnsi="Wingdings"/>
+        <w:rFonts w:ascii="Wingdings" w:hAnsi="Wingdings" w:hint="default"/>
         <w:sz w:val="20"/>
       </w:rPr>
     </w:lvl>
@@ -2277,7 +2087,7 @@
         <w:ind w:left="5040" w:hanging="360"/>
       </w:pPr>
       <w:rPr>
-        <w:rFonts w:hint="default" w:ascii="Wingdings" w:hAnsi="Wingdings"/>
+        <w:rFonts w:ascii="Wingdings" w:hAnsi="Wingdings" w:hint="default"/>
         <w:sz w:val="20"/>
       </w:rPr>
     </w:lvl>
@@ -2293,7 +2103,7 @@
         <w:ind w:left="5760" w:hanging="360"/>
       </w:pPr>
       <w:rPr>
-        <w:rFonts w:hint="default" w:ascii="Wingdings" w:hAnsi="Wingdings"/>
+        <w:rFonts w:ascii="Wingdings" w:hAnsi="Wingdings" w:hint="default"/>
         <w:sz w:val="20"/>
       </w:rPr>
     </w:lvl>
@@ -2309,7 +2119,7 @@
         <w:ind w:left="6480" w:hanging="360"/>
       </w:pPr>
       <w:rPr>
-        <w:rFonts w:hint="default" w:ascii="Wingdings" w:hAnsi="Wingdings"/>
+        <w:rFonts w:ascii="Wingdings" w:hAnsi="Wingdings" w:hint="default"/>
         <w:sz w:val="20"/>
       </w:rPr>
     </w:lvl>
@@ -2330,7 +2140,7 @@
         <w:ind w:left="720" w:hanging="360"/>
       </w:pPr>
       <w:rPr>
-        <w:rFonts w:hint="default" w:ascii="Symbol" w:hAnsi="Symbol"/>
+        <w:rFonts w:ascii="Symbol" w:hAnsi="Symbol" w:hint="default"/>
         <w:sz w:val="20"/>
       </w:rPr>
     </w:lvl>
@@ -2346,7 +2156,7 @@
         <w:ind w:left="1440" w:hanging="360"/>
       </w:pPr>
       <w:rPr>
-        <w:rFonts w:hint="default" w:ascii="Courier New" w:hAnsi="Courier New"/>
+        <w:rFonts w:ascii="Courier New" w:hAnsi="Courier New" w:hint="default"/>
         <w:sz w:val="20"/>
       </w:rPr>
     </w:lvl>
@@ -2362,7 +2172,7 @@
         <w:ind w:left="2160" w:hanging="360"/>
       </w:pPr>
       <w:rPr>
-        <w:rFonts w:hint="default" w:ascii="Wingdings" w:hAnsi="Wingdings"/>
+        <w:rFonts w:ascii="Wingdings" w:hAnsi="Wingdings" w:hint="default"/>
         <w:sz w:val="20"/>
       </w:rPr>
     </w:lvl>
@@ -2378,7 +2188,7 @@
         <w:ind w:left="2880" w:hanging="360"/>
       </w:pPr>
       <w:rPr>
-        <w:rFonts w:hint="default" w:ascii="Wingdings" w:hAnsi="Wingdings"/>
+        <w:rFonts w:ascii="Wingdings" w:hAnsi="Wingdings" w:hint="default"/>
         <w:sz w:val="20"/>
       </w:rPr>
     </w:lvl>
@@ -2394,7 +2204,7 @@
         <w:ind w:left="3600" w:hanging="360"/>
       </w:pPr>
       <w:rPr>
-        <w:rFonts w:hint="default" w:ascii="Wingdings" w:hAnsi="Wingdings"/>
+        <w:rFonts w:ascii="Wingdings" w:hAnsi="Wingdings" w:hint="default"/>
         <w:sz w:val="20"/>
       </w:rPr>
     </w:lvl>
@@ -2410,7 +2220,7 @@
         <w:ind w:left="4320" w:hanging="360"/>
       </w:pPr>
       <w:rPr>
-        <w:rFonts w:hint="default" w:ascii="Wingdings" w:hAnsi="Wingdings"/>
+        <w:rFonts w:ascii="Wingdings" w:hAnsi="Wingdings" w:hint="default"/>
         <w:sz w:val="20"/>
       </w:rPr>
     </w:lvl>
@@ -2426,7 +2236,7 @@
         <w:ind w:left="5040" w:hanging="360"/>
       </w:pPr>
       <w:rPr>
-        <w:rFonts w:hint="default" w:ascii="Wingdings" w:hAnsi="Wingdings"/>
+        <w:rFonts w:ascii="Wingdings" w:hAnsi="Wingdings" w:hint="default"/>
         <w:sz w:val="20"/>
       </w:rPr>
     </w:lvl>
@@ -2442,7 +2252,7 @@
         <w:ind w:left="5760" w:hanging="360"/>
       </w:pPr>
       <w:rPr>
-        <w:rFonts w:hint="default" w:ascii="Wingdings" w:hAnsi="Wingdings"/>
+        <w:rFonts w:ascii="Wingdings" w:hAnsi="Wingdings" w:hint="default"/>
         <w:sz w:val="20"/>
       </w:rPr>
     </w:lvl>
@@ -2458,7 +2268,7 @@
         <w:ind w:left="6480" w:hanging="360"/>
       </w:pPr>
       <w:rPr>
-        <w:rFonts w:hint="default" w:ascii="Wingdings" w:hAnsi="Wingdings"/>
+        <w:rFonts w:ascii="Wingdings" w:hAnsi="Wingdings" w:hint="default"/>
         <w:sz w:val="20"/>
       </w:rPr>
     </w:lvl>
@@ -2479,7 +2289,7 @@
         <w:ind w:left="720" w:hanging="360"/>
       </w:pPr>
       <w:rPr>
-        <w:rFonts w:hint="default" w:ascii="Symbol" w:hAnsi="Symbol"/>
+        <w:rFonts w:ascii="Symbol" w:hAnsi="Symbol" w:hint="default"/>
         <w:sz w:val="20"/>
       </w:rPr>
     </w:lvl>
@@ -2495,7 +2305,7 @@
         <w:ind w:left="1440" w:hanging="360"/>
       </w:pPr>
       <w:rPr>
-        <w:rFonts w:hint="default" w:ascii="Courier New" w:hAnsi="Courier New"/>
+        <w:rFonts w:ascii="Courier New" w:hAnsi="Courier New" w:hint="default"/>
         <w:sz w:val="20"/>
       </w:rPr>
     </w:lvl>
@@ -2511,7 +2321,7 @@
         <w:ind w:left="2160" w:hanging="360"/>
       </w:pPr>
       <w:rPr>
-        <w:rFonts w:hint="default" w:ascii="Wingdings" w:hAnsi="Wingdings"/>
+        <w:rFonts w:ascii="Wingdings" w:hAnsi="Wingdings" w:hint="default"/>
         <w:sz w:val="20"/>
       </w:rPr>
     </w:lvl>
@@ -2527,7 +2337,7 @@
         <w:ind w:left="2880" w:hanging="360"/>
       </w:pPr>
       <w:rPr>
-        <w:rFonts w:hint="default" w:ascii="Wingdings" w:hAnsi="Wingdings"/>
+        <w:rFonts w:ascii="Wingdings" w:hAnsi="Wingdings" w:hint="default"/>
         <w:sz w:val="20"/>
       </w:rPr>
     </w:lvl>
@@ -2543,7 +2353,7 @@
         <w:ind w:left="3600" w:hanging="360"/>
       </w:pPr>
       <w:rPr>
-        <w:rFonts w:hint="default" w:ascii="Wingdings" w:hAnsi="Wingdings"/>
+        <w:rFonts w:ascii="Wingdings" w:hAnsi="Wingdings" w:hint="default"/>
         <w:sz w:val="20"/>
       </w:rPr>
     </w:lvl>
@@ -2559,7 +2369,7 @@
         <w:ind w:left="4320" w:hanging="360"/>
       </w:pPr>
       <w:rPr>
-        <w:rFonts w:hint="default" w:ascii="Wingdings" w:hAnsi="Wingdings"/>
+        <w:rFonts w:ascii="Wingdings" w:hAnsi="Wingdings" w:hint="default"/>
         <w:sz w:val="20"/>
       </w:rPr>
     </w:lvl>
@@ -2575,7 +2385,7 @@
         <w:ind w:left="5040" w:hanging="360"/>
       </w:pPr>
       <w:rPr>
-        <w:rFonts w:hint="default" w:ascii="Wingdings" w:hAnsi="Wingdings"/>
+        <w:rFonts w:ascii="Wingdings" w:hAnsi="Wingdings" w:hint="default"/>
         <w:sz w:val="20"/>
       </w:rPr>
     </w:lvl>
@@ -2591,7 +2401,7 @@
         <w:ind w:left="5760" w:hanging="360"/>
       </w:pPr>
       <w:rPr>
-        <w:rFonts w:hint="default" w:ascii="Wingdings" w:hAnsi="Wingdings"/>
+        <w:rFonts w:ascii="Wingdings" w:hAnsi="Wingdings" w:hint="default"/>
         <w:sz w:val="20"/>
       </w:rPr>
     </w:lvl>
@@ -2607,7 +2417,7 @@
         <w:ind w:left="6480" w:hanging="360"/>
       </w:pPr>
       <w:rPr>
-        <w:rFonts w:hint="default" w:ascii="Wingdings" w:hAnsi="Wingdings"/>
+        <w:rFonts w:ascii="Wingdings" w:hAnsi="Wingdings" w:hint="default"/>
         <w:sz w:val="20"/>
       </w:rPr>
     </w:lvl>
@@ -2628,7 +2438,7 @@
         <w:ind w:left="720" w:hanging="360"/>
       </w:pPr>
       <w:rPr>
-        <w:rFonts w:hint="default" w:ascii="Symbol" w:hAnsi="Symbol"/>
+        <w:rFonts w:ascii="Symbol" w:hAnsi="Symbol" w:hint="default"/>
         <w:sz w:val="20"/>
       </w:rPr>
     </w:lvl>
@@ -2644,7 +2454,7 @@
         <w:ind w:left="1440" w:hanging="360"/>
       </w:pPr>
       <w:rPr>
-        <w:rFonts w:hint="default" w:ascii="Courier New" w:hAnsi="Courier New"/>
+        <w:rFonts w:ascii="Courier New" w:hAnsi="Courier New" w:hint="default"/>
         <w:sz w:val="20"/>
       </w:rPr>
     </w:lvl>
@@ -2660,7 +2470,7 @@
         <w:ind w:left="2160" w:hanging="360"/>
       </w:pPr>
       <w:rPr>
-        <w:rFonts w:hint="default" w:ascii="Wingdings" w:hAnsi="Wingdings"/>
+        <w:rFonts w:ascii="Wingdings" w:hAnsi="Wingdings" w:hint="default"/>
         <w:sz w:val="20"/>
       </w:rPr>
     </w:lvl>
@@ -2676,7 +2486,7 @@
         <w:ind w:left="2880" w:hanging="360"/>
       </w:pPr>
       <w:rPr>
-        <w:rFonts w:hint="default" w:ascii="Wingdings" w:hAnsi="Wingdings"/>
+        <w:rFonts w:ascii="Wingdings" w:hAnsi="Wingdings" w:hint="default"/>
         <w:sz w:val="20"/>
       </w:rPr>
     </w:lvl>
@@ -2692,7 +2502,7 @@
         <w:ind w:left="3600" w:hanging="360"/>
       </w:pPr>
       <w:rPr>
-        <w:rFonts w:hint="default" w:ascii="Wingdings" w:hAnsi="Wingdings"/>
+        <w:rFonts w:ascii="Wingdings" w:hAnsi="Wingdings" w:hint="default"/>
         <w:sz w:val="20"/>
       </w:rPr>
     </w:lvl>
@@ -2708,7 +2518,7 @@
         <w:ind w:left="4320" w:hanging="360"/>
       </w:pPr>
       <w:rPr>
-        <w:rFonts w:hint="default" w:ascii="Wingdings" w:hAnsi="Wingdings"/>
+        <w:rFonts w:ascii="Wingdings" w:hAnsi="Wingdings" w:hint="default"/>
         <w:sz w:val="20"/>
       </w:rPr>
     </w:lvl>
@@ -2724,7 +2534,7 @@
         <w:ind w:left="5040" w:hanging="360"/>
       </w:pPr>
       <w:rPr>
-        <w:rFonts w:hint="default" w:ascii="Wingdings" w:hAnsi="Wingdings"/>
+        <w:rFonts w:ascii="Wingdings" w:hAnsi="Wingdings" w:hint="default"/>
         <w:sz w:val="20"/>
       </w:rPr>
     </w:lvl>
@@ -2740,7 +2550,7 @@
         <w:ind w:left="5760" w:hanging="360"/>
       </w:pPr>
       <w:rPr>
-        <w:rFonts w:hint="default" w:ascii="Wingdings" w:hAnsi="Wingdings"/>
+        <w:rFonts w:ascii="Wingdings" w:hAnsi="Wingdings" w:hint="default"/>
         <w:sz w:val="20"/>
       </w:rPr>
     </w:lvl>
@@ -2756,7 +2566,7 @@
         <w:ind w:left="6480" w:hanging="360"/>
       </w:pPr>
       <w:rPr>
-        <w:rFonts w:hint="default" w:ascii="Wingdings" w:hAnsi="Wingdings"/>
+        <w:rFonts w:ascii="Wingdings" w:hAnsi="Wingdings" w:hint="default"/>
         <w:sz w:val="20"/>
       </w:rPr>
     </w:lvl>
@@ -2777,7 +2587,7 @@
         <w:ind w:left="720" w:hanging="360"/>
       </w:pPr>
       <w:rPr>
-        <w:rFonts w:hint="default" w:ascii="Symbol" w:hAnsi="Symbol"/>
+        <w:rFonts w:ascii="Symbol" w:hAnsi="Symbol" w:hint="default"/>
         <w:sz w:val="20"/>
       </w:rPr>
     </w:lvl>
@@ -2793,7 +2603,7 @@
         <w:ind w:left="1440" w:hanging="360"/>
       </w:pPr>
       <w:rPr>
-        <w:rFonts w:hint="default" w:ascii="Courier New" w:hAnsi="Courier New"/>
+        <w:rFonts w:ascii="Courier New" w:hAnsi="Courier New" w:hint="default"/>
         <w:sz w:val="20"/>
       </w:rPr>
     </w:lvl>
@@ -2809,7 +2619,7 @@
         <w:ind w:left="2160" w:hanging="360"/>
       </w:pPr>
       <w:rPr>
-        <w:rFonts w:hint="default" w:ascii="Wingdings" w:hAnsi="Wingdings"/>
+        <w:rFonts w:ascii="Wingdings" w:hAnsi="Wingdings" w:hint="default"/>
         <w:sz w:val="20"/>
       </w:rPr>
     </w:lvl>
@@ -2825,7 +2635,7 @@
         <w:ind w:left="2880" w:hanging="360"/>
       </w:pPr>
       <w:rPr>
-        <w:rFonts w:hint="default" w:ascii="Wingdings" w:hAnsi="Wingdings"/>
+        <w:rFonts w:ascii="Wingdings" w:hAnsi="Wingdings" w:hint="default"/>
         <w:sz w:val="20"/>
       </w:rPr>
     </w:lvl>
@@ -2841,7 +2651,7 @@
         <w:ind w:left="3600" w:hanging="360"/>
       </w:pPr>
       <w:rPr>
-        <w:rFonts w:hint="default" w:ascii="Wingdings" w:hAnsi="Wingdings"/>
+        <w:rFonts w:ascii="Wingdings" w:hAnsi="Wingdings" w:hint="default"/>
         <w:sz w:val="20"/>
       </w:rPr>
     </w:lvl>
@@ -2857,7 +2667,7 @@
         <w:ind w:left="4320" w:hanging="360"/>
       </w:pPr>
       <w:rPr>
-        <w:rFonts w:hint="default" w:ascii="Wingdings" w:hAnsi="Wingdings"/>
+        <w:rFonts w:ascii="Wingdings" w:hAnsi="Wingdings" w:hint="default"/>
         <w:sz w:val="20"/>
       </w:rPr>
     </w:lvl>
@@ -2873,7 +2683,7 @@
         <w:ind w:left="5040" w:hanging="360"/>
       </w:pPr>
       <w:rPr>
-        <w:rFonts w:hint="default" w:ascii="Wingdings" w:hAnsi="Wingdings"/>
+        <w:rFonts w:ascii="Wingdings" w:hAnsi="Wingdings" w:hint="default"/>
         <w:sz w:val="20"/>
       </w:rPr>
     </w:lvl>
@@ -2889,7 +2699,7 @@
         <w:ind w:left="5760" w:hanging="360"/>
       </w:pPr>
       <w:rPr>
-        <w:rFonts w:hint="default" w:ascii="Wingdings" w:hAnsi="Wingdings"/>
+        <w:rFonts w:ascii="Wingdings" w:hAnsi="Wingdings" w:hint="default"/>
         <w:sz w:val="20"/>
       </w:rPr>
     </w:lvl>
@@ -2905,7 +2715,7 @@
         <w:ind w:left="6480" w:hanging="360"/>
       </w:pPr>
       <w:rPr>
-        <w:rFonts w:hint="default" w:ascii="Wingdings" w:hAnsi="Wingdings"/>
+        <w:rFonts w:ascii="Wingdings" w:hAnsi="Wingdings" w:hint="default"/>
         <w:sz w:val="20"/>
       </w:rPr>
     </w:lvl>
@@ -2923,7 +2733,7 @@
         <w:ind w:left="360" w:hanging="360"/>
       </w:pPr>
       <w:rPr>
-        <w:rFonts w:hint="default" w:ascii="Symbol" w:hAnsi="Symbol"/>
+        <w:rFonts w:ascii="Symbol" w:hAnsi="Symbol" w:hint="default"/>
       </w:rPr>
     </w:lvl>
     <w:lvl w:ilvl="1" w:tplc="08130003" w:tentative="1">
@@ -2935,7 +2745,7 @@
         <w:ind w:left="1080" w:hanging="360"/>
       </w:pPr>
       <w:rPr>
-        <w:rFonts w:hint="default" w:ascii="Courier New" w:hAnsi="Courier New" w:cs="Courier New"/>
+        <w:rFonts w:ascii="Courier New" w:hAnsi="Courier New" w:cs="Courier New" w:hint="default"/>
       </w:rPr>
     </w:lvl>
     <w:lvl w:ilvl="2" w:tplc="08130005" w:tentative="1">
@@ -2947,7 +2757,7 @@
         <w:ind w:left="1800" w:hanging="360"/>
       </w:pPr>
       <w:rPr>
-        <w:rFonts w:hint="default" w:ascii="Wingdings" w:hAnsi="Wingdings"/>
+        <w:rFonts w:ascii="Wingdings" w:hAnsi="Wingdings" w:hint="default"/>
       </w:rPr>
     </w:lvl>
     <w:lvl w:ilvl="3" w:tplc="08130001" w:tentative="1">
@@ -2959,7 +2769,7 @@
         <w:ind w:left="2520" w:hanging="360"/>
       </w:pPr>
       <w:rPr>
-        <w:rFonts w:hint="default" w:ascii="Symbol" w:hAnsi="Symbol"/>
+        <w:rFonts w:ascii="Symbol" w:hAnsi="Symbol" w:hint="default"/>
       </w:rPr>
     </w:lvl>
     <w:lvl w:ilvl="4" w:tplc="08130003" w:tentative="1">
@@ -2971,7 +2781,7 @@
         <w:ind w:left="3240" w:hanging="360"/>
       </w:pPr>
       <w:rPr>
-        <w:rFonts w:hint="default" w:ascii="Courier New" w:hAnsi="Courier New" w:cs="Courier New"/>
+        <w:rFonts w:ascii="Courier New" w:hAnsi="Courier New" w:cs="Courier New" w:hint="default"/>
       </w:rPr>
     </w:lvl>
     <w:lvl w:ilvl="5" w:tplc="08130005" w:tentative="1">
@@ -2983,7 +2793,7 @@
         <w:ind w:left="3960" w:hanging="360"/>
       </w:pPr>
       <w:rPr>
-        <w:rFonts w:hint="default" w:ascii="Wingdings" w:hAnsi="Wingdings"/>
+        <w:rFonts w:ascii="Wingdings" w:hAnsi="Wingdings" w:hint="default"/>
       </w:rPr>
     </w:lvl>
     <w:lvl w:ilvl="6" w:tplc="08130001" w:tentative="1">
@@ -2995,7 +2805,7 @@
         <w:ind w:left="4680" w:hanging="360"/>
       </w:pPr>
       <w:rPr>
-        <w:rFonts w:hint="default" w:ascii="Symbol" w:hAnsi="Symbol"/>
+        <w:rFonts w:ascii="Symbol" w:hAnsi="Symbol" w:hint="default"/>
       </w:rPr>
     </w:lvl>
     <w:lvl w:ilvl="7" w:tplc="08130003" w:tentative="1">
@@ -3007,7 +2817,7 @@
         <w:ind w:left="5400" w:hanging="360"/>
       </w:pPr>
       <w:rPr>
-        <w:rFonts w:hint="default" w:ascii="Courier New" w:hAnsi="Courier New" w:cs="Courier New"/>
+        <w:rFonts w:ascii="Courier New" w:hAnsi="Courier New" w:cs="Courier New" w:hint="default"/>
       </w:rPr>
     </w:lvl>
     <w:lvl w:ilvl="8" w:tplc="08130005" w:tentative="1">
@@ -3019,7 +2829,7 @@
         <w:ind w:left="6120" w:hanging="360"/>
       </w:pPr>
       <w:rPr>
-        <w:rFonts w:hint="default" w:ascii="Wingdings" w:hAnsi="Wingdings"/>
+        <w:rFonts w:ascii="Wingdings" w:hAnsi="Wingdings" w:hint="default"/>
       </w:rPr>
     </w:lvl>
   </w:abstractNum>
@@ -3241,7 +3051,7 @@
         <w:ind w:left="720" w:hanging="360"/>
       </w:pPr>
       <w:rPr>
-        <w:rFonts w:hint="default" w:ascii="Symbol" w:hAnsi="Symbol"/>
+        <w:rFonts w:ascii="Symbol" w:hAnsi="Symbol" w:hint="default"/>
         <w:sz w:val="20"/>
       </w:rPr>
     </w:lvl>
@@ -3257,7 +3067,7 @@
         <w:ind w:left="1440" w:hanging="360"/>
       </w:pPr>
       <w:rPr>
-        <w:rFonts w:hint="default" w:ascii="Courier New" w:hAnsi="Courier New"/>
+        <w:rFonts w:ascii="Courier New" w:hAnsi="Courier New" w:hint="default"/>
         <w:sz w:val="20"/>
       </w:rPr>
     </w:lvl>
@@ -3273,7 +3083,7 @@
         <w:ind w:left="2160" w:hanging="360"/>
       </w:pPr>
       <w:rPr>
-        <w:rFonts w:hint="default" w:ascii="Wingdings" w:hAnsi="Wingdings"/>
+        <w:rFonts w:ascii="Wingdings" w:hAnsi="Wingdings" w:hint="default"/>
         <w:sz w:val="20"/>
       </w:rPr>
     </w:lvl>
@@ -3289,7 +3099,7 @@
         <w:ind w:left="2880" w:hanging="360"/>
       </w:pPr>
       <w:rPr>
-        <w:rFonts w:hint="default" w:ascii="Wingdings" w:hAnsi="Wingdings"/>
+        <w:rFonts w:ascii="Wingdings" w:hAnsi="Wingdings" w:hint="default"/>
         <w:sz w:val="20"/>
       </w:rPr>
     </w:lvl>
@@ -3305,7 +3115,7 @@
         <w:ind w:left="3600" w:hanging="360"/>
       </w:pPr>
       <w:rPr>
-        <w:rFonts w:hint="default" w:ascii="Wingdings" w:hAnsi="Wingdings"/>
+        <w:rFonts w:ascii="Wingdings" w:hAnsi="Wingdings" w:hint="default"/>
         <w:sz w:val="20"/>
       </w:rPr>
     </w:lvl>
@@ -3321,7 +3131,7 @@
         <w:ind w:left="4320" w:hanging="360"/>
       </w:pPr>
       <w:rPr>
-        <w:rFonts w:hint="default" w:ascii="Wingdings" w:hAnsi="Wingdings"/>
+        <w:rFonts w:ascii="Wingdings" w:hAnsi="Wingdings" w:hint="default"/>
         <w:sz w:val="20"/>
       </w:rPr>
     </w:lvl>
@@ -3337,7 +3147,7 @@
         <w:ind w:left="5040" w:hanging="360"/>
       </w:pPr>
       <w:rPr>
-        <w:rFonts w:hint="default" w:ascii="Wingdings" w:hAnsi="Wingdings"/>
+        <w:rFonts w:ascii="Wingdings" w:hAnsi="Wingdings" w:hint="default"/>
         <w:sz w:val="20"/>
       </w:rPr>
     </w:lvl>
@@ -3353,7 +3163,7 @@
         <w:ind w:left="5760" w:hanging="360"/>
       </w:pPr>
       <w:rPr>
-        <w:rFonts w:hint="default" w:ascii="Wingdings" w:hAnsi="Wingdings"/>
+        <w:rFonts w:ascii="Wingdings" w:hAnsi="Wingdings" w:hint="default"/>
         <w:sz w:val="20"/>
       </w:rPr>
     </w:lvl>
@@ -3369,7 +3179,7 @@
         <w:ind w:left="6480" w:hanging="360"/>
       </w:pPr>
       <w:rPr>
-        <w:rFonts w:hint="default" w:ascii="Wingdings" w:hAnsi="Wingdings"/>
+        <w:rFonts w:ascii="Wingdings" w:hAnsi="Wingdings" w:hint="default"/>
         <w:sz w:val="20"/>
       </w:rPr>
     </w:lvl>
@@ -3390,7 +3200,7 @@
         <w:ind w:left="720" w:hanging="360"/>
       </w:pPr>
       <w:rPr>
-        <w:rFonts w:hint="default" w:ascii="Symbol" w:hAnsi="Symbol"/>
+        <w:rFonts w:ascii="Symbol" w:hAnsi="Symbol" w:hint="default"/>
         <w:sz w:val="20"/>
       </w:rPr>
     </w:lvl>
@@ -3406,7 +3216,7 @@
         <w:ind w:left="1440" w:hanging="360"/>
       </w:pPr>
       <w:rPr>
-        <w:rFonts w:hint="default" w:ascii="Courier New" w:hAnsi="Courier New"/>
+        <w:rFonts w:ascii="Courier New" w:hAnsi="Courier New" w:hint="default"/>
         <w:sz w:val="20"/>
       </w:rPr>
     </w:lvl>
@@ -3422,7 +3232,7 @@
         <w:ind w:left="2160" w:hanging="360"/>
       </w:pPr>
       <w:rPr>
-        <w:rFonts w:hint="default" w:ascii="Wingdings" w:hAnsi="Wingdings"/>
+        <w:rFonts w:ascii="Wingdings" w:hAnsi="Wingdings" w:hint="default"/>
         <w:sz w:val="20"/>
       </w:rPr>
     </w:lvl>
@@ -3438,7 +3248,7 @@
         <w:ind w:left="2880" w:hanging="360"/>
       </w:pPr>
       <w:rPr>
-        <w:rFonts w:hint="default" w:ascii="Wingdings" w:hAnsi="Wingdings"/>
+        <w:rFonts w:ascii="Wingdings" w:hAnsi="Wingdings" w:hint="default"/>
         <w:sz w:val="20"/>
       </w:rPr>
     </w:lvl>
@@ -3454,7 +3264,7 @@
         <w:ind w:left="3600" w:hanging="360"/>
       </w:pPr>
       <w:rPr>
-        <w:rFonts w:hint="default" w:ascii="Wingdings" w:hAnsi="Wingdings"/>
+        <w:rFonts w:ascii="Wingdings" w:hAnsi="Wingdings" w:hint="default"/>
         <w:sz w:val="20"/>
       </w:rPr>
     </w:lvl>
@@ -3470,7 +3280,7 @@
         <w:ind w:left="4320" w:hanging="360"/>
       </w:pPr>
       <w:rPr>
-        <w:rFonts w:hint="default" w:ascii="Wingdings" w:hAnsi="Wingdings"/>
+        <w:rFonts w:ascii="Wingdings" w:hAnsi="Wingdings" w:hint="default"/>
         <w:sz w:val="20"/>
       </w:rPr>
     </w:lvl>
@@ -3486,7 +3296,7 @@
         <w:ind w:left="5040" w:hanging="360"/>
       </w:pPr>
       <w:rPr>
-        <w:rFonts w:hint="default" w:ascii="Wingdings" w:hAnsi="Wingdings"/>
+        <w:rFonts w:ascii="Wingdings" w:hAnsi="Wingdings" w:hint="default"/>
         <w:sz w:val="20"/>
       </w:rPr>
     </w:lvl>
@@ -3502,7 +3312,7 @@
         <w:ind w:left="5760" w:hanging="360"/>
       </w:pPr>
       <w:rPr>
-        <w:rFonts w:hint="default" w:ascii="Wingdings" w:hAnsi="Wingdings"/>
+        <w:rFonts w:ascii="Wingdings" w:hAnsi="Wingdings" w:hint="default"/>
         <w:sz w:val="20"/>
       </w:rPr>
     </w:lvl>
@@ -3518,7 +3328,7 @@
         <w:ind w:left="6480" w:hanging="360"/>
       </w:pPr>
       <w:rPr>
-        <w:rFonts w:hint="default" w:ascii="Wingdings" w:hAnsi="Wingdings"/>
+        <w:rFonts w:ascii="Wingdings" w:hAnsi="Wingdings" w:hint="default"/>
         <w:sz w:val="20"/>
       </w:rPr>
     </w:lvl>
@@ -3539,7 +3349,7 @@
         <w:ind w:left="720" w:hanging="360"/>
       </w:pPr>
       <w:rPr>
-        <w:rFonts w:hint="default" w:ascii="Symbol" w:hAnsi="Symbol"/>
+        <w:rFonts w:ascii="Symbol" w:hAnsi="Symbol" w:hint="default"/>
         <w:sz w:val="20"/>
       </w:rPr>
     </w:lvl>
@@ -3555,7 +3365,7 @@
         <w:ind w:left="1440" w:hanging="360"/>
       </w:pPr>
       <w:rPr>
-        <w:rFonts w:hint="default" w:ascii="Courier New" w:hAnsi="Courier New"/>
+        <w:rFonts w:ascii="Courier New" w:hAnsi="Courier New" w:hint="default"/>
         <w:sz w:val="20"/>
       </w:rPr>
     </w:lvl>
@@ -3571,7 +3381,7 @@
         <w:ind w:left="2160" w:hanging="360"/>
       </w:pPr>
       <w:rPr>
-        <w:rFonts w:hint="default" w:ascii="Wingdings" w:hAnsi="Wingdings"/>
+        <w:rFonts w:ascii="Wingdings" w:hAnsi="Wingdings" w:hint="default"/>
         <w:sz w:val="20"/>
       </w:rPr>
     </w:lvl>
@@ -3587,7 +3397,7 @@
         <w:ind w:left="2880" w:hanging="360"/>
       </w:pPr>
       <w:rPr>
-        <w:rFonts w:hint="default" w:ascii="Wingdings" w:hAnsi="Wingdings"/>
+        <w:rFonts w:ascii="Wingdings" w:hAnsi="Wingdings" w:hint="default"/>
         <w:sz w:val="20"/>
       </w:rPr>
     </w:lvl>
@@ -3603,7 +3413,7 @@
         <w:ind w:left="3600" w:hanging="360"/>
       </w:pPr>
       <w:rPr>
-        <w:rFonts w:hint="default" w:ascii="Wingdings" w:hAnsi="Wingdings"/>
+        <w:rFonts w:ascii="Wingdings" w:hAnsi="Wingdings" w:hint="default"/>
         <w:sz w:val="20"/>
       </w:rPr>
     </w:lvl>
@@ -3619,7 +3429,7 @@
         <w:ind w:left="4320" w:hanging="360"/>
       </w:pPr>
       <w:rPr>
-        <w:rFonts w:hint="default" w:ascii="Wingdings" w:hAnsi="Wingdings"/>
+        <w:rFonts w:ascii="Wingdings" w:hAnsi="Wingdings" w:hint="default"/>
         <w:sz w:val="20"/>
       </w:rPr>
     </w:lvl>
@@ -3635,7 +3445,7 @@
         <w:ind w:left="5040" w:hanging="360"/>
       </w:pPr>
       <w:rPr>
-        <w:rFonts w:hint="default" w:ascii="Wingdings" w:hAnsi="Wingdings"/>
+        <w:rFonts w:ascii="Wingdings" w:hAnsi="Wingdings" w:hint="default"/>
         <w:sz w:val="20"/>
       </w:rPr>
     </w:lvl>
@@ -3651,7 +3461,7 @@
         <w:ind w:left="5760" w:hanging="360"/>
       </w:pPr>
       <w:rPr>
-        <w:rFonts w:hint="default" w:ascii="Wingdings" w:hAnsi="Wingdings"/>
+        <w:rFonts w:ascii="Wingdings" w:hAnsi="Wingdings" w:hint="default"/>
         <w:sz w:val="20"/>
       </w:rPr>
     </w:lvl>
@@ -3667,7 +3477,7 @@
         <w:ind w:left="6480" w:hanging="360"/>
       </w:pPr>
       <w:rPr>
-        <w:rFonts w:hint="default" w:ascii="Wingdings" w:hAnsi="Wingdings"/>
+        <w:rFonts w:ascii="Wingdings" w:hAnsi="Wingdings" w:hint="default"/>
         <w:sz w:val="20"/>
       </w:rPr>
     </w:lvl>
@@ -3688,7 +3498,7 @@
         <w:ind w:left="720" w:hanging="360"/>
       </w:pPr>
       <w:rPr>
-        <w:rFonts w:hint="default" w:ascii="Symbol" w:hAnsi="Symbol"/>
+        <w:rFonts w:ascii="Symbol" w:hAnsi="Symbol" w:hint="default"/>
         <w:sz w:val="20"/>
       </w:rPr>
     </w:lvl>
@@ -3721,7 +3531,7 @@
         <w:ind w:left="2160" w:hanging="360"/>
       </w:pPr>
       <w:rPr>
-        <w:rFonts w:hint="default" w:ascii="Wingdings" w:hAnsi="Wingdings"/>
+        <w:rFonts w:ascii="Wingdings" w:hAnsi="Wingdings" w:hint="default"/>
         <w:sz w:val="20"/>
       </w:rPr>
     </w:lvl>
@@ -3737,7 +3547,7 @@
         <w:ind w:left="2880" w:hanging="360"/>
       </w:pPr>
       <w:rPr>
-        <w:rFonts w:hint="default" w:ascii="Wingdings" w:hAnsi="Wingdings"/>
+        <w:rFonts w:ascii="Wingdings" w:hAnsi="Wingdings" w:hint="default"/>
         <w:sz w:val="20"/>
       </w:rPr>
     </w:lvl>
@@ -3753,7 +3563,7 @@
         <w:ind w:left="3600" w:hanging="360"/>
       </w:pPr>
       <w:rPr>
-        <w:rFonts w:hint="default" w:ascii="Wingdings" w:hAnsi="Wingdings"/>
+        <w:rFonts w:ascii="Wingdings" w:hAnsi="Wingdings" w:hint="default"/>
         <w:sz w:val="20"/>
       </w:rPr>
     </w:lvl>
@@ -3769,7 +3579,7 @@
         <w:ind w:left="4320" w:hanging="360"/>
       </w:pPr>
       <w:rPr>
-        <w:rFonts w:hint="default" w:ascii="Wingdings" w:hAnsi="Wingdings"/>
+        <w:rFonts w:ascii="Wingdings" w:hAnsi="Wingdings" w:hint="default"/>
         <w:sz w:val="20"/>
       </w:rPr>
     </w:lvl>
@@ -3785,7 +3595,7 @@
         <w:ind w:left="5040" w:hanging="360"/>
       </w:pPr>
       <w:rPr>
-        <w:rFonts w:hint="default" w:ascii="Wingdings" w:hAnsi="Wingdings"/>
+        <w:rFonts w:ascii="Wingdings" w:hAnsi="Wingdings" w:hint="default"/>
         <w:sz w:val="20"/>
       </w:rPr>
     </w:lvl>
@@ -3801,7 +3611,7 @@
         <w:ind w:left="5760" w:hanging="360"/>
       </w:pPr>
       <w:rPr>
-        <w:rFonts w:hint="default" w:ascii="Wingdings" w:hAnsi="Wingdings"/>
+        <w:rFonts w:ascii="Wingdings" w:hAnsi="Wingdings" w:hint="default"/>
         <w:sz w:val="20"/>
       </w:rPr>
     </w:lvl>
@@ -3817,7 +3627,7 @@
         <w:ind w:left="6480" w:hanging="360"/>
       </w:pPr>
       <w:rPr>
-        <w:rFonts w:hint="default" w:ascii="Wingdings" w:hAnsi="Wingdings"/>
+        <w:rFonts w:ascii="Wingdings" w:hAnsi="Wingdings" w:hint="default"/>
         <w:sz w:val="20"/>
       </w:rPr>
     </w:lvl>
@@ -3838,7 +3648,7 @@
         <w:ind w:left="720" w:hanging="360"/>
       </w:pPr>
       <w:rPr>
-        <w:rFonts w:hint="default" w:ascii="Symbol" w:hAnsi="Symbol"/>
+        <w:rFonts w:ascii="Symbol" w:hAnsi="Symbol" w:hint="default"/>
         <w:sz w:val="20"/>
       </w:rPr>
     </w:lvl>
@@ -3854,7 +3664,7 @@
         <w:ind w:left="1440" w:hanging="360"/>
       </w:pPr>
       <w:rPr>
-        <w:rFonts w:hint="default" w:ascii="Courier New" w:hAnsi="Courier New"/>
+        <w:rFonts w:ascii="Courier New" w:hAnsi="Courier New" w:hint="default"/>
         <w:sz w:val="20"/>
       </w:rPr>
     </w:lvl>
@@ -3870,7 +3680,7 @@
         <w:ind w:left="2160" w:hanging="360"/>
       </w:pPr>
       <w:rPr>
-        <w:rFonts w:hint="default" w:ascii="Wingdings" w:hAnsi="Wingdings"/>
+        <w:rFonts w:ascii="Wingdings" w:hAnsi="Wingdings" w:hint="default"/>
         <w:sz w:val="20"/>
       </w:rPr>
     </w:lvl>
@@ -3886,7 +3696,7 @@
         <w:ind w:left="2880" w:hanging="360"/>
       </w:pPr>
       <w:rPr>
-        <w:rFonts w:hint="default" w:ascii="Wingdings" w:hAnsi="Wingdings"/>
+        <w:rFonts w:ascii="Wingdings" w:hAnsi="Wingdings" w:hint="default"/>
         <w:sz w:val="20"/>
       </w:rPr>
     </w:lvl>
@@ -3902,7 +3712,7 @@
         <w:ind w:left="3600" w:hanging="360"/>
       </w:pPr>
       <w:rPr>
-        <w:rFonts w:hint="default" w:ascii="Wingdings" w:hAnsi="Wingdings"/>
+        <w:rFonts w:ascii="Wingdings" w:hAnsi="Wingdings" w:hint="default"/>
         <w:sz w:val="20"/>
       </w:rPr>
     </w:lvl>
@@ -3918,7 +3728,7 @@
         <w:ind w:left="4320" w:hanging="360"/>
       </w:pPr>
       <w:rPr>
-        <w:rFonts w:hint="default" w:ascii="Wingdings" w:hAnsi="Wingdings"/>
+        <w:rFonts w:ascii="Wingdings" w:hAnsi="Wingdings" w:hint="default"/>
         <w:sz w:val="20"/>
       </w:rPr>
     </w:lvl>
@@ -3934,7 +3744,7 @@
         <w:ind w:left="5040" w:hanging="360"/>
       </w:pPr>
       <w:rPr>
-        <w:rFonts w:hint="default" w:ascii="Wingdings" w:hAnsi="Wingdings"/>
+        <w:rFonts w:ascii="Wingdings" w:hAnsi="Wingdings" w:hint="default"/>
         <w:sz w:val="20"/>
       </w:rPr>
     </w:lvl>
@@ -3950,7 +3760,7 @@
         <w:ind w:left="5760" w:hanging="360"/>
       </w:pPr>
       <w:rPr>
-        <w:rFonts w:hint="default" w:ascii="Wingdings" w:hAnsi="Wingdings"/>
+        <w:rFonts w:ascii="Wingdings" w:hAnsi="Wingdings" w:hint="default"/>
         <w:sz w:val="20"/>
       </w:rPr>
     </w:lvl>
@@ -3966,7 +3776,7 @@
         <w:ind w:left="6480" w:hanging="360"/>
       </w:pPr>
       <w:rPr>
-        <w:rFonts w:hint="default" w:ascii="Wingdings" w:hAnsi="Wingdings"/>
+        <w:rFonts w:ascii="Wingdings" w:hAnsi="Wingdings" w:hint="default"/>
         <w:sz w:val="20"/>
       </w:rPr>
     </w:lvl>
@@ -4149,7 +3959,7 @@
   <w:docDefaults>
     <w:rPrDefault>
       <w:rPr>
-        <w:rFonts w:asciiTheme="minorHAnsi" w:hAnsiTheme="minorHAnsi" w:eastAsiaTheme="minorHAnsi" w:cstheme="minorBidi"/>
+        <w:rFonts w:asciiTheme="minorHAnsi" w:eastAsiaTheme="minorHAnsi" w:hAnsiTheme="minorHAnsi" w:cstheme="minorBidi"/>
         <w:kern w:val="2"/>
         <w:sz w:val="24"/>
         <w:szCs w:val="24"/>
@@ -4166,14 +3976,14 @@
   <w:latentStyles w:defLockedState="0" w:defUIPriority="99" w:defSemiHidden="0" w:defUnhideWhenUsed="0" w:defQFormat="0" w:count="376">
     <w:lsdException w:name="Normal" w:uiPriority="0" w:qFormat="1"/>
     <w:lsdException w:name="heading 1" w:uiPriority="0" w:qFormat="1"/>
-    <w:lsdException w:name="heading 2" w:uiPriority="9" w:semiHidden="1" w:unhideWhenUsed="1" w:qFormat="1"/>
-    <w:lsdException w:name="heading 3" w:uiPriority="9" w:semiHidden="1" w:unhideWhenUsed="1" w:qFormat="1"/>
-    <w:lsdException w:name="heading 4" w:uiPriority="9" w:semiHidden="1" w:unhideWhenUsed="1" w:qFormat="1"/>
-    <w:lsdException w:name="heading 5" w:uiPriority="9" w:semiHidden="1" w:unhideWhenUsed="1" w:qFormat="1"/>
-    <w:lsdException w:name="heading 6" w:uiPriority="9" w:semiHidden="1" w:unhideWhenUsed="1" w:qFormat="1"/>
-    <w:lsdException w:name="heading 7" w:uiPriority="9" w:semiHidden="1" w:unhideWhenUsed="1" w:qFormat="1"/>
-    <w:lsdException w:name="heading 8" w:uiPriority="9" w:semiHidden="1" w:unhideWhenUsed="1" w:qFormat="1"/>
-    <w:lsdException w:name="heading 9" w:uiPriority="9" w:semiHidden="1" w:unhideWhenUsed="1" w:qFormat="1"/>
+    <w:lsdException w:name="heading 2" w:semiHidden="1" w:uiPriority="9" w:unhideWhenUsed="1" w:qFormat="1"/>
+    <w:lsdException w:name="heading 3" w:semiHidden="1" w:uiPriority="9" w:unhideWhenUsed="1" w:qFormat="1"/>
+    <w:lsdException w:name="heading 4" w:semiHidden="1" w:uiPriority="9" w:unhideWhenUsed="1" w:qFormat="1"/>
+    <w:lsdException w:name="heading 5" w:semiHidden="1" w:uiPriority="9" w:unhideWhenUsed="1" w:qFormat="1"/>
+    <w:lsdException w:name="heading 6" w:semiHidden="1" w:uiPriority="9" w:unhideWhenUsed="1" w:qFormat="1"/>
+    <w:lsdException w:name="heading 7" w:semiHidden="1" w:uiPriority="9" w:unhideWhenUsed="1" w:qFormat="1"/>
+    <w:lsdException w:name="heading 8" w:semiHidden="1" w:uiPriority="9" w:unhideWhenUsed="1" w:qFormat="1"/>
+    <w:lsdException w:name="heading 9" w:semiHidden="1" w:uiPriority="9" w:unhideWhenUsed="1" w:qFormat="1"/>
     <w:lsdException w:name="index 1" w:semiHidden="1" w:unhideWhenUsed="1"/>
     <w:lsdException w:name="index 2" w:semiHidden="1" w:unhideWhenUsed="1"/>
     <w:lsdException w:name="index 3" w:semiHidden="1" w:unhideWhenUsed="1"/>
@@ -4183,22 +3993,22 @@
     <w:lsdException w:name="index 7" w:semiHidden="1" w:unhideWhenUsed="1"/>
     <w:lsdException w:name="index 8" w:semiHidden="1" w:unhideWhenUsed="1"/>
     <w:lsdException w:name="index 9" w:semiHidden="1" w:unhideWhenUsed="1"/>
-    <w:lsdException w:name="toc 1" w:uiPriority="39" w:semiHidden="1" w:unhideWhenUsed="1"/>
-    <w:lsdException w:name="toc 2" w:uiPriority="39" w:semiHidden="1" w:unhideWhenUsed="1"/>
-    <w:lsdException w:name="toc 3" w:uiPriority="39" w:semiHidden="1" w:unhideWhenUsed="1"/>
-    <w:lsdException w:name="toc 4" w:uiPriority="39" w:semiHidden="1" w:unhideWhenUsed="1"/>
-    <w:lsdException w:name="toc 5" w:uiPriority="39" w:semiHidden="1" w:unhideWhenUsed="1"/>
-    <w:lsdException w:name="toc 6" w:uiPriority="39" w:semiHidden="1" w:unhideWhenUsed="1"/>
-    <w:lsdException w:name="toc 7" w:uiPriority="39" w:semiHidden="1" w:unhideWhenUsed="1"/>
-    <w:lsdException w:name="toc 8" w:uiPriority="39" w:semiHidden="1" w:unhideWhenUsed="1"/>
-    <w:lsdException w:name="toc 9" w:uiPriority="39" w:semiHidden="1" w:unhideWhenUsed="1"/>
+    <w:lsdException w:name="toc 1" w:semiHidden="1" w:uiPriority="39" w:unhideWhenUsed="1"/>
+    <w:lsdException w:name="toc 2" w:semiHidden="1" w:uiPriority="39" w:unhideWhenUsed="1"/>
+    <w:lsdException w:name="toc 3" w:semiHidden="1" w:uiPriority="39" w:unhideWhenUsed="1"/>
+    <w:lsdException w:name="toc 4" w:semiHidden="1" w:uiPriority="39" w:unhideWhenUsed="1"/>
+    <w:lsdException w:name="toc 5" w:semiHidden="1" w:uiPriority="39" w:unhideWhenUsed="1"/>
+    <w:lsdException w:name="toc 6" w:semiHidden="1" w:uiPriority="39" w:unhideWhenUsed="1"/>
+    <w:lsdException w:name="toc 7" w:semiHidden="1" w:uiPriority="39" w:unhideWhenUsed="1"/>
+    <w:lsdException w:name="toc 8" w:semiHidden="1" w:uiPriority="39" w:unhideWhenUsed="1"/>
+    <w:lsdException w:name="toc 9" w:semiHidden="1" w:uiPriority="39" w:unhideWhenUsed="1"/>
     <w:lsdException w:name="Normal Indent" w:semiHidden="1" w:unhideWhenUsed="1"/>
     <w:lsdException w:name="footnote text" w:semiHidden="1" w:unhideWhenUsed="1"/>
     <w:lsdException w:name="annotation text" w:semiHidden="1" w:unhideWhenUsed="1"/>
     <w:lsdException w:name="header" w:semiHidden="1" w:unhideWhenUsed="1"/>
     <w:lsdException w:name="footer" w:semiHidden="1" w:unhideWhenUsed="1"/>
     <w:lsdException w:name="index heading" w:semiHidden="1" w:unhideWhenUsed="1"/>
-    <w:lsdException w:name="caption" w:uiPriority="35" w:semiHidden="1" w:unhideWhenUsed="1" w:qFormat="1"/>
+    <w:lsdException w:name="caption" w:semiHidden="1" w:uiPriority="35" w:unhideWhenUsed="1" w:qFormat="1"/>
     <w:lsdException w:name="table of figures" w:semiHidden="1" w:unhideWhenUsed="1"/>
     <w:lsdException w:name="envelope address" w:semiHidden="1" w:unhideWhenUsed="1"/>
     <w:lsdException w:name="envelope return" w:semiHidden="1" w:unhideWhenUsed="1"/>
@@ -4229,7 +4039,7 @@
     <w:lsdException w:name="Title" w:uiPriority="10" w:qFormat="1"/>
     <w:lsdException w:name="Closing" w:semiHidden="1" w:unhideWhenUsed="1"/>
     <w:lsdException w:name="Signature" w:semiHidden="1" w:unhideWhenUsed="1"/>
-    <w:lsdException w:name="Default Paragraph Font" w:uiPriority="1" w:semiHidden="1" w:unhideWhenUsed="1"/>
+    <w:lsdException w:name="Default Paragraph Font" w:semiHidden="1" w:uiPriority="1" w:unhideWhenUsed="1"/>
     <w:lsdException w:name="Body Text" w:semiHidden="1" w:unhideWhenUsed="1"/>
     <w:lsdException w:name="Body Text Indent" w:semiHidden="1" w:unhideWhenUsed="1"/>
     <w:lsdException w:name="List Continue" w:semiHidden="1" w:unhideWhenUsed="1"/>
@@ -4429,8 +4239,8 @@
     <w:lsdException w:name="Subtle Reference" w:uiPriority="31" w:qFormat="1"/>
     <w:lsdException w:name="Intense Reference" w:uiPriority="32" w:qFormat="1"/>
     <w:lsdException w:name="Book Title" w:uiPriority="33" w:qFormat="1"/>
-    <w:lsdException w:name="Bibliography" w:uiPriority="37" w:semiHidden="1" w:unhideWhenUsed="1"/>
-    <w:lsdException w:name="TOC Heading" w:uiPriority="39" w:semiHidden="1" w:unhideWhenUsed="1" w:qFormat="1"/>
+    <w:lsdException w:name="Bibliography" w:semiHidden="1" w:uiPriority="37" w:unhideWhenUsed="1"/>
+    <w:lsdException w:name="TOC Heading" w:semiHidden="1" w:uiPriority="39" w:unhideWhenUsed="1" w:qFormat="1"/>
     <w:lsdException w:name="Plain Table 1" w:uiPriority="41"/>
     <w:lsdException w:name="Plain Table 2" w:uiPriority="42"/>
     <w:lsdException w:name="Plain Table 3" w:uiPriority="43"/>
@@ -4541,7 +4351,7 @@
     <w:lsdException w:name="Unresolved Mention" w:semiHidden="1" w:unhideWhenUsed="1"/>
     <w:lsdException w:name="Smart Link" w:semiHidden="1" w:unhideWhenUsed="1"/>
   </w:latentStyles>
-  <w:style w:type="paragraph" w:styleId="Normal" w:default="1">
+  <w:style w:type="paragraph" w:default="1" w:styleId="Standaard">
     <w:name w:val="Normal"/>
     <w:qFormat/>
     <w:rsid w:val="00C22F06"/>
@@ -4549,16 +4359,16 @@
       <w:spacing w:line="259" w:lineRule="auto"/>
     </w:pPr>
     <w:rPr>
-      <w:rFonts w:ascii="Arial" w:hAnsi="Arial" w:eastAsia="Arial" w:cs="Arial"/>
+      <w:rFonts w:ascii="Arial" w:eastAsia="Arial" w:hAnsi="Arial" w:cs="Arial"/>
       <w:sz w:val="22"/>
       <w:szCs w:val="22"/>
     </w:rPr>
   </w:style>
-  <w:style w:type="paragraph" w:styleId="Heading1">
+  <w:style w:type="paragraph" w:styleId="Kop1">
     <w:name w:val="heading 1"/>
-    <w:basedOn w:val="Normal"/>
-    <w:next w:val="Normal"/>
-    <w:link w:val="Heading1Char"/>
+    <w:basedOn w:val="Standaard"/>
+    <w:next w:val="Standaard"/>
+    <w:link w:val="Kop1Char"/>
     <w:qFormat/>
     <w:rsid w:val="003539DF"/>
     <w:pPr>
@@ -4568,17 +4378,17 @@
       <w:outlineLvl w:val="0"/>
     </w:pPr>
     <w:rPr>
-      <w:rFonts w:asciiTheme="majorHAnsi" w:hAnsiTheme="majorHAnsi" w:eastAsiaTheme="majorEastAsia" w:cstheme="majorBidi"/>
+      <w:rFonts w:asciiTheme="majorHAnsi" w:eastAsiaTheme="majorEastAsia" w:hAnsiTheme="majorHAnsi" w:cstheme="majorBidi"/>
       <w:color w:val="0F4761" w:themeColor="accent1" w:themeShade="BF"/>
       <w:sz w:val="40"/>
       <w:szCs w:val="40"/>
     </w:rPr>
   </w:style>
-  <w:style w:type="paragraph" w:styleId="Heading2">
+  <w:style w:type="paragraph" w:styleId="Kop2">
     <w:name w:val="heading 2"/>
-    <w:basedOn w:val="Normal"/>
-    <w:next w:val="Normal"/>
-    <w:link w:val="Heading2Char"/>
+    <w:basedOn w:val="Standaard"/>
+    <w:next w:val="Standaard"/>
+    <w:link w:val="Kop2Char"/>
     <w:uiPriority w:val="9"/>
     <w:unhideWhenUsed/>
     <w:qFormat/>
@@ -4590,17 +4400,17 @@
       <w:outlineLvl w:val="1"/>
     </w:pPr>
     <w:rPr>
-      <w:rFonts w:asciiTheme="majorHAnsi" w:hAnsiTheme="majorHAnsi" w:eastAsiaTheme="majorEastAsia" w:cstheme="majorBidi"/>
+      <w:rFonts w:asciiTheme="majorHAnsi" w:eastAsiaTheme="majorEastAsia" w:hAnsiTheme="majorHAnsi" w:cstheme="majorBidi"/>
       <w:color w:val="0F4761" w:themeColor="accent1" w:themeShade="BF"/>
       <w:sz w:val="32"/>
       <w:szCs w:val="32"/>
     </w:rPr>
   </w:style>
-  <w:style w:type="paragraph" w:styleId="Heading3">
+  <w:style w:type="paragraph" w:styleId="Kop3">
     <w:name w:val="heading 3"/>
-    <w:basedOn w:val="Normal"/>
-    <w:next w:val="Normal"/>
-    <w:link w:val="Heading3Char"/>
+    <w:basedOn w:val="Standaard"/>
+    <w:next w:val="Standaard"/>
+    <w:link w:val="Kop3Char"/>
     <w:uiPriority w:val="9"/>
     <w:semiHidden/>
     <w:unhideWhenUsed/>
@@ -4619,11 +4429,11 @@
       <w:szCs w:val="28"/>
     </w:rPr>
   </w:style>
-  <w:style w:type="paragraph" w:styleId="Heading4">
+  <w:style w:type="paragraph" w:styleId="Kop4">
     <w:name w:val="heading 4"/>
-    <w:basedOn w:val="Normal"/>
-    <w:next w:val="Normal"/>
-    <w:link w:val="Heading4Char"/>
+    <w:basedOn w:val="Standaard"/>
+    <w:next w:val="Standaard"/>
+    <w:link w:val="Kop4Char"/>
     <w:uiPriority w:val="9"/>
     <w:semiHidden/>
     <w:unhideWhenUsed/>
@@ -4642,11 +4452,11 @@
       <w:color w:val="0F4761" w:themeColor="accent1" w:themeShade="BF"/>
     </w:rPr>
   </w:style>
-  <w:style w:type="paragraph" w:styleId="Heading5">
+  <w:style w:type="paragraph" w:styleId="Kop5">
     <w:name w:val="heading 5"/>
-    <w:basedOn w:val="Normal"/>
-    <w:next w:val="Normal"/>
-    <w:link w:val="Heading5Char"/>
+    <w:basedOn w:val="Standaard"/>
+    <w:next w:val="Standaard"/>
+    <w:link w:val="Kop5Char"/>
     <w:uiPriority w:val="9"/>
     <w:semiHidden/>
     <w:unhideWhenUsed/>
@@ -4663,11 +4473,11 @@
       <w:color w:val="0F4761" w:themeColor="accent1" w:themeShade="BF"/>
     </w:rPr>
   </w:style>
-  <w:style w:type="paragraph" w:styleId="Heading6">
+  <w:style w:type="paragraph" w:styleId="Kop6">
     <w:name w:val="heading 6"/>
-    <w:basedOn w:val="Normal"/>
-    <w:next w:val="Normal"/>
-    <w:link w:val="Heading6Char"/>
+    <w:basedOn w:val="Standaard"/>
+    <w:next w:val="Standaard"/>
+    <w:link w:val="Kop6Char"/>
     <w:uiPriority w:val="9"/>
     <w:semiHidden/>
     <w:unhideWhenUsed/>
@@ -4686,11 +4496,11 @@
       <w:color w:val="595959" w:themeColor="text1" w:themeTint="A6"/>
     </w:rPr>
   </w:style>
-  <w:style w:type="paragraph" w:styleId="Heading7">
+  <w:style w:type="paragraph" w:styleId="Kop7">
     <w:name w:val="heading 7"/>
-    <w:basedOn w:val="Normal"/>
-    <w:next w:val="Normal"/>
-    <w:link w:val="Heading7Char"/>
+    <w:basedOn w:val="Standaard"/>
+    <w:next w:val="Standaard"/>
+    <w:link w:val="Kop7Char"/>
     <w:uiPriority w:val="9"/>
     <w:semiHidden/>
     <w:unhideWhenUsed/>
@@ -4707,11 +4517,11 @@
       <w:color w:val="595959" w:themeColor="text1" w:themeTint="A6"/>
     </w:rPr>
   </w:style>
-  <w:style w:type="paragraph" w:styleId="Heading8">
+  <w:style w:type="paragraph" w:styleId="Kop8">
     <w:name w:val="heading 8"/>
-    <w:basedOn w:val="Normal"/>
-    <w:next w:val="Normal"/>
-    <w:link w:val="Heading8Char"/>
+    <w:basedOn w:val="Standaard"/>
+    <w:next w:val="Standaard"/>
+    <w:link w:val="Kop8Char"/>
     <w:uiPriority w:val="9"/>
     <w:semiHidden/>
     <w:unhideWhenUsed/>
@@ -4730,11 +4540,11 @@
       <w:color w:val="272727" w:themeColor="text1" w:themeTint="D8"/>
     </w:rPr>
   </w:style>
-  <w:style w:type="paragraph" w:styleId="Heading9">
+  <w:style w:type="paragraph" w:styleId="Kop9">
     <w:name w:val="heading 9"/>
-    <w:basedOn w:val="Normal"/>
-    <w:next w:val="Normal"/>
-    <w:link w:val="Heading9Char"/>
+    <w:basedOn w:val="Standaard"/>
+    <w:next w:val="Standaard"/>
+    <w:link w:val="Kop9Char"/>
     <w:uiPriority w:val="9"/>
     <w:semiHidden/>
     <w:unhideWhenUsed/>
@@ -4751,13 +4561,13 @@
       <w:color w:val="272727" w:themeColor="text1" w:themeTint="D8"/>
     </w:rPr>
   </w:style>
-  <w:style w:type="character" w:styleId="DefaultParagraphFont" w:default="1">
+  <w:style w:type="character" w:default="1" w:styleId="Standaardalinea-lettertype">
     <w:name w:val="Default Paragraph Font"/>
     <w:uiPriority w:val="1"/>
     <w:semiHidden/>
     <w:unhideWhenUsed/>
   </w:style>
-  <w:style w:type="table" w:styleId="TableNormal" w:default="1">
+  <w:style w:type="table" w:default="1" w:styleId="Standaardtabel">
     <w:name w:val="Normal Table"/>
     <w:uiPriority w:val="99"/>
     <w:semiHidden/>
@@ -4772,41 +4582,41 @@
       </w:tblCellMar>
     </w:tblPr>
   </w:style>
-  <w:style w:type="numbering" w:styleId="NoList" w:default="1">
+  <w:style w:type="numbering" w:default="1" w:styleId="Geenlijst">
     <w:name w:val="No List"/>
     <w:uiPriority w:val="99"/>
     <w:semiHidden/>
     <w:unhideWhenUsed/>
   </w:style>
-  <w:style w:type="character" w:styleId="Heading1Char" w:customStyle="1">
-    <w:name w:val="Heading 1 Char"/>
-    <w:basedOn w:val="DefaultParagraphFont"/>
-    <w:link w:val="Heading1"/>
+  <w:style w:type="character" w:customStyle="1" w:styleId="Kop1Char">
+    <w:name w:val="Kop 1 Char"/>
+    <w:basedOn w:val="Standaardalinea-lettertype"/>
+    <w:link w:val="Kop1"/>
     <w:rsid w:val="003539DF"/>
     <w:rPr>
-      <w:rFonts w:asciiTheme="majorHAnsi" w:hAnsiTheme="majorHAnsi" w:eastAsiaTheme="majorEastAsia" w:cstheme="majorBidi"/>
+      <w:rFonts w:asciiTheme="majorHAnsi" w:eastAsiaTheme="majorEastAsia" w:hAnsiTheme="majorHAnsi" w:cstheme="majorBidi"/>
       <w:color w:val="0F4761" w:themeColor="accent1" w:themeShade="BF"/>
       <w:sz w:val="40"/>
       <w:szCs w:val="40"/>
     </w:rPr>
   </w:style>
-  <w:style w:type="character" w:styleId="Heading2Char" w:customStyle="1">
-    <w:name w:val="Heading 2 Char"/>
-    <w:basedOn w:val="DefaultParagraphFont"/>
-    <w:link w:val="Heading2"/>
+  <w:style w:type="character" w:customStyle="1" w:styleId="Kop2Char">
+    <w:name w:val="Kop 2 Char"/>
+    <w:basedOn w:val="Standaardalinea-lettertype"/>
+    <w:link w:val="Kop2"/>
     <w:uiPriority w:val="9"/>
     <w:rsid w:val="003539DF"/>
     <w:rPr>
-      <w:rFonts w:asciiTheme="majorHAnsi" w:hAnsiTheme="majorHAnsi" w:eastAsiaTheme="majorEastAsia" w:cstheme="majorBidi"/>
+      <w:rFonts w:asciiTheme="majorHAnsi" w:eastAsiaTheme="majorEastAsia" w:hAnsiTheme="majorHAnsi" w:cstheme="majorBidi"/>
       <w:color w:val="0F4761" w:themeColor="accent1" w:themeShade="BF"/>
       <w:sz w:val="32"/>
       <w:szCs w:val="32"/>
     </w:rPr>
   </w:style>
-  <w:style w:type="character" w:styleId="Heading3Char" w:customStyle="1">
-    <w:name w:val="Heading 3 Char"/>
-    <w:basedOn w:val="DefaultParagraphFont"/>
-    <w:link w:val="Heading3"/>
+  <w:style w:type="character" w:customStyle="1" w:styleId="Kop3Char">
+    <w:name w:val="Kop 3 Char"/>
+    <w:basedOn w:val="Standaardalinea-lettertype"/>
+    <w:link w:val="Kop3"/>
     <w:uiPriority w:val="9"/>
     <w:semiHidden/>
     <w:rsid w:val="003539DF"/>
@@ -4817,10 +4627,10 @@
       <w:szCs w:val="28"/>
     </w:rPr>
   </w:style>
-  <w:style w:type="character" w:styleId="Heading4Char" w:customStyle="1">
-    <w:name w:val="Heading 4 Char"/>
-    <w:basedOn w:val="DefaultParagraphFont"/>
-    <w:link w:val="Heading4"/>
+  <w:style w:type="character" w:customStyle="1" w:styleId="Kop4Char">
+    <w:name w:val="Kop 4 Char"/>
+    <w:basedOn w:val="Standaardalinea-lettertype"/>
+    <w:link w:val="Kop4"/>
     <w:uiPriority w:val="9"/>
     <w:semiHidden/>
     <w:rsid w:val="003539DF"/>
@@ -4831,10 +4641,10 @@
       <w:color w:val="0F4761" w:themeColor="accent1" w:themeShade="BF"/>
     </w:rPr>
   </w:style>
-  <w:style w:type="character" w:styleId="Heading5Char" w:customStyle="1">
-    <w:name w:val="Heading 5 Char"/>
-    <w:basedOn w:val="DefaultParagraphFont"/>
-    <w:link w:val="Heading5"/>
+  <w:style w:type="character" w:customStyle="1" w:styleId="Kop5Char">
+    <w:name w:val="Kop 5 Char"/>
+    <w:basedOn w:val="Standaardalinea-lettertype"/>
+    <w:link w:val="Kop5"/>
     <w:uiPriority w:val="9"/>
     <w:semiHidden/>
     <w:rsid w:val="003539DF"/>
@@ -4843,10 +4653,10 @@
       <w:color w:val="0F4761" w:themeColor="accent1" w:themeShade="BF"/>
     </w:rPr>
   </w:style>
-  <w:style w:type="character" w:styleId="Heading6Char" w:customStyle="1">
-    <w:name w:val="Heading 6 Char"/>
-    <w:basedOn w:val="DefaultParagraphFont"/>
-    <w:link w:val="Heading6"/>
+  <w:style w:type="character" w:customStyle="1" w:styleId="Kop6Char">
+    <w:name w:val="Kop 6 Char"/>
+    <w:basedOn w:val="Standaardalinea-lettertype"/>
+    <w:link w:val="Kop6"/>
     <w:uiPriority w:val="9"/>
     <w:semiHidden/>
     <w:rsid w:val="003539DF"/>
@@ -4857,10 +4667,10 @@
       <w:color w:val="595959" w:themeColor="text1" w:themeTint="A6"/>
     </w:rPr>
   </w:style>
-  <w:style w:type="character" w:styleId="Heading7Char" w:customStyle="1">
-    <w:name w:val="Heading 7 Char"/>
-    <w:basedOn w:val="DefaultParagraphFont"/>
-    <w:link w:val="Heading7"/>
+  <w:style w:type="character" w:customStyle="1" w:styleId="Kop7Char">
+    <w:name w:val="Kop 7 Char"/>
+    <w:basedOn w:val="Standaardalinea-lettertype"/>
+    <w:link w:val="Kop7"/>
     <w:uiPriority w:val="9"/>
     <w:semiHidden/>
     <w:rsid w:val="003539DF"/>
@@ -4869,10 +4679,10 @@
       <w:color w:val="595959" w:themeColor="text1" w:themeTint="A6"/>
     </w:rPr>
   </w:style>
-  <w:style w:type="character" w:styleId="Heading8Char" w:customStyle="1">
-    <w:name w:val="Heading 8 Char"/>
-    <w:basedOn w:val="DefaultParagraphFont"/>
-    <w:link w:val="Heading8"/>
+  <w:style w:type="character" w:customStyle="1" w:styleId="Kop8Char">
+    <w:name w:val="Kop 8 Char"/>
+    <w:basedOn w:val="Standaardalinea-lettertype"/>
+    <w:link w:val="Kop8"/>
     <w:uiPriority w:val="9"/>
     <w:semiHidden/>
     <w:rsid w:val="003539DF"/>
@@ -4883,10 +4693,10 @@
       <w:color w:val="272727" w:themeColor="text1" w:themeTint="D8"/>
     </w:rPr>
   </w:style>
-  <w:style w:type="character" w:styleId="Heading9Char" w:customStyle="1">
-    <w:name w:val="Heading 9 Char"/>
-    <w:basedOn w:val="DefaultParagraphFont"/>
-    <w:link w:val="Heading9"/>
+  <w:style w:type="character" w:customStyle="1" w:styleId="Kop9Char">
+    <w:name w:val="Kop 9 Char"/>
+    <w:basedOn w:val="Standaardalinea-lettertype"/>
+    <w:link w:val="Kop9"/>
     <w:uiPriority w:val="9"/>
     <w:semiHidden/>
     <w:rsid w:val="003539DF"/>
@@ -4895,11 +4705,11 @@
       <w:color w:val="272727" w:themeColor="text1" w:themeTint="D8"/>
     </w:rPr>
   </w:style>
-  <w:style w:type="paragraph" w:styleId="Title">
+  <w:style w:type="paragraph" w:styleId="Titel">
     <w:name w:val="Title"/>
-    <w:basedOn w:val="Normal"/>
-    <w:next w:val="Normal"/>
-    <w:link w:val="TitleChar"/>
+    <w:basedOn w:val="Standaard"/>
+    <w:next w:val="Standaard"/>
+    <w:link w:val="TitelChar"/>
     <w:uiPriority w:val="10"/>
     <w:qFormat/>
     <w:rsid w:val="003539DF"/>
@@ -4908,32 +4718,32 @@
       <w:contextualSpacing/>
     </w:pPr>
     <w:rPr>
-      <w:rFonts w:asciiTheme="majorHAnsi" w:hAnsiTheme="majorHAnsi" w:eastAsiaTheme="majorEastAsia" w:cstheme="majorBidi"/>
+      <w:rFonts w:asciiTheme="majorHAnsi" w:eastAsiaTheme="majorEastAsia" w:hAnsiTheme="majorHAnsi" w:cstheme="majorBidi"/>
       <w:spacing w:val="-10"/>
       <w:kern w:val="28"/>
       <w:sz w:val="56"/>
       <w:szCs w:val="56"/>
     </w:rPr>
   </w:style>
-  <w:style w:type="character" w:styleId="TitleChar" w:customStyle="1">
-    <w:name w:val="Title Char"/>
-    <w:basedOn w:val="DefaultParagraphFont"/>
-    <w:link w:val="Title"/>
+  <w:style w:type="character" w:customStyle="1" w:styleId="TitelChar">
+    <w:name w:val="Titel Char"/>
+    <w:basedOn w:val="Standaardalinea-lettertype"/>
+    <w:link w:val="Titel"/>
     <w:uiPriority w:val="10"/>
     <w:rsid w:val="003539DF"/>
     <w:rPr>
-      <w:rFonts w:asciiTheme="majorHAnsi" w:hAnsiTheme="majorHAnsi" w:eastAsiaTheme="majorEastAsia" w:cstheme="majorBidi"/>
+      <w:rFonts w:asciiTheme="majorHAnsi" w:eastAsiaTheme="majorEastAsia" w:hAnsiTheme="majorHAnsi" w:cstheme="majorBidi"/>
       <w:spacing w:val="-10"/>
       <w:kern w:val="28"/>
       <w:sz w:val="56"/>
       <w:szCs w:val="56"/>
     </w:rPr>
   </w:style>
-  <w:style w:type="paragraph" w:styleId="Subtitle">
+  <w:style w:type="paragraph" w:styleId="Ondertitel">
     <w:name w:val="Subtitle"/>
-    <w:basedOn w:val="Normal"/>
-    <w:next w:val="Normal"/>
-    <w:link w:val="SubtitleChar"/>
+    <w:basedOn w:val="Standaard"/>
+    <w:next w:val="Standaard"/>
+    <w:link w:val="OndertitelChar"/>
     <w:uiPriority w:val="11"/>
     <w:qFormat/>
     <w:rsid w:val="003539DF"/>
@@ -4950,10 +4760,10 @@
       <w:szCs w:val="28"/>
     </w:rPr>
   </w:style>
-  <w:style w:type="character" w:styleId="SubtitleChar" w:customStyle="1">
-    <w:name w:val="Subtitle Char"/>
-    <w:basedOn w:val="DefaultParagraphFont"/>
-    <w:link w:val="Subtitle"/>
+  <w:style w:type="character" w:customStyle="1" w:styleId="OndertitelChar">
+    <w:name w:val="Ondertitel Char"/>
+    <w:basedOn w:val="Standaardalinea-lettertype"/>
+    <w:link w:val="Ondertitel"/>
     <w:uiPriority w:val="11"/>
     <w:rsid w:val="003539DF"/>
     <w:rPr>
@@ -4964,11 +4774,11 @@
       <w:szCs w:val="28"/>
     </w:rPr>
   </w:style>
-  <w:style w:type="paragraph" w:styleId="Quote">
+  <w:style w:type="paragraph" w:styleId="Citaat">
     <w:name w:val="Quote"/>
-    <w:basedOn w:val="Normal"/>
-    <w:next w:val="Normal"/>
-    <w:link w:val="QuoteChar"/>
+    <w:basedOn w:val="Standaard"/>
+    <w:next w:val="Standaard"/>
+    <w:link w:val="CitaatChar"/>
     <w:uiPriority w:val="29"/>
     <w:qFormat/>
     <w:rsid w:val="003539DF"/>
@@ -4982,10 +4792,10 @@
       <w:color w:val="404040" w:themeColor="text1" w:themeTint="BF"/>
     </w:rPr>
   </w:style>
-  <w:style w:type="character" w:styleId="QuoteChar" w:customStyle="1">
-    <w:name w:val="Quote Char"/>
-    <w:basedOn w:val="DefaultParagraphFont"/>
-    <w:link w:val="Quote"/>
+  <w:style w:type="character" w:customStyle="1" w:styleId="CitaatChar">
+    <w:name w:val="Citaat Char"/>
+    <w:basedOn w:val="Standaardalinea-lettertype"/>
+    <w:link w:val="Citaat"/>
     <w:uiPriority w:val="29"/>
     <w:rsid w:val="003539DF"/>
     <w:rPr>
@@ -4994,10 +4804,10 @@
       <w:color w:val="404040" w:themeColor="text1" w:themeTint="BF"/>
     </w:rPr>
   </w:style>
-  <w:style w:type="paragraph" w:styleId="ListParagraph">
+  <w:style w:type="paragraph" w:styleId="Lijstalinea">
     <w:name w:val="List Paragraph"/>
-    <w:basedOn w:val="Normal"/>
-    <w:link w:val="ListParagraphChar"/>
+    <w:basedOn w:val="Standaard"/>
+    <w:link w:val="LijstalineaChar"/>
     <w:uiPriority w:val="34"/>
     <w:qFormat/>
     <w:rsid w:val="003539DF"/>
@@ -5006,9 +4816,9 @@
       <w:contextualSpacing/>
     </w:pPr>
   </w:style>
-  <w:style w:type="character" w:styleId="IntenseEmphasis">
+  <w:style w:type="character" w:styleId="Intensievebenadrukking">
     <w:name w:val="Intense Emphasis"/>
-    <w:basedOn w:val="DefaultParagraphFont"/>
+    <w:basedOn w:val="Standaardalinea-lettertype"/>
     <w:uiPriority w:val="21"/>
     <w:qFormat/>
     <w:rsid w:val="003539DF"/>
@@ -5018,18 +4828,18 @@
       <w:color w:val="0F4761" w:themeColor="accent1" w:themeShade="BF"/>
     </w:rPr>
   </w:style>
-  <w:style w:type="paragraph" w:styleId="IntenseQuote">
+  <w:style w:type="paragraph" w:styleId="Duidelijkcitaat">
     <w:name w:val="Intense Quote"/>
-    <w:basedOn w:val="Normal"/>
-    <w:next w:val="Normal"/>
-    <w:link w:val="IntenseQuoteChar"/>
+    <w:basedOn w:val="Standaard"/>
+    <w:next w:val="Standaard"/>
+    <w:link w:val="DuidelijkcitaatChar"/>
     <w:uiPriority w:val="30"/>
     <w:qFormat/>
     <w:rsid w:val="003539DF"/>
     <w:pPr>
       <w:pBdr>
-        <w:top w:val="single" w:color="0F4761" w:themeColor="accent1" w:themeShade="BF" w:sz="4" w:space="10"/>
-        <w:bottom w:val="single" w:color="0F4761" w:themeColor="accent1" w:themeShade="BF" w:sz="4" w:space="10"/>
+        <w:top w:val="single" w:sz="4" w:space="10" w:color="0F4761" w:themeColor="accent1" w:themeShade="BF"/>
+        <w:bottom w:val="single" w:sz="4" w:space="10" w:color="0F4761" w:themeColor="accent1" w:themeShade="BF"/>
       </w:pBdr>
       <w:spacing w:before="360" w:after="360"/>
       <w:ind w:left="864" w:right="864"/>
@@ -5041,10 +4851,10 @@
       <w:color w:val="0F4761" w:themeColor="accent1" w:themeShade="BF"/>
     </w:rPr>
   </w:style>
-  <w:style w:type="character" w:styleId="IntenseQuoteChar" w:customStyle="1">
-    <w:name w:val="Intense Quote Char"/>
-    <w:basedOn w:val="DefaultParagraphFont"/>
-    <w:link w:val="IntenseQuote"/>
+  <w:style w:type="character" w:customStyle="1" w:styleId="DuidelijkcitaatChar">
+    <w:name w:val="Duidelijk citaat Char"/>
+    <w:basedOn w:val="Standaardalinea-lettertype"/>
+    <w:link w:val="Duidelijkcitaat"/>
     <w:uiPriority w:val="30"/>
     <w:rsid w:val="003539DF"/>
     <w:rPr>
@@ -5053,9 +4863,9 @@
       <w:color w:val="0F4761" w:themeColor="accent1" w:themeShade="BF"/>
     </w:rPr>
   </w:style>
-  <w:style w:type="character" w:styleId="IntenseReference">
+  <w:style w:type="character" w:styleId="Intensieveverwijzing">
     <w:name w:val="Intense Reference"/>
-    <w:basedOn w:val="DefaultParagraphFont"/>
+    <w:basedOn w:val="Standaardalinea-lettertype"/>
     <w:uiPriority w:val="32"/>
     <w:qFormat/>
     <w:rsid w:val="003539DF"/>
@@ -5067,17 +4877,17 @@
       <w:spacing w:val="5"/>
     </w:rPr>
   </w:style>
-  <w:style w:type="character" w:styleId="ListParagraphChar" w:customStyle="1">
-    <w:name w:val="List Paragraph Char"/>
-    <w:basedOn w:val="DefaultParagraphFont"/>
-    <w:link w:val="ListParagraph"/>
+  <w:style w:type="character" w:customStyle="1" w:styleId="LijstalineaChar">
+    <w:name w:val="Lijstalinea Char"/>
+    <w:basedOn w:val="Standaardalinea-lettertype"/>
+    <w:link w:val="Lijstalinea"/>
     <w:uiPriority w:val="34"/>
     <w:qFormat/>
     <w:rsid w:val="00C22F06"/>
   </w:style>
-  <w:style w:type="table" w:styleId="TableGrid">
+  <w:style w:type="table" w:styleId="Tabelraster">
     <w:name w:val="Table Grid"/>
-    <w:basedOn w:val="TableNormal"/>
+    <w:basedOn w:val="Standaardtabel"/>
     <w:uiPriority w:val="39"/>
     <w:rsid w:val="00C22F06"/>
     <w:pPr>
@@ -5089,19 +4899,19 @@
     </w:rPr>
     <w:tblPr>
       <w:tblBorders>
-        <w:top w:val="single" w:color="auto" w:sz="4" w:space="0"/>
-        <w:left w:val="single" w:color="auto" w:sz="4" w:space="0"/>
-        <w:bottom w:val="single" w:color="auto" w:sz="4" w:space="0"/>
-        <w:right w:val="single" w:color="auto" w:sz="4" w:space="0"/>
-        <w:insideH w:val="single" w:color="auto" w:sz="4" w:space="0"/>
-        <w:insideV w:val="single" w:color="auto" w:sz="4" w:space="0"/>
+        <w:top w:val="single" w:sz="4" w:space="0" w:color="auto"/>
+        <w:left w:val="single" w:sz="4" w:space="0" w:color="auto"/>
+        <w:bottom w:val="single" w:sz="4" w:space="0" w:color="auto"/>
+        <w:right w:val="single" w:sz="4" w:space="0" w:color="auto"/>
+        <w:insideH w:val="single" w:sz="4" w:space="0" w:color="auto"/>
+        <w:insideV w:val="single" w:sz="4" w:space="0" w:color="auto"/>
       </w:tblBorders>
     </w:tblPr>
   </w:style>
-  <w:style w:type="paragraph" w:styleId="Header">
+  <w:style w:type="paragraph" w:styleId="Koptekst">
     <w:name w:val="header"/>
-    <w:basedOn w:val="Normal"/>
-    <w:link w:val="HeaderChar"/>
+    <w:basedOn w:val="Standaard"/>
+    <w:link w:val="KoptekstChar"/>
     <w:uiPriority w:val="99"/>
     <w:unhideWhenUsed/>
     <w:rsid w:val="00F65961"/>
@@ -5113,10 +4923,10 @@
       <w:spacing w:after="0" w:line="240" w:lineRule="auto"/>
     </w:pPr>
   </w:style>
-  <w:style w:type="character" w:styleId="HeaderChar" w:customStyle="1">
-    <w:name w:val="Header Char"/>
-    <w:basedOn w:val="DefaultParagraphFont"/>
-    <w:link w:val="Header"/>
+  <w:style w:type="character" w:customStyle="1" w:styleId="KoptekstChar">
+    <w:name w:val="Koptekst Char"/>
+    <w:basedOn w:val="Standaardalinea-lettertype"/>
+    <w:link w:val="Koptekst"/>
     <w:uiPriority w:val="99"/>
     <w:rsid w:val="00F65961"/>
     <w:rPr>
@@ -5125,10 +4935,10 @@
       <w:lang w:val="en-GB"/>
     </w:rPr>
   </w:style>
-  <w:style w:type="paragraph" w:styleId="Footer">
+  <w:style w:type="paragraph" w:styleId="Voettekst">
     <w:name w:val="footer"/>
-    <w:basedOn w:val="Normal"/>
-    <w:link w:val="FooterChar"/>
+    <w:basedOn w:val="Standaard"/>
+    <w:link w:val="VoettekstChar"/>
     <w:uiPriority w:val="99"/>
     <w:unhideWhenUsed/>
     <w:rsid w:val="00F65961"/>
@@ -5140,10 +4950,10 @@
       <w:spacing w:after="0" w:line="240" w:lineRule="auto"/>
     </w:pPr>
   </w:style>
-  <w:style w:type="character" w:styleId="FooterChar" w:customStyle="1">
-    <w:name w:val="Footer Char"/>
-    <w:basedOn w:val="DefaultParagraphFont"/>
-    <w:link w:val="Footer"/>
+  <w:style w:type="character" w:customStyle="1" w:styleId="VoettekstChar">
+    <w:name w:val="Voettekst Char"/>
+    <w:basedOn w:val="Standaardalinea-lettertype"/>
+    <w:link w:val="Voettekst"/>
     <w:uiPriority w:val="99"/>
     <w:rsid w:val="00F65961"/>
     <w:rPr>
@@ -5152,9 +4962,9 @@
       <w:lang w:val="en-GB"/>
     </w:rPr>
   </w:style>
-  <w:style w:type="character" w:styleId="CommentReference">
+  <w:style w:type="character" w:styleId="Verwijzingopmerking">
     <w:name w:val="annotation reference"/>
-    <w:basedOn w:val="DefaultParagraphFont"/>
+    <w:basedOn w:val="Standaardalinea-lettertype"/>
     <w:uiPriority w:val="99"/>
     <w:semiHidden/>
     <w:unhideWhenUsed/>
@@ -5164,10 +4974,10 @@
       <w:szCs w:val="16"/>
     </w:rPr>
   </w:style>
-  <w:style w:type="paragraph" w:styleId="CommentText">
+  <w:style w:type="paragraph" w:styleId="Tekstopmerking">
     <w:name w:val="annotation text"/>
-    <w:basedOn w:val="Normal"/>
-    <w:link w:val="CommentTextChar"/>
+    <w:basedOn w:val="Standaard"/>
+    <w:link w:val="TekstopmerkingChar"/>
     <w:uiPriority w:val="99"/>
     <w:unhideWhenUsed/>
     <w:rsid w:val="002C3698"/>
@@ -5180,10 +4990,10 @@
       <w:lang w:val="en-GB"/>
     </w:rPr>
   </w:style>
-  <w:style w:type="character" w:styleId="CommentTextChar" w:customStyle="1">
-    <w:name w:val="Comment Text Char"/>
-    <w:basedOn w:val="DefaultParagraphFont"/>
-    <w:link w:val="CommentText"/>
+  <w:style w:type="character" w:customStyle="1" w:styleId="TekstopmerkingChar">
+    <w:name w:val="Tekst opmerking Char"/>
+    <w:basedOn w:val="Standaardalinea-lettertype"/>
+    <w:link w:val="Tekstopmerking"/>
     <w:uiPriority w:val="99"/>
     <w:rsid w:val="002C3698"/>
     <w:rPr>
@@ -5194,7 +5004,7 @@
   </w:style>
   <w:style w:type="character" w:styleId="Hyperlink">
     <w:name w:val="Hyperlink"/>
-    <w:basedOn w:val="DefaultParagraphFont"/>
+    <w:basedOn w:val="Standaardalinea-lettertype"/>
     <w:uiPriority w:val="99"/>
     <w:unhideWhenUsed/>
     <w:rsid w:val="007E4F29"/>
@@ -5203,9 +5013,9 @@
       <w:u w:val="single"/>
     </w:rPr>
   </w:style>
-  <w:style w:type="paragraph" w:styleId="CoverBold" w:customStyle="1">
+  <w:style w:type="paragraph" w:customStyle="1" w:styleId="CoverBold">
     <w:name w:val="CoverBold"/>
-    <w:basedOn w:val="Normal"/>
+    <w:basedOn w:val="Standaard"/>
     <w:link w:val="CoverBoldChar"/>
     <w:rsid w:val="007E4F29"/>
     <w:pPr>
@@ -5218,7 +5028,7 @@
       <w:jc w:val="both"/>
     </w:pPr>
     <w:rPr>
-      <w:rFonts w:ascii="Arial" w:hAnsi="Arial" w:eastAsia="Times New Roman" w:cs="Arial"/>
+      <w:rFonts w:eastAsia="Times New Roman"/>
       <w:b/>
       <w:kern w:val="0"/>
       <w:sz w:val="28"/>
@@ -5227,12 +5037,12 @@
       <w14:ligatures w14:val="none"/>
     </w:rPr>
   </w:style>
-  <w:style w:type="character" w:styleId="CoverBoldChar" w:customStyle="1">
+  <w:style w:type="character" w:customStyle="1" w:styleId="CoverBoldChar">
     <w:name w:val="CoverBold Char"/>
     <w:link w:val="CoverBold"/>
     <w:rsid w:val="007E4F29"/>
     <w:rPr>
-      <w:rFonts w:ascii="Arial" w:hAnsi="Arial" w:eastAsia="Times New Roman" w:cs="Arial"/>
+      <w:rFonts w:ascii="Arial" w:eastAsia="Times New Roman" w:hAnsi="Arial" w:cs="Arial"/>
       <w:b/>
       <w:kern w:val="0"/>
       <w:sz w:val="28"/>
@@ -5241,9 +5051,9 @@
       <w14:ligatures w14:val="none"/>
     </w:rPr>
   </w:style>
-  <w:style w:type="paragraph" w:styleId="TableParagraph" w:customStyle="1">
+  <w:style w:type="paragraph" w:customStyle="1" w:styleId="TableParagraph">
     <w:name w:val="Table Paragraph"/>
-    <w:basedOn w:val="Normal"/>
+    <w:basedOn w:val="Standaard"/>
     <w:uiPriority w:val="1"/>
     <w:qFormat/>
     <w:rsid w:val="007E4F29"/>
@@ -5252,15 +5062,15 @@
       <w:spacing w:after="0" w:line="240" w:lineRule="auto"/>
     </w:pPr>
     <w:rPr>
-      <w:rFonts w:ascii="Calibri" w:hAnsi="Calibri" w:eastAsia="Calibri" w:cs="Times New Roman"/>
+      <w:rFonts w:ascii="Calibri" w:eastAsia="Calibri" w:hAnsi="Calibri" w:cs="Times New Roman"/>
       <w:kern w:val="0"/>
       <w:lang w:val="en-US"/>
       <w14:ligatures w14:val="none"/>
     </w:rPr>
   </w:style>
-  <w:style w:type="table" w:styleId="Vragenlijst" w:customStyle="1">
+  <w:style w:type="table" w:customStyle="1" w:styleId="Vragenlijst">
     <w:name w:val="Vragenlijst"/>
-    <w:basedOn w:val="TableNormal"/>
+    <w:basedOn w:val="Standaardtabel"/>
     <w:uiPriority w:val="99"/>
     <w:rsid w:val="007E4F29"/>
     <w:pPr>
@@ -5295,9 +5105,9 @@
       </w:tcPr>
     </w:tblStylePr>
   </w:style>
-  <w:style w:type="table" w:styleId="Stijl1" w:customStyle="1">
+  <w:style w:type="table" w:customStyle="1" w:styleId="Stijl1">
     <w:name w:val="Stijl1"/>
-    <w:basedOn w:val="TableNormal"/>
+    <w:basedOn w:val="Standaardtabel"/>
     <w:uiPriority w:val="99"/>
     <w:rsid w:val="007E4F29"/>
     <w:pPr>
@@ -5323,16 +5133,16 @@
       </w:tcPr>
     </w:tblStylePr>
   </w:style>
-  <w:style w:type="paragraph" w:styleId="EndNoteBibliography" w:customStyle="1">
+  <w:style w:type="paragraph" w:customStyle="1" w:styleId="EndNoteBibliography">
     <w:name w:val="EndNote Bibliography"/>
-    <w:basedOn w:val="Normal"/>
+    <w:basedOn w:val="Standaard"/>
     <w:link w:val="EndNoteBibliographyChar"/>
     <w:rsid w:val="007E4F29"/>
     <w:pPr>
       <w:spacing w:after="0" w:line="240" w:lineRule="auto"/>
     </w:pPr>
     <w:rPr>
-      <w:rFonts w:ascii="Univers" w:hAnsi="Univers" w:eastAsia="Times New Roman" w:cs="Times New Roman"/>
+      <w:rFonts w:ascii="Univers" w:eastAsia="Times New Roman" w:hAnsi="Univers" w:cs="Times New Roman"/>
       <w:noProof/>
       <w:kern w:val="0"/>
       <w:sz w:val="20"/>
@@ -5341,13 +5151,13 @@
       <w14:ligatures w14:val="none"/>
     </w:rPr>
   </w:style>
-  <w:style w:type="character" w:styleId="EndNoteBibliographyChar" w:customStyle="1">
+  <w:style w:type="character" w:customStyle="1" w:styleId="EndNoteBibliographyChar">
     <w:name w:val="EndNote Bibliography Char"/>
-    <w:basedOn w:val="DefaultParagraphFont"/>
+    <w:basedOn w:val="Standaardalinea-lettertype"/>
     <w:link w:val="EndNoteBibliography"/>
     <w:rsid w:val="007E4F29"/>
     <w:rPr>
-      <w:rFonts w:ascii="Univers" w:hAnsi="Univers" w:eastAsia="Times New Roman" w:cs="Times New Roman"/>
+      <w:rFonts w:ascii="Univers" w:eastAsia="Times New Roman" w:hAnsi="Univers" w:cs="Times New Roman"/>
       <w:noProof/>
       <w:kern w:val="0"/>
       <w:sz w:val="20"/>
@@ -5360,7 +5170,7 @@
 </file>
 
 <file path=word/theme/theme1.xml><?xml version="1.0" encoding="utf-8"?>
-<a:theme xmlns:a="http://schemas.openxmlformats.org/drawingml/2006/main" xmlns:thm15="http://schemas.microsoft.com/office/thememl/2012/main" name="Office Theme">
+<a:theme xmlns:a="http://schemas.openxmlformats.org/drawingml/2006/main" name="Office Theme">
   <a:themeElements>
     <a:clrScheme name="Office">
       <a:dk1>
@@ -5846,13 +5656,36 @@
 </file>
 
 <file path=customXml/itemProps1.xml><?xml version="1.0" encoding="utf-8"?>
-<ds:datastoreItem xmlns:ds="http://schemas.openxmlformats.org/officeDocument/2006/customXml" ds:itemID="{8B514B7C-E6A5-4E3F-B785-5EC4771164C4}"/>
+<ds:datastoreItem xmlns:ds="http://schemas.openxmlformats.org/officeDocument/2006/customXml" ds:itemID="{8B514B7C-E6A5-4E3F-B785-5EC4771164C4}">
+  <ds:schemaRefs>
+    <ds:schemaRef ds:uri="http://schemas.microsoft.com/office/2006/metadata/contentType"/>
+    <ds:schemaRef ds:uri="http://schemas.microsoft.com/office/2006/metadata/properties/metaAttributes"/>
+    <ds:schemaRef ds:uri="http://www.w3.org/2001/XMLSchema"/>
+    <ds:schemaRef ds:uri="http://schemas.microsoft.com/office/2006/metadata/properties"/>
+    <ds:schemaRef ds:uri="f44e6bd5-09db-4117-8b15-adf399208dc6"/>
+    <ds:schemaRef ds:uri="http://schemas.microsoft.com/office/2006/documentManagement/types"/>
+    <ds:schemaRef ds:uri="http://schemas.microsoft.com/office/infopath/2007/PartnerControls"/>
+    <ds:schemaRef ds:uri="http://schemas.openxmlformats.org/package/2006/metadata/core-properties"/>
+    <ds:schemaRef ds:uri="http://purl.org/dc/elements/1.1/"/>
+    <ds:schemaRef ds:uri="http://purl.org/dc/terms/"/>
+    <ds:schemaRef ds:uri="http://schemas.microsoft.com/internal/obd"/>
+  </ds:schemaRefs>
+</ds:datastoreItem>
 </file>
 
 <file path=customXml/itemProps2.xml><?xml version="1.0" encoding="utf-8"?>
-<ds:datastoreItem xmlns:ds="http://schemas.openxmlformats.org/officeDocument/2006/customXml" ds:itemID="{D6BD6BFB-0F26-43D7-BB65-D19CF45E48DD}"/>
+<ds:datastoreItem xmlns:ds="http://schemas.openxmlformats.org/officeDocument/2006/customXml" ds:itemID="{D6BD6BFB-0F26-43D7-BB65-D19CF45E48DD}">
+  <ds:schemaRefs>
+    <ds:schemaRef ds:uri="http://schemas.microsoft.com/sharepoint/v3/contenttype/forms"/>
+  </ds:schemaRefs>
+</ds:datastoreItem>
 </file>
 
 <file path=customXml/itemProps3.xml><?xml version="1.0" encoding="utf-8"?>
-<ds:datastoreItem xmlns:ds="http://schemas.openxmlformats.org/officeDocument/2006/customXml" ds:itemID="{AC356F61-17F3-4746-A4F7-5D57A78EBEB1}"/>
+<ds:datastoreItem xmlns:ds="http://schemas.openxmlformats.org/officeDocument/2006/customXml" ds:itemID="{AC356F61-17F3-4746-A4F7-5D57A78EBEB1}">
+  <ds:schemaRefs>
+    <ds:schemaRef ds:uri="http://schemas.microsoft.com/office/2006/metadata/properties"/>
+    <ds:schemaRef ds:uri="http://schemas.microsoft.com/office/infopath/2007/PartnerControls"/>
+  </ds:schemaRefs>
+</ds:datastoreItem>
 </file>